--- a/Documentaion/SRS.docx
+++ b/Documentaion/SRS.docx
@@ -4,6 +4,7 @@
   <w:body>
     <w:p>
       <w:pPr>
+        <w:jc w:val="both"/>
         <w:rPr>
           <w:rFonts w:ascii="Arial" w:hAnsi="Arial" w:cs="Arial"/>
           <w:b/>
@@ -21,6 +22,7 @@
     </w:p>
     <w:p>
       <w:pPr>
+        <w:jc w:val="both"/>
         <w:rPr>
           <w:rFonts w:ascii="Arial" w:hAnsi="Arial" w:cs="Arial"/>
         </w:rPr>
@@ -48,6 +50,7 @@
     </w:p>
     <w:p>
       <w:pPr>
+        <w:jc w:val="both"/>
         <w:rPr>
           <w:rFonts w:ascii="Arial" w:hAnsi="Arial" w:cs="Arial"/>
         </w:rPr>
@@ -63,6 +66,7 @@
     </w:p>
     <w:p>
       <w:pPr>
+        <w:jc w:val="both"/>
         <w:rPr>
           <w:rFonts w:ascii="Arial" w:hAnsi="Arial" w:cs="Arial"/>
           <w:b/>
@@ -84,6 +88,7 @@
           <w:ilvl w:val="0"/>
           <w:numId w:val="1"/>
         </w:numPr>
+        <w:jc w:val="both"/>
         <w:rPr>
           <w:rFonts w:ascii="Arial" w:hAnsi="Arial" w:cs="Arial"/>
         </w:rPr>
@@ -109,6 +114,7 @@
           <w:ilvl w:val="0"/>
           <w:numId w:val="1"/>
         </w:numPr>
+        <w:jc w:val="both"/>
         <w:rPr>
           <w:rFonts w:ascii="Arial" w:hAnsi="Arial" w:cs="Arial"/>
         </w:rPr>
@@ -134,6 +140,7 @@
           <w:ilvl w:val="1"/>
           <w:numId w:val="1"/>
         </w:numPr>
+        <w:jc w:val="both"/>
         <w:rPr>
           <w:rFonts w:ascii="Arial" w:hAnsi="Arial" w:cs="Arial"/>
         </w:rPr>
@@ -151,6 +158,7 @@
           <w:ilvl w:val="1"/>
           <w:numId w:val="1"/>
         </w:numPr>
+        <w:jc w:val="both"/>
         <w:rPr>
           <w:rFonts w:ascii="Arial" w:hAnsi="Arial" w:cs="Arial"/>
         </w:rPr>
@@ -168,6 +176,7 @@
           <w:ilvl w:val="1"/>
           <w:numId w:val="1"/>
         </w:numPr>
+        <w:jc w:val="both"/>
         <w:rPr>
           <w:rFonts w:ascii="Arial" w:hAnsi="Arial" w:cs="Arial"/>
         </w:rPr>
@@ -185,6 +194,7 @@
           <w:ilvl w:val="1"/>
           <w:numId w:val="1"/>
         </w:numPr>
+        <w:jc w:val="both"/>
         <w:rPr>
           <w:rFonts w:ascii="Arial" w:hAnsi="Arial" w:cs="Arial"/>
         </w:rPr>
@@ -198,6 +208,7 @@
     </w:p>
     <w:p>
       <w:pPr>
+        <w:jc w:val="both"/>
         <w:rPr>
           <w:rFonts w:ascii="Arial" w:hAnsi="Arial" w:cs="Arial"/>
         </w:rPr>
@@ -213,6 +224,7 @@
     </w:p>
     <w:p>
       <w:pPr>
+        <w:jc w:val="both"/>
         <w:rPr>
           <w:rFonts w:ascii="Arial" w:hAnsi="Arial" w:cs="Arial"/>
           <w:b/>
@@ -234,6 +246,7 @@
           <w:ilvl w:val="0"/>
           <w:numId w:val="2"/>
         </w:numPr>
+        <w:jc w:val="both"/>
         <w:rPr>
           <w:rFonts w:ascii="Arial" w:hAnsi="Arial" w:cs="Arial"/>
         </w:rPr>
@@ -259,6 +272,7 @@
           <w:ilvl w:val="0"/>
           <w:numId w:val="2"/>
         </w:numPr>
+        <w:jc w:val="both"/>
         <w:rPr>
           <w:rFonts w:ascii="Arial" w:hAnsi="Arial" w:cs="Arial"/>
         </w:rPr>
@@ -284,6 +298,7 @@
           <w:ilvl w:val="1"/>
           <w:numId w:val="2"/>
         </w:numPr>
+        <w:jc w:val="both"/>
         <w:rPr>
           <w:rFonts w:ascii="Arial" w:hAnsi="Arial" w:cs="Arial"/>
         </w:rPr>
@@ -301,6 +316,7 @@
           <w:ilvl w:val="1"/>
           <w:numId w:val="2"/>
         </w:numPr>
+        <w:jc w:val="both"/>
         <w:rPr>
           <w:rFonts w:ascii="Arial" w:hAnsi="Arial" w:cs="Arial"/>
         </w:rPr>
@@ -318,6 +334,7 @@
           <w:ilvl w:val="1"/>
           <w:numId w:val="2"/>
         </w:numPr>
+        <w:jc w:val="both"/>
         <w:rPr>
           <w:rFonts w:ascii="Arial" w:hAnsi="Arial" w:cs="Arial"/>
         </w:rPr>
@@ -335,6 +352,7 @@
           <w:ilvl w:val="1"/>
           <w:numId w:val="2"/>
         </w:numPr>
+        <w:jc w:val="both"/>
         <w:rPr>
           <w:rFonts w:ascii="Arial" w:hAnsi="Arial" w:cs="Arial"/>
         </w:rPr>
@@ -348,6 +366,7 @@
     </w:p>
     <w:p>
       <w:pPr>
+        <w:jc w:val="both"/>
         <w:rPr>
           <w:rFonts w:ascii="Arial" w:hAnsi="Arial" w:cs="Arial"/>
         </w:rPr>
@@ -363,6 +382,7 @@
     </w:p>
     <w:p>
       <w:pPr>
+        <w:jc w:val="both"/>
         <w:rPr>
           <w:rFonts w:ascii="Arial" w:hAnsi="Arial" w:cs="Arial"/>
           <w:b/>
@@ -384,6 +404,7 @@
           <w:ilvl w:val="0"/>
           <w:numId w:val="3"/>
         </w:numPr>
+        <w:jc w:val="both"/>
         <w:rPr>
           <w:rFonts w:ascii="Arial" w:hAnsi="Arial" w:cs="Arial"/>
         </w:rPr>
@@ -409,6 +430,7 @@
           <w:ilvl w:val="0"/>
           <w:numId w:val="3"/>
         </w:numPr>
+        <w:jc w:val="both"/>
         <w:rPr>
           <w:rFonts w:ascii="Arial" w:hAnsi="Arial" w:cs="Arial"/>
         </w:rPr>
@@ -434,6 +456,7 @@
           <w:ilvl w:val="1"/>
           <w:numId w:val="3"/>
         </w:numPr>
+        <w:jc w:val="both"/>
         <w:rPr>
           <w:rFonts w:ascii="Arial" w:hAnsi="Arial" w:cs="Arial"/>
         </w:rPr>
@@ -451,6 +474,7 @@
           <w:ilvl w:val="1"/>
           <w:numId w:val="3"/>
         </w:numPr>
+        <w:jc w:val="both"/>
         <w:rPr>
           <w:rFonts w:ascii="Arial" w:hAnsi="Arial" w:cs="Arial"/>
         </w:rPr>
@@ -468,6 +492,7 @@
           <w:ilvl w:val="1"/>
           <w:numId w:val="3"/>
         </w:numPr>
+        <w:jc w:val="both"/>
         <w:rPr>
           <w:rFonts w:ascii="Arial" w:hAnsi="Arial" w:cs="Arial"/>
         </w:rPr>
@@ -485,6 +510,7 @@
           <w:ilvl w:val="1"/>
           <w:numId w:val="3"/>
         </w:numPr>
+        <w:jc w:val="both"/>
         <w:rPr>
           <w:rFonts w:ascii="Arial" w:hAnsi="Arial" w:cs="Arial"/>
         </w:rPr>
@@ -498,15 +524,15 @@
     </w:p>
     <w:p>
       <w:pPr>
-        <w:rPr>
-          <w:rFonts w:ascii="Arial" w:hAnsi="Arial" w:cs="Arial"/>
-        </w:rPr>
-      </w:pPr>
-      <w:r>
-        <w:rPr>
-          <w:rFonts w:ascii="Arial" w:hAnsi="Arial" w:cs="Arial"/>
-        </w:rPr>
-        <w:lastRenderedPageBreak/>
+        <w:jc w:val="both"/>
+        <w:rPr>
+          <w:rFonts w:ascii="Arial" w:hAnsi="Arial" w:cs="Arial"/>
+        </w:rPr>
+      </w:pPr>
+      <w:r>
+        <w:rPr>
+          <w:rFonts w:ascii="Arial" w:hAnsi="Arial" w:cs="Arial"/>
+        </w:rPr>
         <w:pict w14:anchorId="3AB1F5D6">
           <v:rect id="_x0000_i1028" style="width:0;height:1.5pt" o:hralign="center" o:hrstd="t" o:hr="t" fillcolor="#a0a0a0" stroked="f"/>
         </w:pict>
@@ -514,18 +540,20 @@
     </w:p>
     <w:p>
       <w:pPr>
-        <w:rPr>
-          <w:rFonts w:ascii="Arial" w:hAnsi="Arial" w:cs="Arial"/>
-          <w:b/>
-          <w:bCs/>
-        </w:rPr>
-      </w:pPr>
-      <w:r>
-        <w:rPr>
-          <w:rFonts w:ascii="Arial" w:hAnsi="Arial" w:cs="Arial"/>
-          <w:b/>
-          <w:bCs/>
-        </w:rPr>
+        <w:jc w:val="both"/>
+        <w:rPr>
+          <w:rFonts w:ascii="Arial" w:hAnsi="Arial" w:cs="Arial"/>
+          <w:b/>
+          <w:bCs/>
+        </w:rPr>
+      </w:pPr>
+      <w:r>
+        <w:rPr>
+          <w:rFonts w:ascii="Arial" w:hAnsi="Arial" w:cs="Arial"/>
+          <w:b/>
+          <w:bCs/>
+        </w:rPr>
+        <w:lastRenderedPageBreak/>
         <w:t>4. Gamification Features</w:t>
       </w:r>
     </w:p>
@@ -535,6 +563,7 @@
           <w:ilvl w:val="0"/>
           <w:numId w:val="4"/>
         </w:numPr>
+        <w:jc w:val="both"/>
         <w:rPr>
           <w:rFonts w:ascii="Arial" w:hAnsi="Arial" w:cs="Arial"/>
         </w:rPr>
@@ -560,6 +589,7 @@
           <w:ilvl w:val="1"/>
           <w:numId w:val="4"/>
         </w:numPr>
+        <w:jc w:val="both"/>
         <w:rPr>
           <w:rFonts w:ascii="Arial" w:hAnsi="Arial" w:cs="Arial"/>
         </w:rPr>
@@ -585,6 +615,7 @@
           <w:ilvl w:val="1"/>
           <w:numId w:val="4"/>
         </w:numPr>
+        <w:jc w:val="both"/>
         <w:rPr>
           <w:rFonts w:ascii="Arial" w:hAnsi="Arial" w:cs="Arial"/>
         </w:rPr>
@@ -602,6 +633,7 @@
           <w:ilvl w:val="1"/>
           <w:numId w:val="4"/>
         </w:numPr>
+        <w:jc w:val="both"/>
         <w:rPr>
           <w:rFonts w:ascii="Arial" w:hAnsi="Arial" w:cs="Arial"/>
         </w:rPr>
@@ -619,6 +651,7 @@
           <w:ilvl w:val="1"/>
           <w:numId w:val="4"/>
         </w:numPr>
+        <w:jc w:val="both"/>
         <w:rPr>
           <w:rFonts w:ascii="Arial" w:hAnsi="Arial" w:cs="Arial"/>
         </w:rPr>
@@ -636,6 +669,7 @@
           <w:ilvl w:val="1"/>
           <w:numId w:val="4"/>
         </w:numPr>
+        <w:jc w:val="both"/>
         <w:rPr>
           <w:rFonts w:ascii="Arial" w:hAnsi="Arial" w:cs="Arial"/>
         </w:rPr>
@@ -649,6 +683,7 @@
     </w:p>
     <w:p>
       <w:pPr>
+        <w:jc w:val="both"/>
         <w:rPr>
           <w:rFonts w:ascii="Arial" w:hAnsi="Arial" w:cs="Arial"/>
         </w:rPr>
@@ -664,6 +699,7 @@
     </w:p>
     <w:p>
       <w:pPr>
+        <w:jc w:val="both"/>
         <w:rPr>
           <w:rFonts w:ascii="Arial" w:hAnsi="Arial" w:cs="Arial"/>
           <w:b/>
@@ -685,6 +721,7 @@
           <w:ilvl w:val="0"/>
           <w:numId w:val="5"/>
         </w:numPr>
+        <w:jc w:val="both"/>
         <w:rPr>
           <w:rFonts w:ascii="Arial" w:hAnsi="Arial" w:cs="Arial"/>
         </w:rPr>
@@ -710,6 +747,7 @@
           <w:ilvl w:val="0"/>
           <w:numId w:val="5"/>
         </w:numPr>
+        <w:jc w:val="both"/>
         <w:rPr>
           <w:rFonts w:ascii="Arial" w:hAnsi="Arial" w:cs="Arial"/>
         </w:rPr>
@@ -735,6 +773,7 @@
           <w:ilvl w:val="1"/>
           <w:numId w:val="5"/>
         </w:numPr>
+        <w:jc w:val="both"/>
         <w:rPr>
           <w:rFonts w:ascii="Arial" w:hAnsi="Arial" w:cs="Arial"/>
         </w:rPr>
@@ -752,6 +791,7 @@
           <w:ilvl w:val="1"/>
           <w:numId w:val="5"/>
         </w:numPr>
+        <w:jc w:val="both"/>
         <w:rPr>
           <w:rFonts w:ascii="Arial" w:hAnsi="Arial" w:cs="Arial"/>
         </w:rPr>
@@ -769,6 +809,7 @@
           <w:ilvl w:val="1"/>
           <w:numId w:val="5"/>
         </w:numPr>
+        <w:jc w:val="both"/>
         <w:rPr>
           <w:rFonts w:ascii="Arial" w:hAnsi="Arial" w:cs="Arial"/>
         </w:rPr>
@@ -786,6 +827,7 @@
           <w:ilvl w:val="1"/>
           <w:numId w:val="5"/>
         </w:numPr>
+        <w:jc w:val="both"/>
         <w:rPr>
           <w:rFonts w:ascii="Arial" w:hAnsi="Arial" w:cs="Arial"/>
         </w:rPr>
@@ -799,6 +841,7 @@
     </w:p>
     <w:p>
       <w:pPr>
+        <w:jc w:val="both"/>
         <w:rPr>
           <w:rFonts w:ascii="Arial" w:hAnsi="Arial" w:cs="Arial"/>
         </w:rPr>
@@ -814,6 +857,7 @@
     </w:p>
     <w:p>
       <w:pPr>
+        <w:jc w:val="both"/>
         <w:rPr>
           <w:rFonts w:ascii="Arial" w:hAnsi="Arial" w:cs="Arial"/>
           <w:b/>
@@ -835,6 +879,7 @@
           <w:ilvl w:val="0"/>
           <w:numId w:val="6"/>
         </w:numPr>
+        <w:jc w:val="both"/>
         <w:rPr>
           <w:rFonts w:ascii="Arial" w:hAnsi="Arial" w:cs="Arial"/>
         </w:rPr>
@@ -860,6 +905,7 @@
           <w:ilvl w:val="0"/>
           <w:numId w:val="6"/>
         </w:numPr>
+        <w:jc w:val="both"/>
         <w:rPr>
           <w:rFonts w:ascii="Arial" w:hAnsi="Arial" w:cs="Arial"/>
         </w:rPr>
@@ -885,6 +931,7 @@
           <w:ilvl w:val="1"/>
           <w:numId w:val="6"/>
         </w:numPr>
+        <w:jc w:val="both"/>
         <w:rPr>
           <w:rFonts w:ascii="Arial" w:hAnsi="Arial" w:cs="Arial"/>
         </w:rPr>
@@ -902,6 +949,7 @@
           <w:ilvl w:val="1"/>
           <w:numId w:val="6"/>
         </w:numPr>
+        <w:jc w:val="both"/>
         <w:rPr>
           <w:rFonts w:ascii="Arial" w:hAnsi="Arial" w:cs="Arial"/>
         </w:rPr>
@@ -933,6 +981,7 @@
           <w:ilvl w:val="1"/>
           <w:numId w:val="6"/>
         </w:numPr>
+        <w:jc w:val="both"/>
         <w:rPr>
           <w:rFonts w:ascii="Arial" w:hAnsi="Arial" w:cs="Arial"/>
         </w:rPr>
@@ -946,6 +995,7 @@
     </w:p>
     <w:p>
       <w:pPr>
+        <w:jc w:val="both"/>
         <w:rPr>
           <w:rFonts w:ascii="Arial" w:hAnsi="Arial" w:cs="Arial"/>
         </w:rPr>
@@ -961,6 +1011,7 @@
     </w:p>
     <w:p>
       <w:pPr>
+        <w:jc w:val="both"/>
         <w:rPr>
           <w:rFonts w:ascii="Arial" w:hAnsi="Arial" w:cs="Arial"/>
           <w:b/>
@@ -982,6 +1033,7 @@
           <w:ilvl w:val="0"/>
           <w:numId w:val="7"/>
         </w:numPr>
+        <w:jc w:val="both"/>
         <w:rPr>
           <w:rFonts w:ascii="Arial" w:hAnsi="Arial" w:cs="Arial"/>
         </w:rPr>
@@ -1007,17 +1059,17 @@
           <w:ilvl w:val="0"/>
           <w:numId w:val="7"/>
         </w:numPr>
-        <w:rPr>
-          <w:rFonts w:ascii="Arial" w:hAnsi="Arial" w:cs="Arial"/>
-        </w:rPr>
-      </w:pPr>
-      <w:r>
-        <w:rPr>
-          <w:rFonts w:ascii="Arial" w:hAnsi="Arial" w:cs="Arial"/>
-          <w:b/>
-          <w:bCs/>
-        </w:rPr>
-        <w:lastRenderedPageBreak/>
+        <w:jc w:val="both"/>
+        <w:rPr>
+          <w:rFonts w:ascii="Arial" w:hAnsi="Arial" w:cs="Arial"/>
+        </w:rPr>
+      </w:pPr>
+      <w:r>
+        <w:rPr>
+          <w:rFonts w:ascii="Arial" w:hAnsi="Arial" w:cs="Arial"/>
+          <w:b/>
+          <w:bCs/>
+        </w:rPr>
         <w:t>Features:</w:t>
       </w:r>
       <w:r>
@@ -1033,6 +1085,7 @@
           <w:ilvl w:val="1"/>
           <w:numId w:val="7"/>
         </w:numPr>
+        <w:jc w:val="both"/>
         <w:rPr>
           <w:rFonts w:ascii="Arial" w:hAnsi="Arial" w:cs="Arial"/>
         </w:rPr>
@@ -1050,14 +1103,16 @@
           <w:ilvl w:val="1"/>
           <w:numId w:val="7"/>
         </w:numPr>
-        <w:rPr>
-          <w:rFonts w:ascii="Arial" w:hAnsi="Arial" w:cs="Arial"/>
-        </w:rPr>
-      </w:pPr>
-      <w:r>
-        <w:rPr>
-          <w:rFonts w:ascii="Arial" w:hAnsi="Arial" w:cs="Arial"/>
-        </w:rPr>
+        <w:jc w:val="both"/>
+        <w:rPr>
+          <w:rFonts w:ascii="Arial" w:hAnsi="Arial" w:cs="Arial"/>
+        </w:rPr>
+      </w:pPr>
+      <w:r>
+        <w:rPr>
+          <w:rFonts w:ascii="Arial" w:hAnsi="Arial" w:cs="Arial"/>
+        </w:rPr>
+        <w:lastRenderedPageBreak/>
         <w:t>Deduct points from the user’s balance upon redemption.</w:t>
       </w:r>
     </w:p>
@@ -1067,6 +1122,7 @@
           <w:ilvl w:val="1"/>
           <w:numId w:val="7"/>
         </w:numPr>
+        <w:jc w:val="both"/>
         <w:rPr>
           <w:rFonts w:ascii="Arial" w:hAnsi="Arial" w:cs="Arial"/>
         </w:rPr>
@@ -1084,6 +1140,7 @@
           <w:ilvl w:val="1"/>
           <w:numId w:val="7"/>
         </w:numPr>
+        <w:jc w:val="both"/>
         <w:rPr>
           <w:rFonts w:ascii="Arial" w:hAnsi="Arial" w:cs="Arial"/>
         </w:rPr>
@@ -1097,6 +1154,7 @@
     </w:p>
     <w:p>
       <w:pPr>
+        <w:jc w:val="both"/>
         <w:rPr>
           <w:rFonts w:ascii="Arial" w:hAnsi="Arial" w:cs="Arial"/>
         </w:rPr>
@@ -1112,6 +1170,7 @@
     </w:p>
     <w:p>
       <w:pPr>
+        <w:jc w:val="both"/>
         <w:rPr>
           <w:rFonts w:ascii="Arial" w:hAnsi="Arial" w:cs="Arial"/>
           <w:b/>
@@ -1133,6 +1192,7 @@
           <w:ilvl w:val="0"/>
           <w:numId w:val="8"/>
         </w:numPr>
+        <w:jc w:val="both"/>
         <w:rPr>
           <w:rFonts w:ascii="Arial" w:hAnsi="Arial" w:cs="Arial"/>
         </w:rPr>
@@ -1158,6 +1218,7 @@
           <w:ilvl w:val="0"/>
           <w:numId w:val="8"/>
         </w:numPr>
+        <w:jc w:val="both"/>
         <w:rPr>
           <w:rFonts w:ascii="Arial" w:hAnsi="Arial" w:cs="Arial"/>
         </w:rPr>
@@ -1183,6 +1244,7 @@
           <w:ilvl w:val="1"/>
           <w:numId w:val="8"/>
         </w:numPr>
+        <w:jc w:val="both"/>
         <w:rPr>
           <w:rFonts w:ascii="Arial" w:hAnsi="Arial" w:cs="Arial"/>
         </w:rPr>
@@ -1200,6 +1262,7 @@
           <w:ilvl w:val="1"/>
           <w:numId w:val="8"/>
         </w:numPr>
+        <w:jc w:val="both"/>
         <w:rPr>
           <w:rFonts w:ascii="Arial" w:hAnsi="Arial" w:cs="Arial"/>
         </w:rPr>
@@ -1217,6 +1280,7 @@
           <w:ilvl w:val="1"/>
           <w:numId w:val="8"/>
         </w:numPr>
+        <w:jc w:val="both"/>
         <w:rPr>
           <w:rFonts w:ascii="Arial" w:hAnsi="Arial" w:cs="Arial"/>
         </w:rPr>
@@ -1230,6 +1294,7 @@
     </w:p>
     <w:p>
       <w:pPr>
+        <w:jc w:val="both"/>
         <w:rPr>
           <w:rFonts w:ascii="Arial" w:hAnsi="Arial" w:cs="Arial"/>
         </w:rPr>
@@ -1245,6 +1310,7 @@
     </w:p>
     <w:p>
       <w:pPr>
+        <w:jc w:val="both"/>
         <w:rPr>
           <w:rFonts w:ascii="Arial" w:hAnsi="Arial" w:cs="Arial"/>
           <w:b/>
@@ -1266,6 +1332,7 @@
           <w:ilvl w:val="0"/>
           <w:numId w:val="9"/>
         </w:numPr>
+        <w:jc w:val="both"/>
         <w:rPr>
           <w:rFonts w:ascii="Arial" w:hAnsi="Arial" w:cs="Arial"/>
         </w:rPr>
@@ -1291,6 +1358,7 @@
           <w:ilvl w:val="0"/>
           <w:numId w:val="9"/>
         </w:numPr>
+        <w:jc w:val="both"/>
         <w:rPr>
           <w:rFonts w:ascii="Arial" w:hAnsi="Arial" w:cs="Arial"/>
         </w:rPr>
@@ -1316,6 +1384,7 @@
           <w:ilvl w:val="1"/>
           <w:numId w:val="9"/>
         </w:numPr>
+        <w:jc w:val="both"/>
         <w:rPr>
           <w:rFonts w:ascii="Arial" w:hAnsi="Arial" w:cs="Arial"/>
         </w:rPr>
@@ -1333,6 +1402,7 @@
           <w:ilvl w:val="1"/>
           <w:numId w:val="9"/>
         </w:numPr>
+        <w:jc w:val="both"/>
         <w:rPr>
           <w:rFonts w:ascii="Arial" w:hAnsi="Arial" w:cs="Arial"/>
         </w:rPr>
@@ -1350,6 +1420,7 @@
           <w:ilvl w:val="1"/>
           <w:numId w:val="9"/>
         </w:numPr>
+        <w:jc w:val="both"/>
         <w:rPr>
           <w:rFonts w:ascii="Arial" w:hAnsi="Arial" w:cs="Arial"/>
         </w:rPr>
@@ -1363,6 +1434,7 @@
     </w:p>
     <w:p>
       <w:pPr>
+        <w:jc w:val="both"/>
         <w:rPr>
           <w:rFonts w:ascii="Arial" w:hAnsi="Arial" w:cs="Arial"/>
         </w:rPr>
@@ -1378,6 +1450,7 @@
     </w:p>
     <w:p>
       <w:pPr>
+        <w:jc w:val="both"/>
         <w:rPr>
           <w:rFonts w:ascii="Arial" w:hAnsi="Arial" w:cs="Arial"/>
           <w:b/>
@@ -1415,6 +1488,7 @@
           <w:ilvl w:val="0"/>
           <w:numId w:val="11"/>
         </w:numPr>
+        <w:jc w:val="both"/>
         <w:rPr>
           <w:rFonts w:ascii="Arial" w:hAnsi="Arial" w:cs="Arial"/>
         </w:rPr>
@@ -1440,6 +1514,7 @@
           <w:ilvl w:val="0"/>
           <w:numId w:val="11"/>
         </w:numPr>
+        <w:jc w:val="both"/>
         <w:rPr>
           <w:rFonts w:ascii="Arial" w:hAnsi="Arial" w:cs="Arial"/>
         </w:rPr>
@@ -1465,6 +1540,7 @@
           <w:ilvl w:val="1"/>
           <w:numId w:val="11"/>
         </w:numPr>
+        <w:jc w:val="both"/>
         <w:rPr>
           <w:rFonts w:ascii="Arial" w:hAnsi="Arial" w:cs="Arial"/>
         </w:rPr>
@@ -1482,6 +1558,7 @@
           <w:ilvl w:val="1"/>
           <w:numId w:val="11"/>
         </w:numPr>
+        <w:jc w:val="both"/>
         <w:rPr>
           <w:rFonts w:ascii="Arial" w:hAnsi="Arial" w:cs="Arial"/>
         </w:rPr>
@@ -1499,6 +1576,7 @@
           <w:ilvl w:val="1"/>
           <w:numId w:val="11"/>
         </w:numPr>
+        <w:jc w:val="both"/>
         <w:rPr>
           <w:rFonts w:ascii="Arial" w:hAnsi="Arial" w:cs="Arial"/>
         </w:rPr>
@@ -1516,6 +1594,7 @@
           <w:ilvl w:val="1"/>
           <w:numId w:val="11"/>
         </w:numPr>
+        <w:jc w:val="both"/>
         <w:rPr>
           <w:rFonts w:ascii="Arial" w:hAnsi="Arial" w:cs="Arial"/>
         </w:rPr>
@@ -1529,6 +1608,7 @@
     </w:p>
     <w:p>
       <w:pPr>
+        <w:jc w:val="both"/>
         <w:rPr>
           <w:rFonts w:ascii="Arial" w:hAnsi="Arial" w:cs="Arial"/>
         </w:rPr>
@@ -1544,6 +1624,7 @@
     </w:p>
     <w:p>
       <w:pPr>
+        <w:jc w:val="both"/>
         <w:rPr>
           <w:rFonts w:ascii="Arial" w:hAnsi="Arial" w:cs="Arial"/>
         </w:rPr>
@@ -1571,6 +1652,7 @@
     </w:p>
     <w:p>
       <w:pPr>
+        <w:jc w:val="both"/>
         <w:rPr>
           <w:rFonts w:ascii="Arial" w:hAnsi="Arial" w:cs="Arial"/>
           <w:lang w:val="en-GB"/>
@@ -1579,6 +1661,7 @@
     </w:p>
     <w:p>
       <w:pPr>
+        <w:jc w:val="both"/>
         <w:rPr>
           <w:rFonts w:ascii="Arial" w:hAnsi="Arial" w:cs="Arial"/>
           <w:lang w:val="en-GB"/>
@@ -1587,6 +1670,7 @@
     </w:p>
     <w:p>
       <w:pPr>
+        <w:jc w:val="both"/>
         <w:rPr>
           <w:rFonts w:ascii="Arial" w:hAnsi="Arial" w:cs="Arial"/>
           <w:lang w:val="en-GB"/>
@@ -1595,6 +1679,7 @@
     </w:p>
     <w:p>
       <w:pPr>
+        <w:jc w:val="both"/>
         <w:rPr>
           <w:rFonts w:ascii="Arial" w:hAnsi="Arial" w:cs="Arial"/>
           <w:lang w:val="en-GB"/>
@@ -1603,6 +1688,7 @@
     </w:p>
     <w:p>
       <w:pPr>
+        <w:jc w:val="both"/>
         <w:rPr>
           <w:rFonts w:ascii="Arial" w:hAnsi="Arial" w:cs="Arial"/>
           <w:lang w:val="en-GB"/>
@@ -1611,6 +1697,7 @@
     </w:p>
     <w:p>
       <w:pPr>
+        <w:jc w:val="both"/>
         <w:rPr>
           <w:rFonts w:ascii="Arial" w:hAnsi="Arial" w:cs="Arial"/>
           <w:lang w:val="en-GB"/>
@@ -1619,6 +1706,7 @@
     </w:p>
     <w:p>
       <w:pPr>
+        <w:jc w:val="both"/>
         <w:rPr>
           <w:rFonts w:ascii="Arial" w:hAnsi="Arial" w:cs="Arial"/>
           <w:lang w:val="en-GB"/>
@@ -1627,6 +1715,7 @@
     </w:p>
     <w:p>
       <w:pPr>
+        <w:jc w:val="both"/>
         <w:rPr>
           <w:rFonts w:ascii="Arial" w:hAnsi="Arial" w:cs="Arial"/>
           <w:lang w:val="en-GB"/>
@@ -1635,6 +1724,7 @@
     </w:p>
     <w:p>
       <w:pPr>
+        <w:jc w:val="both"/>
         <w:rPr>
           <w:rFonts w:ascii="Arial" w:hAnsi="Arial" w:cs="Arial"/>
           <w:lang w:val="en-GB"/>
@@ -1643,6 +1733,7 @@
     </w:p>
     <w:p>
       <w:pPr>
+        <w:jc w:val="both"/>
         <w:rPr>
           <w:rFonts w:ascii="Arial" w:hAnsi="Arial" w:cs="Arial"/>
           <w:lang w:val="en-GB"/>
@@ -1651,6 +1742,7 @@
     </w:p>
     <w:p>
       <w:pPr>
+        <w:jc w:val="both"/>
         <w:rPr>
           <w:rFonts w:ascii="Arial" w:hAnsi="Arial" w:cs="Arial"/>
           <w:lang w:val="en-GB"/>
@@ -1659,6 +1751,7 @@
     </w:p>
     <w:p>
       <w:pPr>
+        <w:jc w:val="both"/>
         <w:rPr>
           <w:rFonts w:ascii="Arial" w:hAnsi="Arial" w:cs="Arial"/>
           <w:lang w:val="en-GB"/>
@@ -1667,6 +1760,7 @@
     </w:p>
     <w:p>
       <w:pPr>
+        <w:jc w:val="both"/>
         <w:rPr>
           <w:rFonts w:ascii="Arial" w:hAnsi="Arial" w:cs="Arial"/>
           <w:lang w:val="en-GB"/>
@@ -1675,6 +1769,7 @@
     </w:p>
     <w:p>
       <w:pPr>
+        <w:jc w:val="both"/>
         <w:rPr>
           <w:rFonts w:ascii="Arial" w:hAnsi="Arial" w:cs="Arial"/>
           <w:lang w:val="en-GB"/>
@@ -1683,6 +1778,7 @@
     </w:p>
     <w:p>
       <w:pPr>
+        <w:jc w:val="both"/>
         <w:rPr>
           <w:rFonts w:ascii="Arial" w:hAnsi="Arial" w:cs="Arial"/>
           <w:lang w:val="en-GB"/>
@@ -1691,6 +1787,7 @@
     </w:p>
     <w:p>
       <w:pPr>
+        <w:jc w:val="both"/>
         <w:rPr>
           <w:rFonts w:ascii="Arial" w:hAnsi="Arial" w:cs="Arial"/>
           <w:lang w:val="en-GB"/>
@@ -1699,6 +1796,7 @@
     </w:p>
     <w:p>
       <w:pPr>
+        <w:jc w:val="both"/>
         <w:rPr>
           <w:rFonts w:ascii="Arial" w:hAnsi="Arial" w:cs="Arial"/>
           <w:lang w:val="en-GB"/>
@@ -1707,6 +1805,7 @@
     </w:p>
     <w:p>
       <w:pPr>
+        <w:jc w:val="both"/>
         <w:rPr>
           <w:rFonts w:ascii="Arial" w:hAnsi="Arial" w:cs="Arial"/>
           <w:lang w:val="en-GB"/>
@@ -1715,6 +1814,7 @@
     </w:p>
     <w:p>
       <w:pPr>
+        <w:jc w:val="both"/>
         <w:rPr>
           <w:rFonts w:ascii="Arial" w:hAnsi="Arial" w:cs="Arial"/>
           <w:lang w:val="en-GB"/>
@@ -1723,6 +1823,7 @@
     </w:p>
     <w:p>
       <w:pPr>
+        <w:jc w:val="both"/>
         <w:rPr>
           <w:rFonts w:ascii="Arial" w:hAnsi="Arial" w:cs="Arial"/>
           <w:lang w:val="en-GB"/>
@@ -1731,6 +1832,7 @@
     </w:p>
     <w:p>
       <w:pPr>
+        <w:jc w:val="both"/>
         <w:rPr>
           <w:rFonts w:ascii="Arial" w:hAnsi="Arial" w:cs="Arial"/>
           <w:lang w:val="en-GB"/>
@@ -1739,6 +1841,7 @@
     </w:p>
     <w:p>
       <w:pPr>
+        <w:jc w:val="both"/>
         <w:rPr>
           <w:rFonts w:ascii="Arial" w:hAnsi="Arial" w:cs="Arial"/>
           <w:lang w:val="en-GB"/>
@@ -1747,6 +1850,7 @@
     </w:p>
     <w:p>
       <w:pPr>
+        <w:jc w:val="both"/>
         <w:rPr>
           <w:rFonts w:ascii="Arial" w:hAnsi="Arial" w:cs="Arial"/>
           <w:lang w:val="en-GB"/>
@@ -1755,6 +1859,7 @@
     </w:p>
     <w:p>
       <w:pPr>
+        <w:jc w:val="both"/>
         <w:rPr>
           <w:rFonts w:ascii="Arial" w:hAnsi="Arial" w:cs="Arial"/>
           <w:lang w:val="en-GB"/>
@@ -1763,6 +1868,7 @@
     </w:p>
     <w:p>
       <w:pPr>
+        <w:jc w:val="both"/>
         <w:rPr>
           <w:rFonts w:ascii="Arial" w:hAnsi="Arial" w:cs="Arial"/>
           <w:lang w:val="en-GB"/>
@@ -1771,6 +1877,7 @@
     </w:p>
     <w:p>
       <w:pPr>
+        <w:jc w:val="both"/>
         <w:rPr>
           <w:rFonts w:ascii="Arial" w:hAnsi="Arial" w:cs="Arial"/>
           <w:lang w:val="en-GB"/>
@@ -1779,6 +1886,7 @@
     </w:p>
     <w:p>
       <w:pPr>
+        <w:jc w:val="both"/>
         <w:rPr>
           <w:rFonts w:ascii="Arial" w:hAnsi="Arial" w:cs="Arial"/>
           <w:lang w:val="en-GB"/>
@@ -1787,6 +1895,7 @@
     </w:p>
     <w:p>
       <w:pPr>
+        <w:jc w:val="both"/>
         <w:rPr>
           <w:rFonts w:ascii="Arial" w:hAnsi="Arial" w:cs="Arial"/>
           <w:b/>
@@ -1804,22 +1913,16 @@
     </w:p>
     <w:p>
       <w:pPr>
-        <w:rPr>
-          <w:rFonts w:ascii="Arial" w:hAnsi="Arial" w:cs="Arial"/>
-        </w:rPr>
-      </w:pPr>
-      <w:r>
-        <w:rPr>
-          <w:rFonts w:ascii="Arial" w:hAnsi="Arial" w:cs="Arial"/>
-        </w:rPr>
-        <w:t xml:space="preserve">Non-functional requirements define the attributes or qualities the system should possess. They are typically related to system performance, security, usability, and other operational aspects </w:t>
-      </w:r>
-      <w:r>
-        <w:rPr>
-          <w:rFonts w:ascii="Arial" w:hAnsi="Arial" w:cs="Arial"/>
-        </w:rPr>
-        <w:lastRenderedPageBreak/>
-        <w:t xml:space="preserve">that are critical for the success of the system. Below are the non-functional requirements for the </w:t>
+        <w:jc w:val="both"/>
+        <w:rPr>
+          <w:rFonts w:ascii="Arial" w:hAnsi="Arial" w:cs="Arial"/>
+        </w:rPr>
+      </w:pPr>
+      <w:r>
+        <w:rPr>
+          <w:rFonts w:ascii="Arial" w:hAnsi="Arial" w:cs="Arial"/>
+        </w:rPr>
+        <w:t xml:space="preserve">Non-functional requirements define the attributes or qualities the system should possess. They are typically related to system performance, security, usability, and other operational aspects that are critical for the success of the system. Below are the non-functional requirements for the </w:t>
       </w:r>
       <w:r>
         <w:rPr>
@@ -1838,6 +1941,7 @@
     </w:p>
     <w:p>
       <w:pPr>
+        <w:jc w:val="both"/>
         <w:rPr>
           <w:rFonts w:ascii="Arial" w:hAnsi="Arial" w:cs="Arial"/>
         </w:rPr>
@@ -1853,18 +1957,20 @@
     </w:p>
     <w:p>
       <w:pPr>
-        <w:rPr>
-          <w:rFonts w:ascii="Arial" w:hAnsi="Arial" w:cs="Arial"/>
-          <w:b/>
-          <w:bCs/>
-        </w:rPr>
-      </w:pPr>
-      <w:r>
-        <w:rPr>
-          <w:rFonts w:ascii="Arial" w:hAnsi="Arial" w:cs="Arial"/>
-          <w:b/>
-          <w:bCs/>
-        </w:rPr>
+        <w:jc w:val="both"/>
+        <w:rPr>
+          <w:rFonts w:ascii="Arial" w:hAnsi="Arial" w:cs="Arial"/>
+          <w:b/>
+          <w:bCs/>
+        </w:rPr>
+      </w:pPr>
+      <w:r>
+        <w:rPr>
+          <w:rFonts w:ascii="Arial" w:hAnsi="Arial" w:cs="Arial"/>
+          <w:b/>
+          <w:bCs/>
+        </w:rPr>
+        <w:lastRenderedPageBreak/>
         <w:t>1. Performance and Scalability</w:t>
       </w:r>
     </w:p>
@@ -1874,6 +1980,7 @@
           <w:ilvl w:val="0"/>
           <w:numId w:val="13"/>
         </w:numPr>
+        <w:jc w:val="both"/>
         <w:rPr>
           <w:rFonts w:ascii="Arial" w:hAnsi="Arial" w:cs="Arial"/>
         </w:rPr>
@@ -1913,6 +2020,7 @@
           <w:ilvl w:val="0"/>
           <w:numId w:val="13"/>
         </w:numPr>
+        <w:jc w:val="both"/>
         <w:rPr>
           <w:rFonts w:ascii="Arial" w:hAnsi="Arial" w:cs="Arial"/>
         </w:rPr>
@@ -1938,6 +2046,7 @@
           <w:ilvl w:val="1"/>
           <w:numId w:val="13"/>
         </w:numPr>
+        <w:jc w:val="both"/>
         <w:rPr>
           <w:rFonts w:ascii="Arial" w:hAnsi="Arial" w:cs="Arial"/>
         </w:rPr>
@@ -1969,6 +2078,7 @@
           <w:ilvl w:val="1"/>
           <w:numId w:val="13"/>
         </w:numPr>
+        <w:jc w:val="both"/>
         <w:rPr>
           <w:rFonts w:ascii="Arial" w:hAnsi="Arial" w:cs="Arial"/>
         </w:rPr>
@@ -2014,6 +2124,7 @@
           <w:ilvl w:val="1"/>
           <w:numId w:val="13"/>
         </w:numPr>
+        <w:jc w:val="both"/>
         <w:rPr>
           <w:rFonts w:ascii="Arial" w:hAnsi="Arial" w:cs="Arial"/>
         </w:rPr>
@@ -2027,6 +2138,7 @@
     </w:p>
     <w:p>
       <w:pPr>
+        <w:jc w:val="both"/>
         <w:rPr>
           <w:rFonts w:ascii="Arial" w:hAnsi="Arial" w:cs="Arial"/>
         </w:rPr>
@@ -2042,6 +2154,7 @@
     </w:p>
     <w:p>
       <w:pPr>
+        <w:jc w:val="both"/>
         <w:rPr>
           <w:rFonts w:ascii="Arial" w:hAnsi="Arial" w:cs="Arial"/>
           <w:b/>
@@ -2063,6 +2176,7 @@
           <w:ilvl w:val="0"/>
           <w:numId w:val="14"/>
         </w:numPr>
+        <w:jc w:val="both"/>
         <w:rPr>
           <w:rFonts w:ascii="Arial" w:hAnsi="Arial" w:cs="Arial"/>
         </w:rPr>
@@ -2088,6 +2202,7 @@
           <w:ilvl w:val="0"/>
           <w:numId w:val="14"/>
         </w:numPr>
+        <w:jc w:val="both"/>
         <w:rPr>
           <w:rFonts w:ascii="Arial" w:hAnsi="Arial" w:cs="Arial"/>
         </w:rPr>
@@ -2113,6 +2228,7 @@
           <w:ilvl w:val="1"/>
           <w:numId w:val="14"/>
         </w:numPr>
+        <w:jc w:val="both"/>
         <w:rPr>
           <w:rFonts w:ascii="Arial" w:hAnsi="Arial" w:cs="Arial"/>
         </w:rPr>
@@ -2144,6 +2260,7 @@
           <w:ilvl w:val="1"/>
           <w:numId w:val="14"/>
         </w:numPr>
+        <w:jc w:val="both"/>
         <w:rPr>
           <w:rFonts w:ascii="Arial" w:hAnsi="Arial" w:cs="Arial"/>
         </w:rPr>
@@ -2191,6 +2308,7 @@
           <w:ilvl w:val="1"/>
           <w:numId w:val="14"/>
         </w:numPr>
+        <w:jc w:val="both"/>
         <w:rPr>
           <w:rFonts w:ascii="Arial" w:hAnsi="Arial" w:cs="Arial"/>
         </w:rPr>
@@ -2208,6 +2326,7 @@
           <w:ilvl w:val="1"/>
           <w:numId w:val="14"/>
         </w:numPr>
+        <w:jc w:val="both"/>
         <w:rPr>
           <w:rFonts w:ascii="Arial" w:hAnsi="Arial" w:cs="Arial"/>
         </w:rPr>
@@ -2253,6 +2372,7 @@
           <w:ilvl w:val="1"/>
           <w:numId w:val="14"/>
         </w:numPr>
+        <w:jc w:val="both"/>
         <w:rPr>
           <w:rFonts w:ascii="Arial" w:hAnsi="Arial" w:cs="Arial"/>
         </w:rPr>
@@ -2280,6 +2400,7 @@
     </w:p>
     <w:p>
       <w:pPr>
+        <w:jc w:val="both"/>
         <w:rPr>
           <w:rFonts w:ascii="Arial" w:hAnsi="Arial" w:cs="Arial"/>
         </w:rPr>
@@ -2295,6 +2416,7 @@
     </w:p>
     <w:p>
       <w:pPr>
+        <w:jc w:val="both"/>
         <w:rPr>
           <w:rFonts w:ascii="Arial" w:hAnsi="Arial" w:cs="Arial"/>
           <w:b/>
@@ -2316,6 +2438,7 @@
           <w:ilvl w:val="0"/>
           <w:numId w:val="15"/>
         </w:numPr>
+        <w:jc w:val="both"/>
         <w:rPr>
           <w:rFonts w:ascii="Arial" w:hAnsi="Arial" w:cs="Arial"/>
         </w:rPr>
@@ -2369,6 +2492,7 @@
           <w:ilvl w:val="0"/>
           <w:numId w:val="15"/>
         </w:numPr>
+        <w:jc w:val="both"/>
         <w:rPr>
           <w:rFonts w:ascii="Arial" w:hAnsi="Arial" w:cs="Arial"/>
         </w:rPr>
@@ -2394,6 +2518,7 @@
           <w:ilvl w:val="1"/>
           <w:numId w:val="15"/>
         </w:numPr>
+        <w:jc w:val="both"/>
         <w:rPr>
           <w:rFonts w:ascii="Arial" w:hAnsi="Arial" w:cs="Arial"/>
         </w:rPr>
@@ -2425,6 +2550,7 @@
           <w:ilvl w:val="1"/>
           <w:numId w:val="15"/>
         </w:numPr>
+        <w:jc w:val="both"/>
         <w:rPr>
           <w:rFonts w:ascii="Arial" w:hAnsi="Arial" w:cs="Arial"/>
         </w:rPr>
@@ -2456,6 +2582,7 @@
           <w:ilvl w:val="1"/>
           <w:numId w:val="15"/>
         </w:numPr>
+        <w:jc w:val="both"/>
         <w:rPr>
           <w:rFonts w:ascii="Arial" w:hAnsi="Arial" w:cs="Arial"/>
         </w:rPr>
@@ -2487,6 +2614,7 @@
           <w:ilvl w:val="1"/>
           <w:numId w:val="15"/>
         </w:numPr>
+        <w:jc w:val="both"/>
         <w:rPr>
           <w:rFonts w:ascii="Arial" w:hAnsi="Arial" w:cs="Arial"/>
         </w:rPr>
@@ -2542,15 +2670,15 @@
     </w:p>
     <w:p>
       <w:pPr>
-        <w:rPr>
-          <w:rFonts w:ascii="Arial" w:hAnsi="Arial" w:cs="Arial"/>
-        </w:rPr>
-      </w:pPr>
-      <w:r>
-        <w:rPr>
-          <w:rFonts w:ascii="Arial" w:hAnsi="Arial" w:cs="Arial"/>
-        </w:rPr>
-        <w:lastRenderedPageBreak/>
+        <w:jc w:val="both"/>
+        <w:rPr>
+          <w:rFonts w:ascii="Arial" w:hAnsi="Arial" w:cs="Arial"/>
+        </w:rPr>
+      </w:pPr>
+      <w:r>
+        <w:rPr>
+          <w:rFonts w:ascii="Arial" w:hAnsi="Arial" w:cs="Arial"/>
+        </w:rPr>
         <w:pict w14:anchorId="3EA6B175">
           <v:rect id="_x0000_i1039" style="width:0;height:1.5pt" o:hralign="center" o:hrstd="t" o:hr="t" fillcolor="#a0a0a0" stroked="f"/>
         </w:pict>
@@ -2558,6 +2686,7 @@
     </w:p>
     <w:p>
       <w:pPr>
+        <w:jc w:val="both"/>
         <w:rPr>
           <w:rFonts w:ascii="Arial" w:hAnsi="Arial" w:cs="Arial"/>
           <w:b/>
@@ -2579,16 +2708,18 @@
           <w:ilvl w:val="0"/>
           <w:numId w:val="16"/>
         </w:numPr>
-        <w:rPr>
-          <w:rFonts w:ascii="Arial" w:hAnsi="Arial" w:cs="Arial"/>
-        </w:rPr>
-      </w:pPr>
-      <w:r>
-        <w:rPr>
-          <w:rFonts w:ascii="Arial" w:hAnsi="Arial" w:cs="Arial"/>
-          <w:b/>
-          <w:bCs/>
-        </w:rPr>
+        <w:jc w:val="both"/>
+        <w:rPr>
+          <w:rFonts w:ascii="Arial" w:hAnsi="Arial" w:cs="Arial"/>
+        </w:rPr>
+      </w:pPr>
+      <w:r>
+        <w:rPr>
+          <w:rFonts w:ascii="Arial" w:hAnsi="Arial" w:cs="Arial"/>
+          <w:b/>
+          <w:bCs/>
+        </w:rPr>
+        <w:lastRenderedPageBreak/>
         <w:t>Description:</w:t>
       </w:r>
       <w:r>
@@ -2618,6 +2749,7 @@
           <w:ilvl w:val="0"/>
           <w:numId w:val="16"/>
         </w:numPr>
+        <w:jc w:val="both"/>
         <w:rPr>
           <w:rFonts w:ascii="Arial" w:hAnsi="Arial" w:cs="Arial"/>
         </w:rPr>
@@ -2643,6 +2775,7 @@
           <w:ilvl w:val="1"/>
           <w:numId w:val="16"/>
         </w:numPr>
+        <w:jc w:val="both"/>
         <w:rPr>
           <w:rFonts w:ascii="Arial" w:hAnsi="Arial" w:cs="Arial"/>
         </w:rPr>
@@ -2674,6 +2807,7 @@
           <w:ilvl w:val="1"/>
           <w:numId w:val="16"/>
         </w:numPr>
+        <w:jc w:val="both"/>
         <w:rPr>
           <w:rFonts w:ascii="Arial" w:hAnsi="Arial" w:cs="Arial"/>
         </w:rPr>
@@ -2691,6 +2825,7 @@
           <w:ilvl w:val="1"/>
           <w:numId w:val="16"/>
         </w:numPr>
+        <w:jc w:val="both"/>
         <w:rPr>
           <w:rFonts w:ascii="Arial" w:hAnsi="Arial" w:cs="Arial"/>
         </w:rPr>
@@ -2736,6 +2871,7 @@
           <w:ilvl w:val="1"/>
           <w:numId w:val="16"/>
         </w:numPr>
+        <w:jc w:val="both"/>
         <w:rPr>
           <w:rFonts w:ascii="Arial" w:hAnsi="Arial" w:cs="Arial"/>
         </w:rPr>
@@ -2777,6 +2913,7 @@
     </w:p>
     <w:p>
       <w:pPr>
+        <w:jc w:val="both"/>
         <w:rPr>
           <w:rFonts w:ascii="Arial" w:hAnsi="Arial" w:cs="Arial"/>
         </w:rPr>
@@ -2792,6 +2929,7 @@
     </w:p>
     <w:p>
       <w:pPr>
+        <w:jc w:val="both"/>
         <w:rPr>
           <w:rFonts w:ascii="Arial" w:hAnsi="Arial" w:cs="Arial"/>
           <w:b/>
@@ -2813,6 +2951,7 @@
           <w:ilvl w:val="0"/>
           <w:numId w:val="17"/>
         </w:numPr>
+        <w:jc w:val="both"/>
         <w:rPr>
           <w:rFonts w:ascii="Arial" w:hAnsi="Arial" w:cs="Arial"/>
         </w:rPr>
@@ -2838,6 +2977,7 @@
           <w:ilvl w:val="0"/>
           <w:numId w:val="17"/>
         </w:numPr>
+        <w:jc w:val="both"/>
         <w:rPr>
           <w:rFonts w:ascii="Arial" w:hAnsi="Arial" w:cs="Arial"/>
         </w:rPr>
@@ -2863,6 +3003,7 @@
           <w:ilvl w:val="1"/>
           <w:numId w:val="17"/>
         </w:numPr>
+        <w:jc w:val="both"/>
         <w:rPr>
           <w:rFonts w:ascii="Arial" w:hAnsi="Arial" w:cs="Arial"/>
         </w:rPr>
@@ -2880,6 +3021,7 @@
           <w:ilvl w:val="1"/>
           <w:numId w:val="17"/>
         </w:numPr>
+        <w:jc w:val="both"/>
         <w:rPr>
           <w:rFonts w:ascii="Arial" w:hAnsi="Arial" w:cs="Arial"/>
         </w:rPr>
@@ -2925,6 +3067,7 @@
           <w:ilvl w:val="1"/>
           <w:numId w:val="17"/>
         </w:numPr>
+        <w:jc w:val="both"/>
         <w:rPr>
           <w:rFonts w:ascii="Arial" w:hAnsi="Arial" w:cs="Arial"/>
         </w:rPr>
@@ -2942,6 +3085,7 @@
           <w:ilvl w:val="1"/>
           <w:numId w:val="17"/>
         </w:numPr>
+        <w:jc w:val="both"/>
         <w:rPr>
           <w:rFonts w:ascii="Arial" w:hAnsi="Arial" w:cs="Arial"/>
         </w:rPr>
@@ -2955,6 +3099,7 @@
     </w:p>
     <w:p>
       <w:pPr>
+        <w:jc w:val="both"/>
         <w:rPr>
           <w:rFonts w:ascii="Arial" w:hAnsi="Arial" w:cs="Arial"/>
         </w:rPr>
@@ -2970,27 +3115,31 @@
     </w:p>
     <w:p>
       <w:pPr>
-        <w:rPr>
-          <w:rFonts w:ascii="Arial" w:hAnsi="Arial" w:cs="Arial"/>
-        </w:rPr>
-      </w:pPr>
-    </w:p>
-    <w:p>
-      <w:pPr>
-        <w:rPr>
-          <w:rFonts w:ascii="Arial" w:hAnsi="Arial" w:cs="Arial"/>
-        </w:rPr>
-      </w:pPr>
-    </w:p>
-    <w:p>
-      <w:pPr>
-        <w:rPr>
-          <w:rFonts w:ascii="Arial" w:hAnsi="Arial" w:cs="Arial"/>
-        </w:rPr>
-      </w:pPr>
-    </w:p>
-    <w:p>
-      <w:pPr>
+        <w:jc w:val="both"/>
+        <w:rPr>
+          <w:rFonts w:ascii="Arial" w:hAnsi="Arial" w:cs="Arial"/>
+        </w:rPr>
+      </w:pPr>
+    </w:p>
+    <w:p>
+      <w:pPr>
+        <w:jc w:val="both"/>
+        <w:rPr>
+          <w:rFonts w:ascii="Arial" w:hAnsi="Arial" w:cs="Arial"/>
+        </w:rPr>
+      </w:pPr>
+    </w:p>
+    <w:p>
+      <w:pPr>
+        <w:jc w:val="both"/>
+        <w:rPr>
+          <w:rFonts w:ascii="Arial" w:hAnsi="Arial" w:cs="Arial"/>
+        </w:rPr>
+      </w:pPr>
+    </w:p>
+    <w:p>
+      <w:pPr>
+        <w:jc w:val="both"/>
         <w:rPr>
           <w:rFonts w:ascii="Arial" w:hAnsi="Arial" w:cs="Arial"/>
           <w:b/>
@@ -3020,6 +3169,7 @@
           <w:ilvl w:val="0"/>
           <w:numId w:val="21"/>
         </w:numPr>
+        <w:jc w:val="both"/>
         <w:rPr>
           <w:rFonts w:ascii="Arial" w:hAnsi="Arial" w:cs="Arial"/>
         </w:rPr>
@@ -3045,6 +3195,7 @@
           <w:ilvl w:val="0"/>
           <w:numId w:val="21"/>
         </w:numPr>
+        <w:jc w:val="both"/>
         <w:rPr>
           <w:rFonts w:ascii="Arial" w:hAnsi="Arial" w:cs="Arial"/>
         </w:rPr>
@@ -3070,15 +3221,15 @@
           <w:ilvl w:val="1"/>
           <w:numId w:val="21"/>
         </w:numPr>
-        <w:rPr>
-          <w:rFonts w:ascii="Arial" w:hAnsi="Arial" w:cs="Arial"/>
-        </w:rPr>
-      </w:pPr>
-      <w:r>
-        <w:rPr>
-          <w:rFonts w:ascii="Arial" w:hAnsi="Arial" w:cs="Arial"/>
-        </w:rPr>
-        <w:lastRenderedPageBreak/>
+        <w:jc w:val="both"/>
+        <w:rPr>
+          <w:rFonts w:ascii="Arial" w:hAnsi="Arial" w:cs="Arial"/>
+        </w:rPr>
+      </w:pPr>
+      <w:r>
+        <w:rPr>
+          <w:rFonts w:ascii="Arial" w:hAnsi="Arial" w:cs="Arial"/>
+        </w:rPr>
         <w:t xml:space="preserve">The system should be compliant with data protection regulations such as </w:t>
       </w:r>
       <w:r>
@@ -3116,6 +3267,7 @@
           <w:ilvl w:val="1"/>
           <w:numId w:val="21"/>
         </w:numPr>
+        <w:jc w:val="both"/>
         <w:rPr>
           <w:rFonts w:ascii="Arial" w:hAnsi="Arial" w:cs="Arial"/>
         </w:rPr>
@@ -3133,19 +3285,22 @@
           <w:ilvl w:val="1"/>
           <w:numId w:val="21"/>
         </w:numPr>
-        <w:rPr>
-          <w:rFonts w:ascii="Arial" w:hAnsi="Arial" w:cs="Arial"/>
-        </w:rPr>
-      </w:pPr>
-      <w:r>
-        <w:rPr>
-          <w:rFonts w:ascii="Arial" w:hAnsi="Arial" w:cs="Arial"/>
-        </w:rPr>
+        <w:jc w:val="both"/>
+        <w:rPr>
+          <w:rFonts w:ascii="Arial" w:hAnsi="Arial" w:cs="Arial"/>
+        </w:rPr>
+      </w:pPr>
+      <w:r>
+        <w:rPr>
+          <w:rFonts w:ascii="Arial" w:hAnsi="Arial" w:cs="Arial"/>
+        </w:rPr>
+        <w:lastRenderedPageBreak/>
         <w:t>The system must adhere to industry-standard security protocols for user data protection.</w:t>
       </w:r>
     </w:p>
     <w:p>
       <w:pPr>
+        <w:jc w:val="both"/>
         <w:rPr>
           <w:rFonts w:ascii="Arial" w:hAnsi="Arial" w:cs="Arial"/>
         </w:rPr>
@@ -3161,6 +3316,7 @@
     </w:p>
     <w:p>
       <w:pPr>
+        <w:jc w:val="both"/>
         <w:rPr>
           <w:rFonts w:ascii="Arial" w:hAnsi="Arial" w:cs="Arial"/>
           <w:b/>
@@ -3190,6 +3346,7 @@
           <w:ilvl w:val="0"/>
           <w:numId w:val="22"/>
         </w:numPr>
+        <w:jc w:val="both"/>
         <w:rPr>
           <w:rFonts w:ascii="Arial" w:hAnsi="Arial" w:cs="Arial"/>
         </w:rPr>
@@ -3215,6 +3372,7 @@
           <w:ilvl w:val="0"/>
           <w:numId w:val="22"/>
         </w:numPr>
+        <w:jc w:val="both"/>
         <w:rPr>
           <w:rFonts w:ascii="Arial" w:hAnsi="Arial" w:cs="Arial"/>
         </w:rPr>
@@ -3240,6 +3398,7 @@
           <w:ilvl w:val="1"/>
           <w:numId w:val="22"/>
         </w:numPr>
+        <w:jc w:val="both"/>
         <w:rPr>
           <w:rFonts w:ascii="Arial" w:hAnsi="Arial" w:cs="Arial"/>
         </w:rPr>
@@ -3295,6 +3454,7 @@
           <w:ilvl w:val="1"/>
           <w:numId w:val="22"/>
         </w:numPr>
+        <w:jc w:val="both"/>
         <w:rPr>
           <w:rFonts w:ascii="Arial" w:hAnsi="Arial" w:cs="Arial"/>
         </w:rPr>
@@ -3340,6 +3500,7 @@
           <w:ilvl w:val="1"/>
           <w:numId w:val="22"/>
         </w:numPr>
+        <w:jc w:val="both"/>
         <w:rPr>
           <w:rFonts w:ascii="Arial" w:hAnsi="Arial" w:cs="Arial"/>
         </w:rPr>
@@ -3367,6 +3528,7 @@
     </w:p>
     <w:p>
       <w:pPr>
+        <w:jc w:val="both"/>
         <w:rPr>
           <w:rFonts w:ascii="Arial" w:hAnsi="Arial" w:cs="Arial"/>
         </w:rPr>
@@ -3382,6 +3544,7 @@
     </w:p>
     <w:p>
       <w:pPr>
+        <w:jc w:val="both"/>
         <w:rPr>
           <w:rFonts w:ascii="Arial" w:hAnsi="Arial" w:cs="Arial"/>
         </w:rPr>
@@ -3423,6 +3586,7 @@
     </w:p>
     <w:p>
       <w:pPr>
+        <w:jc w:val="both"/>
         <w:rPr>
           <w:rFonts w:ascii="Arial" w:hAnsi="Arial" w:cs="Arial"/>
           <w:lang w:val="en-GB"/>
@@ -3431,6 +3595,7 @@
     </w:p>
     <w:p>
       <w:pPr>
+        <w:jc w:val="both"/>
         <w:rPr>
           <w:rFonts w:ascii="Arial" w:hAnsi="Arial" w:cs="Arial"/>
           <w:lang w:val="en-GB"/>
@@ -3439,6 +3604,7 @@
     </w:p>
     <w:p>
       <w:pPr>
+        <w:jc w:val="both"/>
         <w:rPr>
           <w:rFonts w:ascii="Arial" w:hAnsi="Arial" w:cs="Arial"/>
           <w:lang w:val="en-GB"/>
@@ -3447,6 +3613,7 @@
     </w:p>
     <w:p>
       <w:pPr>
+        <w:jc w:val="both"/>
         <w:rPr>
           <w:rFonts w:ascii="Arial" w:hAnsi="Arial" w:cs="Arial"/>
           <w:lang w:val="en-GB"/>
@@ -3455,6 +3622,7 @@
     </w:p>
     <w:p>
       <w:pPr>
+        <w:jc w:val="both"/>
         <w:rPr>
           <w:rFonts w:ascii="Arial" w:hAnsi="Arial" w:cs="Arial"/>
           <w:lang w:val="en-GB"/>
@@ -3463,6 +3631,7 @@
     </w:p>
     <w:p>
       <w:pPr>
+        <w:jc w:val="both"/>
         <w:rPr>
           <w:rFonts w:ascii="Arial" w:hAnsi="Arial" w:cs="Arial"/>
           <w:lang w:val="en-GB"/>
@@ -3471,6 +3640,7 @@
     </w:p>
     <w:p>
       <w:pPr>
+        <w:jc w:val="both"/>
         <w:rPr>
           <w:rFonts w:ascii="Arial" w:hAnsi="Arial" w:cs="Arial"/>
           <w:lang w:val="en-GB"/>
@@ -3479,6 +3649,7 @@
     </w:p>
     <w:p>
       <w:pPr>
+        <w:jc w:val="both"/>
         <w:rPr>
           <w:rFonts w:ascii="Arial" w:hAnsi="Arial" w:cs="Arial"/>
           <w:lang w:val="en-GB"/>
@@ -3487,6 +3658,7 @@
     </w:p>
     <w:p>
       <w:pPr>
+        <w:jc w:val="both"/>
         <w:rPr>
           <w:rFonts w:ascii="Arial" w:hAnsi="Arial" w:cs="Arial"/>
           <w:lang w:val="en-GB"/>
@@ -3495,6 +3667,7 @@
     </w:p>
     <w:p>
       <w:pPr>
+        <w:jc w:val="both"/>
         <w:rPr>
           <w:rFonts w:ascii="Arial" w:hAnsi="Arial" w:cs="Arial"/>
           <w:lang w:val="en-GB"/>
@@ -3503,6 +3676,7 @@
     </w:p>
     <w:p>
       <w:pPr>
+        <w:jc w:val="both"/>
         <w:rPr>
           <w:rFonts w:ascii="Arial" w:hAnsi="Arial" w:cs="Arial"/>
           <w:lang w:val="en-GB"/>
@@ -3511,6 +3685,7 @@
     </w:p>
     <w:p>
       <w:pPr>
+        <w:jc w:val="both"/>
         <w:rPr>
           <w:rFonts w:ascii="Arial" w:hAnsi="Arial" w:cs="Arial"/>
           <w:lang w:val="en-GB"/>
@@ -3519,6 +3694,7 @@
     </w:p>
     <w:p>
       <w:pPr>
+        <w:jc w:val="both"/>
         <w:rPr>
           <w:rFonts w:ascii="Arial" w:hAnsi="Arial" w:cs="Arial"/>
           <w:lang w:val="en-GB"/>
@@ -3527,6 +3703,7 @@
     </w:p>
     <w:p>
       <w:pPr>
+        <w:jc w:val="both"/>
         <w:rPr>
           <w:rFonts w:ascii="Arial" w:hAnsi="Arial" w:cs="Arial"/>
           <w:lang w:val="en-GB"/>
@@ -3535,6 +3712,34 @@
     </w:p>
     <w:p>
       <w:pPr>
+        <w:jc w:val="both"/>
+        <w:rPr>
+          <w:rFonts w:ascii="Arial" w:hAnsi="Arial" w:cs="Arial"/>
+          <w:lang w:val="en-GB"/>
+        </w:rPr>
+      </w:pPr>
+    </w:p>
+    <w:p>
+      <w:pPr>
+        <w:jc w:val="both"/>
+        <w:rPr>
+          <w:rFonts w:ascii="Arial" w:hAnsi="Arial" w:cs="Arial"/>
+          <w:lang w:val="en-GB"/>
+        </w:rPr>
+      </w:pPr>
+    </w:p>
+    <w:p>
+      <w:pPr>
+        <w:jc w:val="both"/>
+        <w:rPr>
+          <w:rFonts w:ascii="Arial" w:hAnsi="Arial" w:cs="Arial"/>
+          <w:lang w:val="en-GB"/>
+        </w:rPr>
+      </w:pPr>
+    </w:p>
+    <w:p>
+      <w:pPr>
+        <w:jc w:val="both"/>
         <w:rPr>
           <w:rFonts w:ascii="Arial" w:hAnsi="Arial" w:cs="Arial"/>
           <w:b/>
@@ -3555,6 +3760,7 @@
     </w:p>
     <w:p>
       <w:pPr>
+        <w:jc w:val="both"/>
         <w:rPr>
           <w:rFonts w:ascii="Arial" w:hAnsi="Arial" w:cs="Arial"/>
           <w:lang w:val="en-GB"/>
@@ -3578,6 +3784,7 @@
           </w:tcPr>
           <w:p>
             <w:pPr>
+              <w:jc w:val="both"/>
               <w:rPr>
                 <w:rFonts w:ascii="Arial" w:hAnsi="Arial" w:cs="Arial"/>
                 <w:lang w:val="en-GB"/>
@@ -3597,6 +3804,7 @@
           </w:tcPr>
           <w:p>
             <w:pPr>
+              <w:jc w:val="both"/>
               <w:rPr>
                 <w:rFonts w:ascii="Arial" w:hAnsi="Arial" w:cs="Arial"/>
                 <w:lang w:val="en-GB"/>
@@ -3621,6 +3829,7 @@
               <w:tabs>
                 <w:tab w:val="left" w:pos="1760"/>
               </w:tabs>
+              <w:jc w:val="both"/>
               <w:rPr>
                 <w:rFonts w:ascii="Arial" w:hAnsi="Arial" w:cs="Arial"/>
                 <w:lang w:val="en-GB"/>
@@ -3642,7 +3851,7 @@
           </w:tcPr>
           <w:p>
             <w:pPr>
-              <w:jc w:val="center"/>
+              <w:jc w:val="both"/>
               <w:rPr>
                 <w:rFonts w:ascii="Arial" w:hAnsi="Arial" w:cs="Arial"/>
                 <w:lang w:val="en-GB"/>
@@ -3665,6 +3874,7 @@
           </w:tcPr>
           <w:p>
             <w:pPr>
+              <w:jc w:val="both"/>
               <w:rPr>
                 <w:rFonts w:ascii="Arial" w:hAnsi="Arial" w:cs="Arial"/>
                 <w:lang w:val="en-GB"/>
@@ -3685,7 +3895,7 @@
           </w:tcPr>
           <w:p>
             <w:pPr>
-              <w:jc w:val="center"/>
+              <w:jc w:val="both"/>
               <w:rPr>
                 <w:rFonts w:ascii="Arial" w:hAnsi="Arial" w:cs="Arial"/>
                 <w:lang w:val="en-GB"/>
@@ -3703,6 +3913,7 @@
     </w:tbl>
     <w:p>
       <w:pPr>
+        <w:jc w:val="both"/>
         <w:rPr>
           <w:rFonts w:ascii="Arial" w:hAnsi="Arial" w:cs="Arial"/>
           <w:lang w:val="en-GB"/>
@@ -3711,6 +3922,7 @@
     </w:p>
     <w:p>
       <w:pPr>
+        <w:jc w:val="both"/>
         <w:rPr>
           <w:rFonts w:ascii="Arial" w:hAnsi="Arial" w:cs="Arial"/>
           <w:lang w:val="en-GB"/>
@@ -3734,6 +3946,7 @@
           </w:tcPr>
           <w:p>
             <w:pPr>
+              <w:jc w:val="both"/>
               <w:rPr>
                 <w:rFonts w:ascii="Arial" w:hAnsi="Arial" w:cs="Arial"/>
                 <w:lang w:val="en-GB"/>
@@ -3753,6 +3966,7 @@
           </w:tcPr>
           <w:p>
             <w:pPr>
+              <w:jc w:val="both"/>
               <w:rPr>
                 <w:rFonts w:ascii="Arial" w:hAnsi="Arial" w:cs="Arial"/>
                 <w:lang w:val="en-GB"/>
@@ -3777,6 +3991,7 @@
               <w:tabs>
                 <w:tab w:val="left" w:pos="1760"/>
               </w:tabs>
+              <w:jc w:val="both"/>
               <w:rPr>
                 <w:rFonts w:ascii="Arial" w:hAnsi="Arial" w:cs="Arial"/>
                 <w:lang w:val="en-GB"/>
@@ -3798,7 +4013,7 @@
           </w:tcPr>
           <w:p>
             <w:pPr>
-              <w:jc w:val="center"/>
+              <w:jc w:val="both"/>
               <w:rPr>
                 <w:rFonts w:ascii="Arial" w:hAnsi="Arial" w:cs="Arial"/>
                 <w:lang w:val="en-GB"/>
@@ -3821,6 +4036,7 @@
           </w:tcPr>
           <w:p>
             <w:pPr>
+              <w:jc w:val="both"/>
               <w:rPr>
                 <w:rFonts w:ascii="Arial" w:hAnsi="Arial" w:cs="Arial"/>
                 <w:lang w:val="en-GB"/>
@@ -3841,7 +4057,7 @@
           </w:tcPr>
           <w:p>
             <w:pPr>
-              <w:jc w:val="center"/>
+              <w:jc w:val="both"/>
               <w:rPr>
                 <w:rFonts w:ascii="Arial" w:hAnsi="Arial" w:cs="Arial"/>
                 <w:lang w:val="en-GB"/>
@@ -3859,6 +4075,7 @@
     </w:tbl>
     <w:p>
       <w:pPr>
+        <w:jc w:val="both"/>
         <w:rPr>
           <w:rFonts w:ascii="Arial" w:hAnsi="Arial" w:cs="Arial"/>
           <w:lang w:val="en-GB"/>
@@ -3867,6 +4084,7 @@
     </w:p>
     <w:p>
       <w:pPr>
+        <w:jc w:val="both"/>
         <w:rPr>
           <w:rFonts w:ascii="Arial" w:hAnsi="Arial" w:cs="Arial"/>
           <w:lang w:val="en-GB"/>
@@ -3875,6 +4093,7 @@
     </w:p>
     <w:p>
       <w:pPr>
+        <w:jc w:val="both"/>
         <w:rPr>
           <w:rFonts w:ascii="Arial" w:hAnsi="Arial" w:cs="Arial"/>
           <w:lang w:val="en-GB"/>
@@ -3883,6 +4102,7 @@
     </w:p>
     <w:p>
       <w:pPr>
+        <w:jc w:val="both"/>
         <w:rPr>
           <w:rFonts w:ascii="Arial" w:hAnsi="Arial" w:cs="Arial"/>
           <w:lang w:val="en-GB"/>
@@ -3906,6 +4126,7 @@
           </w:tcPr>
           <w:p>
             <w:pPr>
+              <w:jc w:val="both"/>
               <w:rPr>
                 <w:rFonts w:ascii="Arial" w:hAnsi="Arial" w:cs="Arial"/>
                 <w:lang w:val="en-GB"/>
@@ -3925,6 +4146,7 @@
           </w:tcPr>
           <w:p>
             <w:pPr>
+              <w:jc w:val="both"/>
               <w:rPr>
                 <w:rFonts w:ascii="Arial" w:hAnsi="Arial" w:cs="Arial"/>
                 <w:lang w:val="en-GB"/>
@@ -3949,6 +4171,7 @@
               <w:tabs>
                 <w:tab w:val="left" w:pos="1760"/>
               </w:tabs>
+              <w:jc w:val="both"/>
               <w:rPr>
                 <w:rFonts w:ascii="Arial" w:hAnsi="Arial" w:cs="Arial"/>
                 <w:lang w:val="en-GB"/>
@@ -3970,7 +4193,7 @@
           </w:tcPr>
           <w:p>
             <w:pPr>
-              <w:jc w:val="center"/>
+              <w:jc w:val="both"/>
               <w:rPr>
                 <w:rFonts w:ascii="Arial" w:hAnsi="Arial" w:cs="Arial"/>
                 <w:lang w:val="en-GB"/>
@@ -3993,6 +4216,7 @@
           </w:tcPr>
           <w:p>
             <w:pPr>
+              <w:jc w:val="both"/>
               <w:rPr>
                 <w:rFonts w:ascii="Arial" w:hAnsi="Arial" w:cs="Arial"/>
                 <w:lang w:val="en-GB"/>
@@ -4013,7 +4237,7 @@
           </w:tcPr>
           <w:p>
             <w:pPr>
-              <w:jc w:val="center"/>
+              <w:jc w:val="both"/>
               <w:rPr>
                 <w:rFonts w:ascii="Arial" w:hAnsi="Arial" w:cs="Arial"/>
                 <w:lang w:val="en-GB"/>
@@ -4031,6 +4255,7 @@
     </w:tbl>
     <w:p>
       <w:pPr>
+        <w:jc w:val="both"/>
         <w:rPr>
           <w:rFonts w:ascii="Arial" w:hAnsi="Arial" w:cs="Arial"/>
           <w:lang w:val="en-GB"/>
@@ -4039,6 +4264,7 @@
     </w:p>
     <w:p>
       <w:pPr>
+        <w:jc w:val="both"/>
         <w:rPr>
           <w:rFonts w:ascii="Arial" w:hAnsi="Arial" w:cs="Arial"/>
           <w:lang w:val="en-GB"/>
@@ -4062,6 +4288,7 @@
           </w:tcPr>
           <w:p>
             <w:pPr>
+              <w:jc w:val="both"/>
               <w:rPr>
                 <w:rFonts w:ascii="Arial" w:hAnsi="Arial" w:cs="Arial"/>
                 <w:lang w:val="en-GB"/>
@@ -4081,6 +4308,7 @@
           </w:tcPr>
           <w:p>
             <w:pPr>
+              <w:jc w:val="both"/>
               <w:rPr>
                 <w:rFonts w:ascii="Arial" w:hAnsi="Arial" w:cs="Arial"/>
                 <w:lang w:val="en-GB"/>
@@ -4111,6 +4339,7 @@
               <w:tabs>
                 <w:tab w:val="left" w:pos="1760"/>
               </w:tabs>
+              <w:jc w:val="both"/>
               <w:rPr>
                 <w:rFonts w:ascii="Arial" w:hAnsi="Arial" w:cs="Arial"/>
                 <w:lang w:val="en-GB"/>
@@ -4132,7 +4361,7 @@
           </w:tcPr>
           <w:p>
             <w:pPr>
-              <w:jc w:val="center"/>
+              <w:jc w:val="both"/>
               <w:rPr>
                 <w:rFonts w:ascii="Arial" w:hAnsi="Arial" w:cs="Arial"/>
                 <w:lang w:val="en-GB"/>
@@ -4155,6 +4384,7 @@
           </w:tcPr>
           <w:p>
             <w:pPr>
+              <w:jc w:val="both"/>
               <w:rPr>
                 <w:rFonts w:ascii="Arial" w:hAnsi="Arial" w:cs="Arial"/>
                 <w:lang w:val="en-GB"/>
@@ -4175,7 +4405,7 @@
           </w:tcPr>
           <w:p>
             <w:pPr>
-              <w:jc w:val="center"/>
+              <w:jc w:val="both"/>
               <w:rPr>
                 <w:rFonts w:ascii="Arial" w:hAnsi="Arial" w:cs="Arial"/>
                 <w:lang w:val="en-GB"/>
@@ -4193,6 +4423,7 @@
     </w:tbl>
     <w:p>
       <w:pPr>
+        <w:jc w:val="both"/>
         <w:rPr>
           <w:rFonts w:ascii="Arial" w:hAnsi="Arial" w:cs="Arial"/>
           <w:lang w:val="en-GB"/>
@@ -4201,6 +4432,61 @@
     </w:p>
     <w:p>
       <w:pPr>
+        <w:jc w:val="both"/>
+        <w:rPr>
+          <w:rFonts w:ascii="Arial" w:hAnsi="Arial" w:cs="Arial"/>
+          <w:lang w:val="en-GB"/>
+        </w:rPr>
+      </w:pPr>
+    </w:p>
+    <w:p>
+      <w:pPr>
+        <w:jc w:val="both"/>
+        <w:rPr>
+          <w:rFonts w:ascii="Arial" w:hAnsi="Arial" w:cs="Arial"/>
+          <w:lang w:val="en-GB"/>
+        </w:rPr>
+      </w:pPr>
+    </w:p>
+    <w:p>
+      <w:pPr>
+        <w:jc w:val="both"/>
+        <w:rPr>
+          <w:rFonts w:ascii="Arial" w:hAnsi="Arial" w:cs="Arial"/>
+          <w:lang w:val="en-GB"/>
+        </w:rPr>
+      </w:pPr>
+    </w:p>
+    <w:p>
+      <w:pPr>
+        <w:jc w:val="both"/>
+        <w:rPr>
+          <w:rFonts w:ascii="Arial" w:hAnsi="Arial" w:cs="Arial"/>
+          <w:lang w:val="en-GB"/>
+        </w:rPr>
+      </w:pPr>
+    </w:p>
+    <w:p>
+      <w:pPr>
+        <w:jc w:val="both"/>
+        <w:rPr>
+          <w:rFonts w:ascii="Arial" w:hAnsi="Arial" w:cs="Arial"/>
+          <w:lang w:val="en-GB"/>
+        </w:rPr>
+      </w:pPr>
+    </w:p>
+    <w:p>
+      <w:pPr>
+        <w:jc w:val="both"/>
+        <w:rPr>
+          <w:rFonts w:ascii="Arial" w:hAnsi="Arial" w:cs="Arial"/>
+          <w:lang w:val="en-GB"/>
+        </w:rPr>
+      </w:pPr>
+    </w:p>
+    <w:p>
+      <w:pPr>
+        <w:jc w:val="both"/>
         <w:rPr>
           <w:rFonts w:ascii="Arial" w:hAnsi="Arial" w:cs="Arial"/>
           <w:lang w:val="en-GB"/>
@@ -4224,6 +4510,7 @@
           </w:tcPr>
           <w:p>
             <w:pPr>
+              <w:jc w:val="both"/>
               <w:rPr>
                 <w:rFonts w:ascii="Arial" w:hAnsi="Arial" w:cs="Arial"/>
                 <w:lang w:val="en-GB"/>
@@ -4243,6 +4530,7 @@
           </w:tcPr>
           <w:p>
             <w:pPr>
+              <w:jc w:val="both"/>
               <w:rPr>
                 <w:rFonts w:ascii="Arial" w:hAnsi="Arial" w:cs="Arial"/>
                 <w:lang w:val="en-GB"/>
@@ -4252,13 +4540,13 @@
               <w:rPr>
                 <w:rFonts w:ascii="Arial" w:hAnsi="Arial" w:cs="Arial"/>
               </w:rPr>
-              <w:t xml:space="preserve">                                    </w:t>
-            </w:r>
-            <w:r>
-              <w:rPr>
-                <w:rFonts w:ascii="Arial" w:hAnsi="Arial" w:cs="Arial"/>
-              </w:rPr>
-              <w:t>Leaderboard Updates</w:t>
+              <w:t xml:space="preserve">                                       </w:t>
+            </w:r>
+            <w:r>
+              <w:rPr>
+                <w:rFonts w:ascii="Arial" w:hAnsi="Arial" w:cs="Arial"/>
+              </w:rPr>
+              <w:t>Project Creation</w:t>
             </w:r>
           </w:p>
         </w:tc>
@@ -4273,6 +4561,7 @@
               <w:tabs>
                 <w:tab w:val="left" w:pos="1760"/>
               </w:tabs>
+              <w:jc w:val="both"/>
               <w:rPr>
                 <w:rFonts w:ascii="Arial" w:hAnsi="Arial" w:cs="Arial"/>
                 <w:lang w:val="en-GB"/>
@@ -4294,7 +4583,7 @@
           </w:tcPr>
           <w:p>
             <w:pPr>
-              <w:jc w:val="center"/>
+              <w:jc w:val="both"/>
               <w:rPr>
                 <w:rFonts w:ascii="Arial" w:hAnsi="Arial" w:cs="Arial"/>
                 <w:lang w:val="en-GB"/>
@@ -4305,7 +4594,14 @@
                 <w:rFonts w:ascii="Arial" w:hAnsi="Arial" w:cs="Arial"/>
                 <w:lang w:val="en-GB"/>
               </w:rPr>
-              <w:t>User</w:t>
+              <w:t>Use</w:t>
+            </w:r>
+            <w:r>
+              <w:rPr>
+                <w:rFonts w:ascii="Arial" w:hAnsi="Arial" w:cs="Arial"/>
+                <w:lang w:val="en-GB"/>
+              </w:rPr>
+              <w:t>r</w:t>
             </w:r>
           </w:p>
         </w:tc>
@@ -4317,6 +4613,7 @@
           </w:tcPr>
           <w:p>
             <w:pPr>
+              <w:jc w:val="both"/>
               <w:rPr>
                 <w:rFonts w:ascii="Arial" w:hAnsi="Arial" w:cs="Arial"/>
                 <w:lang w:val="en-GB"/>
@@ -4337,7 +4634,7 @@
           </w:tcPr>
           <w:p>
             <w:pPr>
-              <w:jc w:val="center"/>
+              <w:jc w:val="both"/>
               <w:rPr>
                 <w:rFonts w:ascii="Arial" w:hAnsi="Arial" w:cs="Arial"/>
                 <w:lang w:val="en-GB"/>
@@ -4347,14 +4644,7 @@
               <w:rPr>
                 <w:rFonts w:ascii="Arial" w:hAnsi="Arial" w:cs="Arial"/>
               </w:rPr>
-              <w:t xml:space="preserve">The system updates the leaderboard with the latest user rankings. The leaderboard reflects </w:t>
-            </w:r>
-            <w:r>
-              <w:rPr>
-                <w:rFonts w:ascii="Arial" w:hAnsi="Arial" w:cs="Arial"/>
-              </w:rPr>
-              <w:lastRenderedPageBreak/>
-              <w:t>updated rankings once a user completes a task or earns points.</w:t>
+              <w:t>Users can create projects to organize tasks. The system allows users to input project details and validates them before saving the project. The project is created successfully if the user is logged in and the input data is valid.</w:t>
             </w:r>
           </w:p>
         </w:tc>
@@ -4362,6 +4652,7 @@
     </w:tbl>
     <w:p>
       <w:pPr>
+        <w:jc w:val="both"/>
         <w:rPr>
           <w:rFonts w:ascii="Arial" w:hAnsi="Arial" w:cs="Arial"/>
           <w:lang w:val="en-GB"/>
@@ -4370,6 +4661,25 @@
     </w:p>
     <w:p>
       <w:pPr>
+        <w:jc w:val="both"/>
+        <w:rPr>
+          <w:rFonts w:ascii="Arial" w:hAnsi="Arial" w:cs="Arial"/>
+          <w:lang w:val="en-GB"/>
+        </w:rPr>
+      </w:pPr>
+    </w:p>
+    <w:p>
+      <w:pPr>
+        <w:jc w:val="both"/>
+        <w:rPr>
+          <w:rFonts w:ascii="Arial" w:hAnsi="Arial" w:cs="Arial"/>
+          <w:lang w:val="en-GB"/>
+        </w:rPr>
+      </w:pPr>
+    </w:p>
+    <w:p>
+      <w:pPr>
+        <w:jc w:val="both"/>
         <w:rPr>
           <w:rFonts w:ascii="Arial" w:hAnsi="Arial" w:cs="Arial"/>
           <w:lang w:val="en-GB"/>
@@ -4393,6 +4703,7 @@
           </w:tcPr>
           <w:p>
             <w:pPr>
+              <w:jc w:val="both"/>
               <w:rPr>
                 <w:rFonts w:ascii="Arial" w:hAnsi="Arial" w:cs="Arial"/>
                 <w:lang w:val="en-GB"/>
@@ -4412,6 +4723,7 @@
           </w:tcPr>
           <w:p>
             <w:pPr>
+              <w:jc w:val="both"/>
               <w:rPr>
                 <w:rFonts w:ascii="Arial" w:hAnsi="Arial" w:cs="Arial"/>
                 <w:lang w:val="en-GB"/>
@@ -4421,7 +4733,13 @@
               <w:rPr>
                 <w:rFonts w:ascii="Arial" w:hAnsi="Arial" w:cs="Arial"/>
               </w:rPr>
-              <w:t xml:space="preserve">                                      Redeem Points</w:t>
+              <w:t xml:space="preserve">                                    </w:t>
+            </w:r>
+            <w:r>
+              <w:rPr>
+                <w:rFonts w:ascii="Arial" w:hAnsi="Arial" w:cs="Arial"/>
+              </w:rPr>
+              <w:t>Leaderboard Updates</w:t>
             </w:r>
           </w:p>
         </w:tc>
@@ -4436,6 +4754,7 @@
               <w:tabs>
                 <w:tab w:val="left" w:pos="1760"/>
               </w:tabs>
+              <w:jc w:val="both"/>
               <w:rPr>
                 <w:rFonts w:ascii="Arial" w:hAnsi="Arial" w:cs="Arial"/>
                 <w:lang w:val="en-GB"/>
@@ -4457,7 +4776,7 @@
           </w:tcPr>
           <w:p>
             <w:pPr>
-              <w:jc w:val="center"/>
+              <w:jc w:val="both"/>
               <w:rPr>
                 <w:rFonts w:ascii="Arial" w:hAnsi="Arial" w:cs="Arial"/>
                 <w:lang w:val="en-GB"/>
@@ -4480,6 +4799,7 @@
           </w:tcPr>
           <w:p>
             <w:pPr>
+              <w:jc w:val="both"/>
               <w:rPr>
                 <w:rFonts w:ascii="Arial" w:hAnsi="Arial" w:cs="Arial"/>
                 <w:lang w:val="en-GB"/>
@@ -4500,7 +4820,7 @@
           </w:tcPr>
           <w:p>
             <w:pPr>
-              <w:jc w:val="center"/>
+              <w:jc w:val="both"/>
               <w:rPr>
                 <w:rFonts w:ascii="Arial" w:hAnsi="Arial" w:cs="Arial"/>
                 <w:lang w:val="en-GB"/>
@@ -4510,21 +4830,7 @@
               <w:rPr>
                 <w:rFonts w:ascii="Arial" w:hAnsi="Arial" w:cs="Arial"/>
               </w:rPr>
-              <w:t xml:space="preserve">Users redeem accumulated points for available rewards. The user selects the "Redeem Points" option. If the user has sufficient points, points are </w:t>
-            </w:r>
-            <w:proofErr w:type="gramStart"/>
-            <w:r>
-              <w:rPr>
-                <w:rFonts w:ascii="Arial" w:hAnsi="Arial" w:cs="Arial"/>
-              </w:rPr>
-              <w:t>deducted</w:t>
-            </w:r>
-            <w:proofErr w:type="gramEnd"/>
-            <w:r>
-              <w:rPr>
-                <w:rFonts w:ascii="Arial" w:hAnsi="Arial" w:cs="Arial"/>
-              </w:rPr>
-              <w:t xml:space="preserve"> and rewards are assigned.</w:t>
+              <w:t>The system updates the leaderboard with the latest user rankings. The leaderboard reflects updated rankings once a user completes a task or earns points.</w:t>
             </w:r>
           </w:p>
         </w:tc>
@@ -4532,6 +4838,7 @@
     </w:tbl>
     <w:p>
       <w:pPr>
+        <w:jc w:val="both"/>
         <w:rPr>
           <w:rFonts w:ascii="Arial" w:hAnsi="Arial" w:cs="Arial"/>
           <w:lang w:val="en-GB"/>
@@ -4540,6 +4847,7 @@
     </w:p>
     <w:p>
       <w:pPr>
+        <w:jc w:val="both"/>
         <w:rPr>
           <w:rFonts w:ascii="Arial" w:hAnsi="Arial" w:cs="Arial"/>
           <w:lang w:val="en-GB"/>
@@ -4563,6 +4871,7 @@
           </w:tcPr>
           <w:p>
             <w:pPr>
+              <w:jc w:val="both"/>
               <w:rPr>
                 <w:rFonts w:ascii="Arial" w:hAnsi="Arial" w:cs="Arial"/>
                 <w:lang w:val="en-GB"/>
@@ -4582,6 +4891,7 @@
           </w:tcPr>
           <w:p>
             <w:pPr>
+              <w:jc w:val="both"/>
               <w:rPr>
                 <w:rFonts w:ascii="Arial" w:hAnsi="Arial" w:cs="Arial"/>
                 <w:lang w:val="en-GB"/>
@@ -4591,7 +4901,7 @@
               <w:rPr>
                 <w:rFonts w:ascii="Arial" w:hAnsi="Arial" w:cs="Arial"/>
               </w:rPr>
-              <w:t xml:space="preserve">                                      Feedback Submission</w:t>
+              <w:t xml:space="preserve">                                      Redeem Points</w:t>
             </w:r>
           </w:p>
         </w:tc>
@@ -4606,6 +4916,7 @@
               <w:tabs>
                 <w:tab w:val="left" w:pos="1760"/>
               </w:tabs>
+              <w:jc w:val="both"/>
               <w:rPr>
                 <w:rFonts w:ascii="Arial" w:hAnsi="Arial" w:cs="Arial"/>
                 <w:lang w:val="en-GB"/>
@@ -4627,7 +4938,7 @@
           </w:tcPr>
           <w:p>
             <w:pPr>
-              <w:jc w:val="center"/>
+              <w:jc w:val="both"/>
               <w:rPr>
                 <w:rFonts w:ascii="Arial" w:hAnsi="Arial" w:cs="Arial"/>
                 <w:lang w:val="en-GB"/>
@@ -4650,6 +4961,7 @@
           </w:tcPr>
           <w:p>
             <w:pPr>
+              <w:jc w:val="both"/>
               <w:rPr>
                 <w:rFonts w:ascii="Arial" w:hAnsi="Arial" w:cs="Arial"/>
                 <w:lang w:val="en-GB"/>
@@ -4670,7 +4982,7 @@
           </w:tcPr>
           <w:p>
             <w:pPr>
-              <w:jc w:val="center"/>
+              <w:jc w:val="both"/>
               <w:rPr>
                 <w:rFonts w:ascii="Arial" w:hAnsi="Arial" w:cs="Arial"/>
                 <w:lang w:val="en-GB"/>
@@ -4680,7 +4992,21 @@
               <w:rPr>
                 <w:rFonts w:ascii="Arial" w:hAnsi="Arial" w:cs="Arial"/>
               </w:rPr>
-              <w:t>Users provide feedback about their experience with the application. The user clicks the "Feedback" option. Feedback is saved for review if the user is logged in.</w:t>
+              <w:t xml:space="preserve">Users redeem accumulated points for available rewards. The user selects the "Redeem Points" option. If the user has sufficient points, points are </w:t>
+            </w:r>
+            <w:proofErr w:type="gramStart"/>
+            <w:r>
+              <w:rPr>
+                <w:rFonts w:ascii="Arial" w:hAnsi="Arial" w:cs="Arial"/>
+              </w:rPr>
+              <w:t>deducted</w:t>
+            </w:r>
+            <w:proofErr w:type="gramEnd"/>
+            <w:r>
+              <w:rPr>
+                <w:rFonts w:ascii="Arial" w:hAnsi="Arial" w:cs="Arial"/>
+              </w:rPr>
+              <w:t xml:space="preserve"> and rewards are assigned.</w:t>
             </w:r>
           </w:p>
         </w:tc>
@@ -4688,6 +5014,7 @@
     </w:tbl>
     <w:p>
       <w:pPr>
+        <w:jc w:val="both"/>
         <w:rPr>
           <w:rFonts w:ascii="Arial" w:hAnsi="Arial" w:cs="Arial"/>
           <w:lang w:val="en-GB"/>
@@ -4696,6 +5023,7 @@
     </w:p>
     <w:p>
       <w:pPr>
+        <w:jc w:val="both"/>
         <w:rPr>
           <w:rFonts w:ascii="Arial" w:hAnsi="Arial" w:cs="Arial"/>
           <w:lang w:val="en-GB"/>
@@ -4719,6 +5047,7 @@
           </w:tcPr>
           <w:p>
             <w:pPr>
+              <w:jc w:val="both"/>
               <w:rPr>
                 <w:rFonts w:ascii="Arial" w:hAnsi="Arial" w:cs="Arial"/>
                 <w:lang w:val="en-GB"/>
@@ -4738,6 +5067,7 @@
           </w:tcPr>
           <w:p>
             <w:pPr>
+              <w:jc w:val="both"/>
               <w:rPr>
                 <w:rFonts w:ascii="Arial" w:hAnsi="Arial" w:cs="Arial"/>
                 <w:lang w:val="en-GB"/>
@@ -4747,7 +5077,7 @@
               <w:rPr>
                 <w:rFonts w:ascii="Arial" w:hAnsi="Arial" w:cs="Arial"/>
               </w:rPr>
-              <w:t xml:space="preserve">                                      Reward Management</w:t>
+              <w:t xml:space="preserve">                                      Feedback Submission</w:t>
             </w:r>
           </w:p>
         </w:tc>
@@ -4762,6 +5092,7 @@
               <w:tabs>
                 <w:tab w:val="left" w:pos="1760"/>
               </w:tabs>
+              <w:jc w:val="both"/>
               <w:rPr>
                 <w:rFonts w:ascii="Arial" w:hAnsi="Arial" w:cs="Arial"/>
                 <w:lang w:val="en-GB"/>
@@ -4783,7 +5114,7 @@
           </w:tcPr>
           <w:p>
             <w:pPr>
-              <w:jc w:val="center"/>
+              <w:jc w:val="both"/>
               <w:rPr>
                 <w:rFonts w:ascii="Arial" w:hAnsi="Arial" w:cs="Arial"/>
                 <w:lang w:val="en-GB"/>
@@ -4794,7 +5125,7 @@
                 <w:rFonts w:ascii="Arial" w:hAnsi="Arial" w:cs="Arial"/>
                 <w:lang w:val="en-GB"/>
               </w:rPr>
-              <w:t>Admin</w:t>
+              <w:t>User</w:t>
             </w:r>
           </w:p>
         </w:tc>
@@ -4806,6 +5137,7 @@
           </w:tcPr>
           <w:p>
             <w:pPr>
+              <w:jc w:val="both"/>
               <w:rPr>
                 <w:rFonts w:ascii="Arial" w:hAnsi="Arial" w:cs="Arial"/>
                 <w:lang w:val="en-GB"/>
@@ -4826,7 +5158,7 @@
           </w:tcPr>
           <w:p>
             <w:pPr>
-              <w:jc w:val="center"/>
+              <w:jc w:val="both"/>
               <w:rPr>
                 <w:rFonts w:ascii="Arial" w:hAnsi="Arial" w:cs="Arial"/>
                 <w:lang w:val="en-GB"/>
@@ -4836,7 +5168,7 @@
               <w:rPr>
                 <w:rFonts w:ascii="Arial" w:hAnsi="Arial" w:cs="Arial"/>
               </w:rPr>
-              <w:t>Admins add, update, or delete rewards that users can redeem. The admin accesses the rewards section. Rewards are updated if admin privileges are verified.</w:t>
+              <w:t>Users provide feedback about their experience with the application. The user clicks the "Feedback" option. Feedback is saved for review if the user is logged in.</w:t>
             </w:r>
           </w:p>
         </w:tc>
@@ -4844,6 +5176,7 @@
     </w:tbl>
     <w:p>
       <w:pPr>
+        <w:jc w:val="both"/>
         <w:rPr>
           <w:rFonts w:ascii="Arial" w:hAnsi="Arial" w:cs="Arial"/>
           <w:lang w:val="en-GB"/>
@@ -4852,6 +5185,7 @@
     </w:p>
     <w:p>
       <w:pPr>
+        <w:jc w:val="both"/>
         <w:rPr>
           <w:rFonts w:ascii="Arial" w:hAnsi="Arial" w:cs="Arial"/>
           <w:lang w:val="en-GB"/>
@@ -4875,6 +5209,7 @@
           </w:tcPr>
           <w:p>
             <w:pPr>
+              <w:jc w:val="both"/>
               <w:rPr>
                 <w:rFonts w:ascii="Arial" w:hAnsi="Arial" w:cs="Arial"/>
                 <w:lang w:val="en-GB"/>
@@ -4894,6 +5229,7 @@
           </w:tcPr>
           <w:p>
             <w:pPr>
+              <w:jc w:val="both"/>
               <w:rPr>
                 <w:rFonts w:ascii="Arial" w:hAnsi="Arial" w:cs="Arial"/>
                 <w:lang w:val="en-GB"/>
@@ -4903,7 +5239,7 @@
               <w:rPr>
                 <w:rFonts w:ascii="Arial" w:hAnsi="Arial" w:cs="Arial"/>
               </w:rPr>
-              <w:t xml:space="preserve">                                      Report Generation</w:t>
+              <w:t xml:space="preserve">                                      Reward Management</w:t>
             </w:r>
           </w:p>
         </w:tc>
@@ -4918,6 +5254,7 @@
               <w:tabs>
                 <w:tab w:val="left" w:pos="1760"/>
               </w:tabs>
+              <w:jc w:val="both"/>
               <w:rPr>
                 <w:rFonts w:ascii="Arial" w:hAnsi="Arial" w:cs="Arial"/>
                 <w:lang w:val="en-GB"/>
@@ -4928,6 +5265,7 @@
                 <w:rFonts w:ascii="Arial" w:hAnsi="Arial" w:cs="Arial"/>
                 <w:lang w:val="en-GB"/>
               </w:rPr>
+              <w:lastRenderedPageBreak/>
               <w:tab/>
               <w:t>Actor</w:t>
             </w:r>
@@ -4939,7 +5277,7 @@
           </w:tcPr>
           <w:p>
             <w:pPr>
-              <w:jc w:val="center"/>
+              <w:jc w:val="both"/>
               <w:rPr>
                 <w:rFonts w:ascii="Arial" w:hAnsi="Arial" w:cs="Arial"/>
                 <w:lang w:val="en-GB"/>
@@ -4962,6 +5300,7 @@
           </w:tcPr>
           <w:p>
             <w:pPr>
+              <w:jc w:val="both"/>
               <w:rPr>
                 <w:rFonts w:ascii="Arial" w:hAnsi="Arial" w:cs="Arial"/>
                 <w:lang w:val="en-GB"/>
@@ -4982,7 +5321,7 @@
           </w:tcPr>
           <w:p>
             <w:pPr>
-              <w:jc w:val="center"/>
+              <w:jc w:val="both"/>
               <w:rPr>
                 <w:rFonts w:ascii="Arial" w:hAnsi="Arial" w:cs="Arial"/>
                 <w:lang w:val="en-GB"/>
@@ -4992,35 +5331,7 @@
               <w:rPr>
                 <w:rFonts w:ascii="Arial" w:hAnsi="Arial" w:cs="Arial"/>
               </w:rPr>
-              <w:t xml:space="preserve">System </w:t>
-            </w:r>
-            <w:proofErr w:type="gramStart"/>
-            <w:r>
-              <w:rPr>
-                <w:rFonts w:ascii="Arial" w:hAnsi="Arial" w:cs="Arial"/>
-              </w:rPr>
-              <w:t>generate</w:t>
-            </w:r>
-            <w:proofErr w:type="gramEnd"/>
-            <w:r>
-              <w:rPr>
-                <w:rFonts w:ascii="Arial" w:hAnsi="Arial" w:cs="Arial"/>
-              </w:rPr>
-              <w:t xml:space="preserve"> performance or activity reports. The admin requests a report. The system generates the report if admin privileges are </w:t>
-            </w:r>
-            <w:proofErr w:type="gramStart"/>
-            <w:r>
-              <w:rPr>
-                <w:rFonts w:ascii="Arial" w:hAnsi="Arial" w:cs="Arial"/>
-              </w:rPr>
-              <w:t>verified</w:t>
-            </w:r>
-            <w:proofErr w:type="gramEnd"/>
-            <w:r>
-              <w:rPr>
-                <w:rFonts w:ascii="Arial" w:hAnsi="Arial" w:cs="Arial"/>
-              </w:rPr>
-              <w:t xml:space="preserve"> and data is available.</w:t>
+              <w:t>Admins add, update, or delete rewards that users can redeem. The admin accesses the rewards section. Rewards are updated if admin privileges are verified.</w:t>
             </w:r>
           </w:p>
         </w:tc>
@@ -5028,6 +5339,7 @@
     </w:tbl>
     <w:p>
       <w:pPr>
+        <w:jc w:val="both"/>
         <w:rPr>
           <w:rFonts w:ascii="Arial" w:hAnsi="Arial" w:cs="Arial"/>
           <w:lang w:val="en-GB"/>
@@ -5036,14 +5348,7 @@
     </w:p>
     <w:p>
       <w:pPr>
-        <w:rPr>
-          <w:rFonts w:ascii="Arial" w:hAnsi="Arial" w:cs="Arial"/>
-          <w:lang w:val="en-GB"/>
-        </w:rPr>
-      </w:pPr>
-    </w:p>
-    <w:p>
-      <w:pPr>
+        <w:jc w:val="both"/>
         <w:rPr>
           <w:rFonts w:ascii="Arial" w:hAnsi="Arial" w:cs="Arial"/>
           <w:lang w:val="en-GB"/>
@@ -5067,6 +5372,7 @@
           </w:tcPr>
           <w:p>
             <w:pPr>
+              <w:jc w:val="both"/>
               <w:rPr>
                 <w:rFonts w:ascii="Arial" w:hAnsi="Arial" w:cs="Arial"/>
                 <w:lang w:val="en-GB"/>
@@ -5086,6 +5392,7 @@
           </w:tcPr>
           <w:p>
             <w:pPr>
+              <w:jc w:val="both"/>
               <w:rPr>
                 <w:rFonts w:ascii="Arial" w:hAnsi="Arial" w:cs="Arial"/>
                 <w:lang w:val="en-GB"/>
@@ -5095,7 +5402,7 @@
               <w:rPr>
                 <w:rFonts w:ascii="Arial" w:hAnsi="Arial" w:cs="Arial"/>
               </w:rPr>
-              <w:t xml:space="preserve">                                      Activity Monitoring</w:t>
+              <w:t xml:space="preserve">                                      Report Generation</w:t>
             </w:r>
           </w:p>
         </w:tc>
@@ -5110,6 +5417,7 @@
               <w:tabs>
                 <w:tab w:val="left" w:pos="1760"/>
               </w:tabs>
+              <w:jc w:val="both"/>
               <w:rPr>
                 <w:rFonts w:ascii="Arial" w:hAnsi="Arial" w:cs="Arial"/>
                 <w:lang w:val="en-GB"/>
@@ -5131,7 +5439,7 @@
           </w:tcPr>
           <w:p>
             <w:pPr>
-              <w:jc w:val="center"/>
+              <w:jc w:val="both"/>
               <w:rPr>
                 <w:rFonts w:ascii="Arial" w:hAnsi="Arial" w:cs="Arial"/>
                 <w:lang w:val="en-GB"/>
@@ -5140,6 +5448,7 @@
             <w:r>
               <w:rPr>
                 <w:rFonts w:ascii="Arial" w:hAnsi="Arial" w:cs="Arial"/>
+                <w:lang w:val="en-GB"/>
               </w:rPr>
               <w:t>Admin</w:t>
             </w:r>
@@ -5153,6 +5462,7 @@
           </w:tcPr>
           <w:p>
             <w:pPr>
+              <w:jc w:val="both"/>
               <w:rPr>
                 <w:rFonts w:ascii="Arial" w:hAnsi="Arial" w:cs="Arial"/>
                 <w:lang w:val="en-GB"/>
@@ -5163,7 +5473,6 @@
                 <w:rFonts w:ascii="Arial" w:hAnsi="Arial" w:cs="Arial"/>
                 <w:lang w:val="en-GB"/>
               </w:rPr>
-              <w:lastRenderedPageBreak/>
               <w:t xml:space="preserve">                                Description</w:t>
             </w:r>
           </w:p>
@@ -5174,7 +5483,7 @@
           </w:tcPr>
           <w:p>
             <w:pPr>
-              <w:jc w:val="center"/>
+              <w:jc w:val="both"/>
               <w:rPr>
                 <w:rFonts w:ascii="Arial" w:hAnsi="Arial" w:cs="Arial"/>
                 <w:lang w:val="en-GB"/>
@@ -5184,7 +5493,35 @@
               <w:rPr>
                 <w:rFonts w:ascii="Arial" w:hAnsi="Arial" w:cs="Arial"/>
               </w:rPr>
-              <w:t>Admin tracks user activity for performance and issue resolution. The admin logs into the monitoring panel. The system identifies any issues or irregularities.</w:t>
+              <w:t xml:space="preserve">System </w:t>
+            </w:r>
+            <w:proofErr w:type="gramStart"/>
+            <w:r>
+              <w:rPr>
+                <w:rFonts w:ascii="Arial" w:hAnsi="Arial" w:cs="Arial"/>
+              </w:rPr>
+              <w:t>generate</w:t>
+            </w:r>
+            <w:proofErr w:type="gramEnd"/>
+            <w:r>
+              <w:rPr>
+                <w:rFonts w:ascii="Arial" w:hAnsi="Arial" w:cs="Arial"/>
+              </w:rPr>
+              <w:t xml:space="preserve"> performance or activity reports. The admin requests a report. The system generates the report if admin privileges are </w:t>
+            </w:r>
+            <w:proofErr w:type="gramStart"/>
+            <w:r>
+              <w:rPr>
+                <w:rFonts w:ascii="Arial" w:hAnsi="Arial" w:cs="Arial"/>
+              </w:rPr>
+              <w:t>verified</w:t>
+            </w:r>
+            <w:proofErr w:type="gramEnd"/>
+            <w:r>
+              <w:rPr>
+                <w:rFonts w:ascii="Arial" w:hAnsi="Arial" w:cs="Arial"/>
+              </w:rPr>
+              <w:t xml:space="preserve"> and data is available.</w:t>
             </w:r>
           </w:p>
         </w:tc>
@@ -5192,6 +5529,7 @@
     </w:tbl>
     <w:p>
       <w:pPr>
+        <w:jc w:val="both"/>
         <w:rPr>
           <w:rFonts w:ascii="Arial" w:hAnsi="Arial" w:cs="Arial"/>
           <w:lang w:val="en-GB"/>
@@ -5200,6 +5538,7 @@
     </w:p>
     <w:p>
       <w:pPr>
+        <w:jc w:val="both"/>
         <w:rPr>
           <w:rFonts w:ascii="Arial" w:hAnsi="Arial" w:cs="Arial"/>
           <w:lang w:val="en-GB"/>
@@ -5208,14 +5547,159 @@
     </w:p>
     <w:p>
       <w:pPr>
+        <w:jc w:val="both"/>
         <w:rPr>
           <w:rFonts w:ascii="Arial" w:hAnsi="Arial" w:cs="Arial"/>
           <w:lang w:val="en-GB"/>
         </w:rPr>
       </w:pPr>
     </w:p>
-    <w:p>
-      <w:pPr>
+    <w:tbl>
+      <w:tblPr>
+        <w:tblStyle w:val="TableGrid"/>
+        <w:tblW w:w="0" w:type="auto"/>
+        <w:tblLook w:val="04A0" w:firstRow="1" w:lastRow="0" w:firstColumn="1" w:lastColumn="0" w:noHBand="0" w:noVBand="1"/>
+      </w:tblPr>
+      <w:tblGrid>
+        <w:gridCol w:w="4675"/>
+        <w:gridCol w:w="4675"/>
+      </w:tblGrid>
+      <w:tr>
+        <w:tc>
+          <w:tcPr>
+            <w:tcW w:w="4675" w:type="dxa"/>
+          </w:tcPr>
+          <w:p>
+            <w:pPr>
+              <w:jc w:val="both"/>
+              <w:rPr>
+                <w:rFonts w:ascii="Arial" w:hAnsi="Arial" w:cs="Arial"/>
+                <w:lang w:val="en-GB"/>
+              </w:rPr>
+            </w:pPr>
+            <w:r>
+              <w:rPr>
+                <w:rFonts w:ascii="Arial" w:hAnsi="Arial" w:cs="Arial"/>
+              </w:rPr>
+              <w:t xml:space="preserve">                                  Use Case</w:t>
+            </w:r>
+          </w:p>
+        </w:tc>
+        <w:tc>
+          <w:tcPr>
+            <w:tcW w:w="4675" w:type="dxa"/>
+          </w:tcPr>
+          <w:p>
+            <w:pPr>
+              <w:jc w:val="both"/>
+              <w:rPr>
+                <w:rFonts w:ascii="Arial" w:hAnsi="Arial" w:cs="Arial"/>
+                <w:lang w:val="en-GB"/>
+              </w:rPr>
+            </w:pPr>
+            <w:r>
+              <w:rPr>
+                <w:rFonts w:ascii="Arial" w:hAnsi="Arial" w:cs="Arial"/>
+              </w:rPr>
+              <w:t xml:space="preserve">                                      Activity Monitoring</w:t>
+            </w:r>
+          </w:p>
+        </w:tc>
+      </w:tr>
+      <w:tr>
+        <w:tc>
+          <w:tcPr>
+            <w:tcW w:w="4675" w:type="dxa"/>
+          </w:tcPr>
+          <w:p>
+            <w:pPr>
+              <w:tabs>
+                <w:tab w:val="left" w:pos="1760"/>
+              </w:tabs>
+              <w:jc w:val="both"/>
+              <w:rPr>
+                <w:rFonts w:ascii="Arial" w:hAnsi="Arial" w:cs="Arial"/>
+                <w:lang w:val="en-GB"/>
+              </w:rPr>
+            </w:pPr>
+            <w:r>
+              <w:rPr>
+                <w:rFonts w:ascii="Arial" w:hAnsi="Arial" w:cs="Arial"/>
+                <w:lang w:val="en-GB"/>
+              </w:rPr>
+              <w:tab/>
+              <w:t>Actor</w:t>
+            </w:r>
+          </w:p>
+        </w:tc>
+        <w:tc>
+          <w:tcPr>
+            <w:tcW w:w="4675" w:type="dxa"/>
+          </w:tcPr>
+          <w:p>
+            <w:pPr>
+              <w:jc w:val="both"/>
+              <w:rPr>
+                <w:rFonts w:ascii="Arial" w:hAnsi="Arial" w:cs="Arial"/>
+                <w:lang w:val="en-GB"/>
+              </w:rPr>
+            </w:pPr>
+            <w:r>
+              <w:rPr>
+                <w:rFonts w:ascii="Arial" w:hAnsi="Arial" w:cs="Arial"/>
+              </w:rPr>
+              <w:t>Admin</w:t>
+            </w:r>
+          </w:p>
+        </w:tc>
+      </w:tr>
+      <w:tr>
+        <w:tc>
+          <w:tcPr>
+            <w:tcW w:w="4675" w:type="dxa"/>
+          </w:tcPr>
+          <w:p>
+            <w:pPr>
+              <w:jc w:val="both"/>
+              <w:rPr>
+                <w:rFonts w:ascii="Arial" w:hAnsi="Arial" w:cs="Arial"/>
+                <w:lang w:val="en-GB"/>
+              </w:rPr>
+            </w:pPr>
+            <w:r>
+              <w:rPr>
+                <w:rFonts w:ascii="Arial" w:hAnsi="Arial" w:cs="Arial"/>
+                <w:lang w:val="en-GB"/>
+              </w:rPr>
+              <w:t xml:space="preserve">                                Description</w:t>
+            </w:r>
+          </w:p>
+        </w:tc>
+        <w:tc>
+          <w:tcPr>
+            <w:tcW w:w="4675" w:type="dxa"/>
+          </w:tcPr>
+          <w:p>
+            <w:pPr>
+              <w:jc w:val="both"/>
+              <w:rPr>
+                <w:rFonts w:ascii="Arial" w:hAnsi="Arial" w:cs="Arial"/>
+                <w:lang w:val="en-GB"/>
+              </w:rPr>
+            </w:pPr>
+            <w:r>
+              <w:rPr>
+                <w:rFonts w:ascii="Arial" w:hAnsi="Arial" w:cs="Arial"/>
+              </w:rPr>
+              <w:t>Admin tracks user activity for performance and issue resolution. The admin logs into the monitoring panel. The system identifies any issues or irregularities.</w:t>
+            </w:r>
+          </w:p>
+        </w:tc>
+      </w:tr>
+    </w:tbl>
+    <w:p>
+      <w:pPr>
+        <w:jc w:val="both"/>
         <w:rPr>
           <w:rFonts w:ascii="Arial" w:hAnsi="Arial" w:cs="Arial"/>
           <w:lang w:val="en-GB"/>
@@ -5224,6 +5708,7 @@
     </w:p>
     <w:p>
       <w:pPr>
+        <w:jc w:val="both"/>
         <w:rPr>
           <w:rFonts w:ascii="Arial" w:hAnsi="Arial" w:cs="Arial"/>
           <w:lang w:val="en-GB"/>
@@ -5232,6 +5717,7 @@
     </w:p>
     <w:p>
       <w:pPr>
+        <w:jc w:val="both"/>
         <w:rPr>
           <w:rFonts w:ascii="Arial" w:hAnsi="Arial" w:cs="Arial"/>
           <w:lang w:val="en-GB"/>
@@ -5240,6 +5726,7 @@
     </w:p>
     <w:p>
       <w:pPr>
+        <w:jc w:val="both"/>
         <w:rPr>
           <w:rFonts w:ascii="Arial" w:hAnsi="Arial" w:cs="Arial"/>
           <w:lang w:val="en-GB"/>
@@ -5248,6 +5735,7 @@
     </w:p>
     <w:p>
       <w:pPr>
+        <w:jc w:val="both"/>
         <w:rPr>
           <w:rFonts w:ascii="Arial" w:hAnsi="Arial" w:cs="Arial"/>
           <w:lang w:val="en-GB"/>
@@ -5256,6 +5744,7 @@
     </w:p>
     <w:p>
       <w:pPr>
+        <w:jc w:val="both"/>
         <w:rPr>
           <w:rFonts w:ascii="Arial" w:hAnsi="Arial" w:cs="Arial"/>
           <w:lang w:val="en-GB"/>
@@ -5264,6 +5753,7 @@
     </w:p>
     <w:p>
       <w:pPr>
+        <w:jc w:val="both"/>
         <w:rPr>
           <w:rFonts w:ascii="Arial" w:hAnsi="Arial" w:cs="Arial"/>
           <w:lang w:val="en-GB"/>
@@ -5272,6 +5762,7 @@
     </w:p>
     <w:p>
       <w:pPr>
+        <w:jc w:val="both"/>
         <w:rPr>
           <w:rFonts w:ascii="Arial" w:hAnsi="Arial" w:cs="Arial"/>
           <w:lang w:val="en-GB"/>
@@ -5280,6 +5771,7 @@
     </w:p>
     <w:p>
       <w:pPr>
+        <w:jc w:val="both"/>
         <w:rPr>
           <w:rFonts w:ascii="Arial" w:hAnsi="Arial" w:cs="Arial"/>
           <w:lang w:val="en-GB"/>
@@ -5288,6 +5780,7 @@
     </w:p>
     <w:p>
       <w:pPr>
+        <w:jc w:val="both"/>
         <w:rPr>
           <w:rFonts w:ascii="Arial" w:hAnsi="Arial" w:cs="Arial"/>
           <w:lang w:val="en-GB"/>
@@ -5296,6 +5789,7 @@
     </w:p>
     <w:p>
       <w:pPr>
+        <w:jc w:val="both"/>
         <w:rPr>
           <w:rFonts w:ascii="Arial" w:hAnsi="Arial" w:cs="Arial"/>
           <w:lang w:val="en-GB"/>
@@ -5304,6 +5798,7 @@
     </w:p>
     <w:p>
       <w:pPr>
+        <w:jc w:val="both"/>
         <w:rPr>
           <w:rFonts w:ascii="Arial" w:hAnsi="Arial" w:cs="Arial"/>
           <w:lang w:val="en-GB"/>
@@ -5312,6 +5807,7 @@
     </w:p>
     <w:p>
       <w:pPr>
+        <w:jc w:val="both"/>
         <w:rPr>
           <w:rFonts w:ascii="Arial" w:hAnsi="Arial" w:cs="Arial"/>
           <w:lang w:val="en-GB"/>
@@ -5320,6 +5816,7 @@
     </w:p>
     <w:p>
       <w:pPr>
+        <w:jc w:val="both"/>
         <w:rPr>
           <w:rFonts w:ascii="Arial" w:hAnsi="Arial" w:cs="Arial"/>
           <w:lang w:val="en-GB"/>
@@ -5328,6 +5825,7 @@
     </w:p>
     <w:p>
       <w:pPr>
+        <w:jc w:val="both"/>
         <w:rPr>
           <w:rFonts w:ascii="Arial" w:hAnsi="Arial" w:cs="Arial"/>
           <w:lang w:val="en-GB"/>
@@ -5336,6 +5834,7 @@
     </w:p>
     <w:p>
       <w:pPr>
+        <w:jc w:val="both"/>
         <w:rPr>
           <w:rFonts w:ascii="Arial" w:hAnsi="Arial" w:cs="Arial"/>
           <w:lang w:val="en-GB"/>
@@ -5344,6 +5843,7 @@
     </w:p>
     <w:p>
       <w:pPr>
+        <w:jc w:val="both"/>
         <w:rPr>
           <w:rFonts w:ascii="Arial" w:hAnsi="Arial" w:cs="Arial"/>
           <w:lang w:val="en-GB"/>
@@ -5352,6 +5852,7 @@
     </w:p>
     <w:p>
       <w:pPr>
+        <w:jc w:val="both"/>
         <w:rPr>
           <w:rFonts w:ascii="Arial" w:hAnsi="Arial" w:cs="Arial"/>
           <w:lang w:val="en-GB"/>
@@ -5360,6 +5861,7 @@
     </w:p>
     <w:p>
       <w:pPr>
+        <w:jc w:val="both"/>
         <w:rPr>
           <w:rFonts w:ascii="Arial" w:hAnsi="Arial" w:cs="Arial"/>
           <w:lang w:val="en-GB"/>
@@ -5368,6 +5870,7 @@
     </w:p>
     <w:p>
       <w:pPr>
+        <w:jc w:val="both"/>
         <w:rPr>
           <w:rFonts w:ascii="Arial" w:hAnsi="Arial" w:cs="Arial"/>
           <w:lang w:val="en-GB"/>
@@ -5376,6 +5879,7 @@
     </w:p>
     <w:p>
       <w:pPr>
+        <w:jc w:val="both"/>
         <w:rPr>
           <w:rFonts w:ascii="Arial" w:hAnsi="Arial" w:cs="Arial"/>
           <w:lang w:val="en-GB"/>
@@ -5384,6 +5888,7 @@
     </w:p>
     <w:p>
       <w:pPr>
+        <w:jc w:val="both"/>
         <w:rPr>
           <w:rFonts w:ascii="Arial" w:hAnsi="Arial" w:cs="Arial"/>
           <w:lang w:val="en-GB"/>
@@ -5392,6 +5897,7 @@
     </w:p>
     <w:p>
       <w:pPr>
+        <w:jc w:val="both"/>
         <w:rPr>
           <w:rFonts w:ascii="Arial" w:hAnsi="Arial" w:cs="Arial"/>
           <w:lang w:val="en-GB"/>
@@ -5400,6 +5906,7 @@
     </w:p>
     <w:p>
       <w:pPr>
+        <w:jc w:val="both"/>
         <w:rPr>
           <w:rFonts w:ascii="Arial" w:hAnsi="Arial" w:cs="Arial"/>
           <w:lang w:val="en-GB"/>
@@ -5408,34 +5915,63 @@
     </w:p>
     <w:p>
       <w:pPr>
-        <w:rPr>
-          <w:rFonts w:ascii="Arial" w:hAnsi="Arial" w:cs="Arial"/>
-          <w:b/>
-          <w:bCs/>
-        </w:rPr>
-      </w:pPr>
-      <w:r>
-        <w:rPr>
-          <w:rFonts w:ascii="Arial" w:hAnsi="Arial" w:cs="Arial"/>
-          <w:b/>
-          <w:bCs/>
+        <w:jc w:val="both"/>
+        <w:rPr>
+          <w:rFonts w:ascii="Arial" w:hAnsi="Arial" w:cs="Arial"/>
           <w:lang w:val="en-GB"/>
         </w:rPr>
-        <w:lastRenderedPageBreak/>
+      </w:pPr>
+    </w:p>
+    <w:p>
+      <w:pPr>
+        <w:jc w:val="both"/>
+        <w:rPr>
+          <w:rFonts w:ascii="Arial" w:hAnsi="Arial" w:cs="Arial"/>
+          <w:lang w:val="en-GB"/>
+        </w:rPr>
+      </w:pPr>
+    </w:p>
+    <w:p>
+      <w:pPr>
+        <w:jc w:val="both"/>
+        <w:rPr>
+          <w:rFonts w:ascii="Arial" w:hAnsi="Arial" w:cs="Arial"/>
+          <w:lang w:val="en-GB"/>
+        </w:rPr>
+      </w:pPr>
+    </w:p>
+    <w:p>
+      <w:pPr>
+        <w:jc w:val="both"/>
+        <w:rPr>
+          <w:rFonts w:ascii="Arial" w:hAnsi="Arial" w:cs="Arial"/>
+          <w:b/>
+          <w:bCs/>
+        </w:rPr>
+      </w:pPr>
+      <w:r>
+        <w:rPr>
+          <w:rFonts w:ascii="Arial" w:hAnsi="Arial" w:cs="Arial"/>
+          <w:b/>
+          <w:bCs/>
+          <w:lang w:val="en-GB"/>
+        </w:rPr>
         <w:t xml:space="preserve">Extended Use </w:t>
       </w:r>
     </w:p>
     <w:p>
       <w:pPr>
-        <w:rPr>
-          <w:rFonts w:ascii="Arial" w:hAnsi="Arial" w:cs="Arial"/>
-          <w:b/>
-          <w:bCs/>
-        </w:rPr>
-      </w:pPr>
-    </w:p>
-    <w:p>
-      <w:pPr>
+        <w:jc w:val="both"/>
+        <w:rPr>
+          <w:rFonts w:ascii="Arial" w:hAnsi="Arial" w:cs="Arial"/>
+          <w:b/>
+          <w:bCs/>
+        </w:rPr>
+      </w:pPr>
+    </w:p>
+    <w:p>
+      <w:pPr>
+        <w:jc w:val="both"/>
         <w:rPr>
           <w:rFonts w:ascii="Arial" w:hAnsi="Arial" w:cs="Arial"/>
         </w:rPr>
@@ -5479,6 +6015,7 @@
     </w:p>
     <w:p>
       <w:pPr>
+        <w:jc w:val="both"/>
         <w:rPr>
           <w:rFonts w:ascii="Arial" w:hAnsi="Arial" w:cs="Arial"/>
         </w:rPr>
@@ -5494,6 +6031,7 @@
     </w:p>
     <w:p>
       <w:pPr>
+        <w:jc w:val="both"/>
         <w:rPr>
           <w:rFonts w:ascii="Arial" w:hAnsi="Arial" w:cs="Arial"/>
           <w:b/>
@@ -5511,6 +6049,7 @@
     </w:p>
     <w:p>
       <w:pPr>
+        <w:jc w:val="both"/>
         <w:rPr>
           <w:rFonts w:ascii="Arial" w:hAnsi="Arial" w:cs="Arial"/>
         </w:rPr>
@@ -5570,6 +6109,7 @@
     </w:p>
     <w:p>
       <w:pPr>
+        <w:jc w:val="both"/>
         <w:rPr>
           <w:rFonts w:ascii="Arial" w:hAnsi="Arial" w:cs="Arial"/>
         </w:rPr>
@@ -5592,6 +6132,7 @@
     </w:p>
     <w:p>
       <w:pPr>
+        <w:jc w:val="both"/>
         <w:rPr>
           <w:rFonts w:ascii="Arial" w:hAnsi="Arial" w:cs="Arial"/>
         </w:rPr>
@@ -5634,6 +6175,7 @@
           </w:tcPr>
           <w:p>
             <w:pPr>
+              <w:jc w:val="both"/>
               <w:rPr>
                 <w:rFonts w:ascii="Arial" w:hAnsi="Arial" w:cs="Arial"/>
                 <w:b/>
@@ -5658,6 +6200,7 @@
           </w:tcPr>
           <w:p>
             <w:pPr>
+              <w:jc w:val="both"/>
               <w:rPr>
                 <w:rFonts w:ascii="Arial" w:hAnsi="Arial" w:cs="Arial"/>
                 <w:b/>
@@ -5687,6 +6230,7 @@
           </w:tcPr>
           <w:p>
             <w:pPr>
+              <w:jc w:val="both"/>
               <w:rPr>
                 <w:rFonts w:ascii="Arial" w:hAnsi="Arial" w:cs="Arial"/>
               </w:rPr>
@@ -5721,6 +6265,7 @@
           </w:tcPr>
           <w:p>
             <w:pPr>
+              <w:jc w:val="both"/>
               <w:rPr>
                 <w:rFonts w:ascii="Arial" w:hAnsi="Arial" w:cs="Arial"/>
               </w:rPr>
@@ -5746,6 +6291,7 @@
           </w:tcPr>
           <w:p>
             <w:pPr>
+              <w:jc w:val="both"/>
               <w:rPr>
                 <w:rFonts w:ascii="Arial" w:hAnsi="Arial" w:cs="Arial"/>
               </w:rPr>
@@ -5766,6 +6312,7 @@
           </w:tcPr>
           <w:p>
             <w:pPr>
+              <w:jc w:val="both"/>
               <w:rPr>
                 <w:rFonts w:ascii="Arial" w:hAnsi="Arial" w:cs="Arial"/>
               </w:rPr>
@@ -5791,6 +6338,7 @@
           </w:tcPr>
           <w:p>
             <w:pPr>
+              <w:jc w:val="both"/>
               <w:rPr>
                 <w:rFonts w:ascii="Arial" w:hAnsi="Arial" w:cs="Arial"/>
               </w:rPr>
@@ -5805,6 +6353,7 @@
           </w:tcPr>
           <w:p>
             <w:pPr>
+              <w:jc w:val="both"/>
               <w:rPr>
                 <w:rFonts w:ascii="Arial" w:hAnsi="Arial" w:cs="Arial"/>
               </w:rPr>
@@ -5830,6 +6379,7 @@
           </w:tcPr>
           <w:p>
             <w:pPr>
+              <w:jc w:val="both"/>
               <w:rPr>
                 <w:rFonts w:ascii="Arial" w:hAnsi="Arial" w:cs="Arial"/>
               </w:rPr>
@@ -5844,6 +6394,7 @@
           </w:tcPr>
           <w:p>
             <w:pPr>
+              <w:jc w:val="both"/>
               <w:rPr>
                 <w:rFonts w:ascii="Arial" w:hAnsi="Arial" w:cs="Arial"/>
               </w:rPr>
@@ -5860,6 +6411,7 @@
     </w:tbl>
     <w:p>
       <w:pPr>
+        <w:jc w:val="both"/>
         <w:rPr>
           <w:rFonts w:ascii="Arial" w:hAnsi="Arial" w:cs="Arial"/>
         </w:rPr>
@@ -5902,6 +6454,7 @@
           </w:tcPr>
           <w:p>
             <w:pPr>
+              <w:jc w:val="both"/>
               <w:rPr>
                 <w:rFonts w:ascii="Arial" w:hAnsi="Arial" w:cs="Arial"/>
                 <w:b/>
@@ -5914,6 +6467,7 @@
                 <w:b/>
                 <w:bCs/>
               </w:rPr>
+              <w:lastRenderedPageBreak/>
               <w:t>Condition</w:t>
             </w:r>
           </w:p>
@@ -5926,6 +6480,7 @@
           </w:tcPr>
           <w:p>
             <w:pPr>
+              <w:jc w:val="both"/>
               <w:rPr>
                 <w:rFonts w:ascii="Arial" w:hAnsi="Arial" w:cs="Arial"/>
                 <w:b/>
@@ -5955,6 +6510,7 @@
           </w:tcPr>
           <w:p>
             <w:pPr>
+              <w:jc w:val="both"/>
               <w:rPr>
                 <w:rFonts w:ascii="Arial" w:hAnsi="Arial" w:cs="Arial"/>
               </w:rPr>
@@ -5983,6 +6539,7 @@
           </w:tcPr>
           <w:p>
             <w:pPr>
+              <w:jc w:val="both"/>
               <w:rPr>
                 <w:rFonts w:ascii="Arial" w:hAnsi="Arial" w:cs="Arial"/>
               </w:rPr>
@@ -6016,6 +6573,7 @@
           </w:tcPr>
           <w:p>
             <w:pPr>
+              <w:jc w:val="both"/>
               <w:rPr>
                 <w:rFonts w:ascii="Arial" w:hAnsi="Arial" w:cs="Arial"/>
               </w:rPr>
@@ -6044,6 +6602,7 @@
           </w:tcPr>
           <w:p>
             <w:pPr>
+              <w:jc w:val="both"/>
               <w:rPr>
                 <w:rFonts w:ascii="Arial" w:hAnsi="Arial" w:cs="Arial"/>
               </w:rPr>
@@ -6068,6 +6627,7 @@
     </w:tbl>
     <w:p>
       <w:pPr>
+        <w:jc w:val="both"/>
         <w:rPr>
           <w:rFonts w:ascii="Arial" w:hAnsi="Arial" w:cs="Arial"/>
         </w:rPr>
@@ -6083,78 +6643,85 @@
     </w:p>
     <w:p>
       <w:pPr>
-        <w:rPr>
-          <w:rFonts w:ascii="Arial" w:hAnsi="Arial" w:cs="Arial"/>
-          <w:b/>
-          <w:bCs/>
-        </w:rPr>
-      </w:pPr>
-    </w:p>
-    <w:p>
-      <w:pPr>
-        <w:rPr>
-          <w:rFonts w:ascii="Arial" w:hAnsi="Arial" w:cs="Arial"/>
-          <w:b/>
-          <w:bCs/>
-        </w:rPr>
-      </w:pPr>
-    </w:p>
-    <w:p>
-      <w:pPr>
-        <w:rPr>
-          <w:rFonts w:ascii="Arial" w:hAnsi="Arial" w:cs="Arial"/>
-          <w:b/>
-          <w:bCs/>
-        </w:rPr>
-      </w:pPr>
-    </w:p>
-    <w:p>
-      <w:pPr>
-        <w:rPr>
-          <w:rFonts w:ascii="Arial" w:hAnsi="Arial" w:cs="Arial"/>
-          <w:b/>
-          <w:bCs/>
-        </w:rPr>
-      </w:pPr>
-    </w:p>
-    <w:p>
-      <w:pPr>
-        <w:rPr>
-          <w:rFonts w:ascii="Arial" w:hAnsi="Arial" w:cs="Arial"/>
-          <w:b/>
-          <w:bCs/>
-        </w:rPr>
-      </w:pPr>
-    </w:p>
-    <w:p>
-      <w:pPr>
-        <w:rPr>
-          <w:rFonts w:ascii="Arial" w:hAnsi="Arial" w:cs="Arial"/>
-          <w:b/>
-          <w:bCs/>
-        </w:rPr>
-      </w:pPr>
-    </w:p>
-    <w:p>
-      <w:pPr>
-        <w:rPr>
-          <w:rFonts w:ascii="Arial" w:hAnsi="Arial" w:cs="Arial"/>
-          <w:b/>
-          <w:bCs/>
-        </w:rPr>
-      </w:pPr>
-      <w:r>
-        <w:rPr>
-          <w:rFonts w:ascii="Arial" w:hAnsi="Arial" w:cs="Arial"/>
-          <w:b/>
-          <w:bCs/>
-        </w:rPr>
-        <w:lastRenderedPageBreak/>
+        <w:jc w:val="both"/>
+        <w:rPr>
+          <w:rFonts w:ascii="Arial" w:hAnsi="Arial" w:cs="Arial"/>
+          <w:b/>
+          <w:bCs/>
+        </w:rPr>
+      </w:pPr>
+    </w:p>
+    <w:p>
+      <w:pPr>
+        <w:jc w:val="both"/>
+        <w:rPr>
+          <w:rFonts w:ascii="Arial" w:hAnsi="Arial" w:cs="Arial"/>
+          <w:b/>
+          <w:bCs/>
+        </w:rPr>
+      </w:pPr>
+    </w:p>
+    <w:p>
+      <w:pPr>
+        <w:jc w:val="both"/>
+        <w:rPr>
+          <w:rFonts w:ascii="Arial" w:hAnsi="Arial" w:cs="Arial"/>
+          <w:b/>
+          <w:bCs/>
+        </w:rPr>
+      </w:pPr>
+    </w:p>
+    <w:p>
+      <w:pPr>
+        <w:jc w:val="both"/>
+        <w:rPr>
+          <w:rFonts w:ascii="Arial" w:hAnsi="Arial" w:cs="Arial"/>
+          <w:b/>
+          <w:bCs/>
+        </w:rPr>
+      </w:pPr>
+    </w:p>
+    <w:p>
+      <w:pPr>
+        <w:jc w:val="both"/>
+        <w:rPr>
+          <w:rFonts w:ascii="Arial" w:hAnsi="Arial" w:cs="Arial"/>
+          <w:b/>
+          <w:bCs/>
+        </w:rPr>
+      </w:pPr>
+    </w:p>
+    <w:p>
+      <w:pPr>
+        <w:jc w:val="both"/>
+        <w:rPr>
+          <w:rFonts w:ascii="Arial" w:hAnsi="Arial" w:cs="Arial"/>
+          <w:b/>
+          <w:bCs/>
+        </w:rPr>
+      </w:pPr>
+    </w:p>
+    <w:p>
+      <w:pPr>
+        <w:jc w:val="both"/>
+        <w:rPr>
+          <w:rFonts w:ascii="Arial" w:hAnsi="Arial" w:cs="Arial"/>
+          <w:b/>
+          <w:bCs/>
+        </w:rPr>
+      </w:pPr>
+      <w:r>
+        <w:rPr>
+          <w:rFonts w:ascii="Arial" w:hAnsi="Arial" w:cs="Arial"/>
+          <w:b/>
+          <w:bCs/>
+        </w:rPr>
         <w:t>2. Login</w:t>
       </w:r>
     </w:p>
     <w:p>
       <w:pPr>
+        <w:jc w:val="both"/>
         <w:rPr>
           <w:rFonts w:ascii="Arial" w:hAnsi="Arial" w:cs="Arial"/>
         </w:rPr>
@@ -6196,6 +6763,7 @@
     </w:p>
     <w:p>
       <w:pPr>
+        <w:jc w:val="both"/>
         <w:rPr>
           <w:rFonts w:ascii="Arial" w:hAnsi="Arial" w:cs="Arial"/>
         </w:rPr>
@@ -6218,6 +6786,7 @@
     </w:p>
     <w:p>
       <w:pPr>
+        <w:jc w:val="both"/>
         <w:rPr>
           <w:rFonts w:ascii="Arial" w:hAnsi="Arial" w:cs="Arial"/>
         </w:rPr>
@@ -6260,6 +6829,7 @@
           </w:tcPr>
           <w:p>
             <w:pPr>
+              <w:jc w:val="both"/>
               <w:rPr>
                 <w:rFonts w:ascii="Arial" w:hAnsi="Arial" w:cs="Arial"/>
                 <w:b/>
@@ -6284,6 +6854,7 @@
           </w:tcPr>
           <w:p>
             <w:pPr>
+              <w:jc w:val="both"/>
               <w:rPr>
                 <w:rFonts w:ascii="Arial" w:hAnsi="Arial" w:cs="Arial"/>
                 <w:b/>
@@ -6313,6 +6884,7 @@
           </w:tcPr>
           <w:p>
             <w:pPr>
+              <w:jc w:val="both"/>
               <w:rPr>
                 <w:rFonts w:ascii="Arial" w:hAnsi="Arial" w:cs="Arial"/>
               </w:rPr>
@@ -6333,6 +6905,7 @@
           </w:tcPr>
           <w:p>
             <w:pPr>
+              <w:jc w:val="both"/>
               <w:rPr>
                 <w:rFonts w:ascii="Arial" w:hAnsi="Arial" w:cs="Arial"/>
               </w:rPr>
@@ -6358,6 +6931,7 @@
           </w:tcPr>
           <w:p>
             <w:pPr>
+              <w:jc w:val="both"/>
               <w:rPr>
                 <w:rFonts w:ascii="Arial" w:hAnsi="Arial" w:cs="Arial"/>
               </w:rPr>
@@ -6378,6 +6952,7 @@
           </w:tcPr>
           <w:p>
             <w:pPr>
+              <w:jc w:val="both"/>
               <w:rPr>
                 <w:rFonts w:ascii="Arial" w:hAnsi="Arial" w:cs="Arial"/>
               </w:rPr>
@@ -6394,6 +6969,7 @@
     </w:tbl>
     <w:p>
       <w:pPr>
+        <w:jc w:val="both"/>
         <w:rPr>
           <w:rFonts w:ascii="Arial" w:hAnsi="Arial" w:cs="Arial"/>
         </w:rPr>
@@ -6436,6 +7012,7 @@
           </w:tcPr>
           <w:p>
             <w:pPr>
+              <w:jc w:val="both"/>
               <w:rPr>
                 <w:rFonts w:ascii="Arial" w:hAnsi="Arial" w:cs="Arial"/>
                 <w:b/>
@@ -6460,6 +7037,7 @@
           </w:tcPr>
           <w:p>
             <w:pPr>
+              <w:jc w:val="both"/>
               <w:rPr>
                 <w:rFonts w:ascii="Arial" w:hAnsi="Arial" w:cs="Arial"/>
                 <w:b/>
@@ -6489,6 +7067,7 @@
           </w:tcPr>
           <w:p>
             <w:pPr>
+              <w:jc w:val="both"/>
               <w:rPr>
                 <w:rFonts w:ascii="Arial" w:hAnsi="Arial" w:cs="Arial"/>
               </w:rPr>
@@ -6517,6 +7096,7 @@
           </w:tcPr>
           <w:p>
             <w:pPr>
+              <w:jc w:val="both"/>
               <w:rPr>
                 <w:rFonts w:ascii="Arial" w:hAnsi="Arial" w:cs="Arial"/>
               </w:rPr>
@@ -6550,6 +7130,7 @@
           </w:tcPr>
           <w:p>
             <w:pPr>
+              <w:jc w:val="both"/>
               <w:rPr>
                 <w:rFonts w:ascii="Arial" w:hAnsi="Arial" w:cs="Arial"/>
               </w:rPr>
@@ -6578,6 +7159,7 @@
           </w:tcPr>
           <w:p>
             <w:pPr>
+              <w:jc w:val="both"/>
               <w:rPr>
                 <w:rFonts w:ascii="Arial" w:hAnsi="Arial" w:cs="Arial"/>
               </w:rPr>
@@ -6602,6 +7184,7 @@
     </w:tbl>
     <w:p>
       <w:pPr>
+        <w:jc w:val="both"/>
         <w:rPr>
           <w:rFonts w:ascii="Arial" w:hAnsi="Arial" w:cs="Arial"/>
         </w:rPr>
@@ -6617,6 +7200,7 @@
     </w:p>
     <w:p>
       <w:pPr>
+        <w:jc w:val="both"/>
         <w:rPr>
           <w:rFonts w:ascii="Arial" w:hAnsi="Arial" w:cs="Arial"/>
           <w:b/>
@@ -6642,16 +7226,18 @@
     </w:p>
     <w:p>
       <w:pPr>
-        <w:rPr>
-          <w:rFonts w:ascii="Arial" w:hAnsi="Arial" w:cs="Arial"/>
-        </w:rPr>
-      </w:pPr>
-      <w:r>
-        <w:rPr>
-          <w:rFonts w:ascii="Arial" w:hAnsi="Arial" w:cs="Arial"/>
-          <w:b/>
-          <w:bCs/>
-        </w:rPr>
+        <w:jc w:val="both"/>
+        <w:rPr>
+          <w:rFonts w:ascii="Arial" w:hAnsi="Arial" w:cs="Arial"/>
+        </w:rPr>
+      </w:pPr>
+      <w:r>
+        <w:rPr>
+          <w:rFonts w:ascii="Arial" w:hAnsi="Arial" w:cs="Arial"/>
+          <w:b/>
+          <w:bCs/>
+        </w:rPr>
+        <w:lastRenderedPageBreak/>
         <w:t>Use Case Name:</w:t>
       </w:r>
       <w:r>
@@ -6699,6 +7285,7 @@
     </w:p>
     <w:p>
       <w:pPr>
+        <w:jc w:val="both"/>
         <w:rPr>
           <w:rFonts w:ascii="Arial" w:hAnsi="Arial" w:cs="Arial"/>
         </w:rPr>
@@ -6721,6 +7308,7 @@
     </w:p>
     <w:p>
       <w:pPr>
+        <w:jc w:val="both"/>
         <w:rPr>
           <w:rFonts w:ascii="Arial" w:hAnsi="Arial" w:cs="Arial"/>
         </w:rPr>
@@ -6763,6 +7351,7 @@
           </w:tcPr>
           <w:p>
             <w:pPr>
+              <w:jc w:val="both"/>
               <w:rPr>
                 <w:rFonts w:ascii="Arial" w:hAnsi="Arial" w:cs="Arial"/>
                 <w:b/>
@@ -6787,6 +7376,7 @@
           </w:tcPr>
           <w:p>
             <w:pPr>
+              <w:jc w:val="both"/>
               <w:rPr>
                 <w:rFonts w:ascii="Arial" w:hAnsi="Arial" w:cs="Arial"/>
                 <w:b/>
@@ -6816,6 +7406,7 @@
           </w:tcPr>
           <w:p>
             <w:pPr>
+              <w:jc w:val="both"/>
               <w:rPr>
                 <w:rFonts w:ascii="Arial" w:hAnsi="Arial" w:cs="Arial"/>
               </w:rPr>
@@ -6836,6 +7427,7 @@
           </w:tcPr>
           <w:p>
             <w:pPr>
+              <w:jc w:val="both"/>
               <w:rPr>
                 <w:rFonts w:ascii="Arial" w:hAnsi="Arial" w:cs="Arial"/>
               </w:rPr>
@@ -6861,6 +7453,7 @@
           </w:tcPr>
           <w:p>
             <w:pPr>
+              <w:jc w:val="both"/>
               <w:rPr>
                 <w:rFonts w:ascii="Arial" w:hAnsi="Arial" w:cs="Arial"/>
               </w:rPr>
@@ -6881,6 +7474,7 @@
           </w:tcPr>
           <w:p>
             <w:pPr>
+              <w:jc w:val="both"/>
               <w:rPr>
                 <w:rFonts w:ascii="Arial" w:hAnsi="Arial" w:cs="Arial"/>
               </w:rPr>
@@ -6897,6 +7491,7 @@
     </w:tbl>
     <w:p>
       <w:pPr>
+        <w:jc w:val="both"/>
         <w:rPr>
           <w:rFonts w:ascii="Arial" w:hAnsi="Arial" w:cs="Arial"/>
         </w:rPr>
@@ -6939,6 +7534,7 @@
           </w:tcPr>
           <w:p>
             <w:pPr>
+              <w:jc w:val="both"/>
               <w:rPr>
                 <w:rFonts w:ascii="Arial" w:hAnsi="Arial" w:cs="Arial"/>
                 <w:b/>
@@ -6951,7 +7547,6 @@
                 <w:b/>
                 <w:bCs/>
               </w:rPr>
-              <w:lastRenderedPageBreak/>
               <w:t>Condition</w:t>
             </w:r>
           </w:p>
@@ -6964,6 +7559,7 @@
           </w:tcPr>
           <w:p>
             <w:pPr>
+              <w:jc w:val="both"/>
               <w:rPr>
                 <w:rFonts w:ascii="Arial" w:hAnsi="Arial" w:cs="Arial"/>
                 <w:b/>
@@ -6993,6 +7589,7 @@
           </w:tcPr>
           <w:p>
             <w:pPr>
+              <w:jc w:val="both"/>
               <w:rPr>
                 <w:rFonts w:ascii="Arial" w:hAnsi="Arial" w:cs="Arial"/>
               </w:rPr>
@@ -7021,6 +7618,7 @@
           </w:tcPr>
           <w:p>
             <w:pPr>
+              <w:jc w:val="both"/>
               <w:rPr>
                 <w:rFonts w:ascii="Arial" w:hAnsi="Arial" w:cs="Arial"/>
               </w:rPr>
@@ -7045,6 +7643,7 @@
     </w:tbl>
     <w:p>
       <w:pPr>
+        <w:jc w:val="both"/>
         <w:rPr>
           <w:rFonts w:ascii="Arial" w:hAnsi="Arial" w:cs="Arial"/>
         </w:rPr>
@@ -7060,6 +7659,7 @@
     </w:p>
     <w:p>
       <w:pPr>
+        <w:jc w:val="both"/>
         <w:rPr>
           <w:rFonts w:ascii="Arial" w:hAnsi="Arial" w:cs="Arial"/>
           <w:b/>
@@ -7085,6 +7685,7 @@
     </w:p>
     <w:p>
       <w:pPr>
+        <w:jc w:val="both"/>
         <w:rPr>
           <w:rFonts w:ascii="Arial" w:hAnsi="Arial" w:cs="Arial"/>
         </w:rPr>
@@ -7132,6 +7733,7 @@
     </w:p>
     <w:p>
       <w:pPr>
+        <w:jc w:val="both"/>
         <w:rPr>
           <w:rFonts w:ascii="Arial" w:hAnsi="Arial" w:cs="Arial"/>
         </w:rPr>
@@ -7154,6 +7756,7 @@
     </w:p>
     <w:p>
       <w:pPr>
+        <w:jc w:val="both"/>
         <w:rPr>
           <w:rFonts w:ascii="Arial" w:hAnsi="Arial" w:cs="Arial"/>
         </w:rPr>
@@ -7196,6 +7799,7 @@
           </w:tcPr>
           <w:p>
             <w:pPr>
+              <w:jc w:val="both"/>
               <w:rPr>
                 <w:rFonts w:ascii="Arial" w:hAnsi="Arial" w:cs="Arial"/>
                 <w:b/>
@@ -7220,6 +7824,7 @@
           </w:tcPr>
           <w:p>
             <w:pPr>
+              <w:jc w:val="both"/>
               <w:rPr>
                 <w:rFonts w:ascii="Arial" w:hAnsi="Arial" w:cs="Arial"/>
                 <w:b/>
@@ -7249,6 +7854,7 @@
           </w:tcPr>
           <w:p>
             <w:pPr>
+              <w:jc w:val="both"/>
               <w:rPr>
                 <w:rFonts w:ascii="Arial" w:hAnsi="Arial" w:cs="Arial"/>
               </w:rPr>
@@ -7269,6 +7875,7 @@
           </w:tcPr>
           <w:p>
             <w:pPr>
+              <w:jc w:val="both"/>
               <w:rPr>
                 <w:rFonts w:ascii="Arial" w:hAnsi="Arial" w:cs="Arial"/>
               </w:rPr>
@@ -7308,6 +7915,7 @@
           </w:tcPr>
           <w:p>
             <w:pPr>
+              <w:jc w:val="both"/>
               <w:rPr>
                 <w:rFonts w:ascii="Arial" w:hAnsi="Arial" w:cs="Arial"/>
               </w:rPr>
@@ -7322,6 +7930,7 @@
           </w:tcPr>
           <w:p>
             <w:pPr>
+              <w:jc w:val="both"/>
               <w:rPr>
                 <w:rFonts w:ascii="Arial" w:hAnsi="Arial" w:cs="Arial"/>
               </w:rPr>
@@ -7352,6 +7961,7 @@
     </w:tbl>
     <w:p>
       <w:pPr>
+        <w:jc w:val="both"/>
         <w:rPr>
           <w:rFonts w:ascii="Arial" w:hAnsi="Arial" w:cs="Arial"/>
         </w:rPr>
@@ -7394,6 +8004,7 @@
           </w:tcPr>
           <w:p>
             <w:pPr>
+              <w:jc w:val="both"/>
               <w:rPr>
                 <w:rFonts w:ascii="Arial" w:hAnsi="Arial" w:cs="Arial"/>
                 <w:b/>
@@ -7418,6 +8029,7 @@
           </w:tcPr>
           <w:p>
             <w:pPr>
+              <w:jc w:val="both"/>
               <w:rPr>
                 <w:rFonts w:ascii="Arial" w:hAnsi="Arial" w:cs="Arial"/>
                 <w:b/>
@@ -7447,6 +8059,7 @@
           </w:tcPr>
           <w:p>
             <w:pPr>
+              <w:jc w:val="both"/>
               <w:rPr>
                 <w:rFonts w:ascii="Arial" w:hAnsi="Arial" w:cs="Arial"/>
               </w:rPr>
@@ -7475,6 +8088,7 @@
           </w:tcPr>
           <w:p>
             <w:pPr>
+              <w:jc w:val="both"/>
               <w:rPr>
                 <w:rFonts w:ascii="Arial" w:hAnsi="Arial" w:cs="Arial"/>
               </w:rPr>
@@ -7499,6 +8113,7 @@
     </w:tbl>
     <w:p>
       <w:pPr>
+        <w:jc w:val="both"/>
         <w:rPr>
           <w:rFonts w:ascii="Arial" w:hAnsi="Arial" w:cs="Arial"/>
         </w:rPr>
@@ -7514,6 +8129,7 @@
     </w:p>
     <w:p>
       <w:pPr>
+        <w:jc w:val="both"/>
         <w:rPr>
           <w:rFonts w:ascii="Arial" w:hAnsi="Arial" w:cs="Arial"/>
           <w:b/>
@@ -7539,6 +8155,7 @@
     </w:p>
     <w:p>
       <w:pPr>
+        <w:jc w:val="both"/>
         <w:rPr>
           <w:rFonts w:ascii="Arial" w:hAnsi="Arial" w:cs="Arial"/>
         </w:rPr>
@@ -7586,16 +8203,18 @@
     </w:p>
     <w:p>
       <w:pPr>
-        <w:rPr>
-          <w:rFonts w:ascii="Arial" w:hAnsi="Arial" w:cs="Arial"/>
-        </w:rPr>
-      </w:pPr>
-      <w:r>
-        <w:rPr>
-          <w:rFonts w:ascii="Arial" w:hAnsi="Arial" w:cs="Arial"/>
-          <w:b/>
-          <w:bCs/>
-        </w:rPr>
+        <w:jc w:val="both"/>
+        <w:rPr>
+          <w:rFonts w:ascii="Arial" w:hAnsi="Arial" w:cs="Arial"/>
+        </w:rPr>
+      </w:pPr>
+      <w:r>
+        <w:rPr>
+          <w:rFonts w:ascii="Arial" w:hAnsi="Arial" w:cs="Arial"/>
+          <w:b/>
+          <w:bCs/>
+        </w:rPr>
+        <w:lastRenderedPageBreak/>
         <w:t>Description:</w:t>
       </w:r>
       <w:r>
@@ -7608,6 +8227,7 @@
     </w:p>
     <w:p>
       <w:pPr>
+        <w:jc w:val="both"/>
         <w:rPr>
           <w:rFonts w:ascii="Arial" w:hAnsi="Arial" w:cs="Arial"/>
         </w:rPr>
@@ -7650,6 +8270,7 @@
           </w:tcPr>
           <w:p>
             <w:pPr>
+              <w:jc w:val="both"/>
               <w:rPr>
                 <w:rFonts w:ascii="Arial" w:hAnsi="Arial" w:cs="Arial"/>
                 <w:b/>
@@ -7674,6 +8295,7 @@
           </w:tcPr>
           <w:p>
             <w:pPr>
+              <w:jc w:val="both"/>
               <w:rPr>
                 <w:rFonts w:ascii="Arial" w:hAnsi="Arial" w:cs="Arial"/>
                 <w:b/>
@@ -7703,6 +8325,7 @@
           </w:tcPr>
           <w:p>
             <w:pPr>
+              <w:jc w:val="both"/>
               <w:rPr>
                 <w:rFonts w:ascii="Arial" w:hAnsi="Arial" w:cs="Arial"/>
               </w:rPr>
@@ -7723,6 +8346,7 @@
           </w:tcPr>
           <w:p>
             <w:pPr>
+              <w:jc w:val="both"/>
               <w:rPr>
                 <w:rFonts w:ascii="Arial" w:hAnsi="Arial" w:cs="Arial"/>
               </w:rPr>
@@ -7748,6 +8372,7 @@
           </w:tcPr>
           <w:p>
             <w:pPr>
+              <w:jc w:val="both"/>
               <w:rPr>
                 <w:rFonts w:ascii="Arial" w:hAnsi="Arial" w:cs="Arial"/>
               </w:rPr>
@@ -7762,6 +8387,7 @@
           </w:tcPr>
           <w:p>
             <w:pPr>
+              <w:jc w:val="both"/>
               <w:rPr>
                 <w:rFonts w:ascii="Arial" w:hAnsi="Arial" w:cs="Arial"/>
               </w:rPr>
@@ -7778,6 +8404,7 @@
     </w:tbl>
     <w:p>
       <w:pPr>
+        <w:jc w:val="both"/>
         <w:rPr>
           <w:rFonts w:ascii="Arial" w:hAnsi="Arial" w:cs="Arial"/>
         </w:rPr>
@@ -7820,6 +8447,7 @@
           </w:tcPr>
           <w:p>
             <w:pPr>
+              <w:jc w:val="both"/>
               <w:rPr>
                 <w:rFonts w:ascii="Arial" w:hAnsi="Arial" w:cs="Arial"/>
                 <w:b/>
@@ -7832,7 +8460,6 @@
                 <w:b/>
                 <w:bCs/>
               </w:rPr>
-              <w:lastRenderedPageBreak/>
               <w:t>Condition</w:t>
             </w:r>
           </w:p>
@@ -7845,6 +8472,7 @@
           </w:tcPr>
           <w:p>
             <w:pPr>
+              <w:jc w:val="both"/>
               <w:rPr>
                 <w:rFonts w:ascii="Arial" w:hAnsi="Arial" w:cs="Arial"/>
                 <w:b/>
@@ -7874,6 +8502,7 @@
           </w:tcPr>
           <w:p>
             <w:pPr>
+              <w:jc w:val="both"/>
               <w:rPr>
                 <w:rFonts w:ascii="Arial" w:hAnsi="Arial" w:cs="Arial"/>
               </w:rPr>
@@ -7902,6 +8531,7 @@
           </w:tcPr>
           <w:p>
             <w:pPr>
+              <w:jc w:val="both"/>
               <w:rPr>
                 <w:rFonts w:ascii="Arial" w:hAnsi="Arial" w:cs="Arial"/>
               </w:rPr>
@@ -7940,6 +8570,7 @@
     </w:tbl>
     <w:p>
       <w:pPr>
+        <w:jc w:val="both"/>
         <w:rPr>
           <w:rFonts w:ascii="Arial" w:hAnsi="Arial" w:cs="Arial"/>
         </w:rPr>
@@ -7955,6 +8586,7 @@
     </w:p>
     <w:p>
       <w:pPr>
+        <w:jc w:val="both"/>
         <w:rPr>
           <w:rFonts w:ascii="Arial" w:hAnsi="Arial" w:cs="Arial"/>
           <w:b/>
@@ -7980,6 +8612,7 @@
     </w:p>
     <w:p>
       <w:pPr>
+        <w:jc w:val="both"/>
         <w:rPr>
           <w:rFonts w:ascii="Arial" w:hAnsi="Arial" w:cs="Arial"/>
         </w:rPr>
@@ -8021,6 +8654,7 @@
     </w:p>
     <w:p>
       <w:pPr>
+        <w:jc w:val="both"/>
         <w:rPr>
           <w:rFonts w:ascii="Arial" w:hAnsi="Arial" w:cs="Arial"/>
         </w:rPr>
@@ -8043,6 +8677,7 @@
     </w:p>
     <w:p>
       <w:pPr>
+        <w:jc w:val="both"/>
         <w:rPr>
           <w:rFonts w:ascii="Arial" w:hAnsi="Arial" w:cs="Arial"/>
         </w:rPr>
@@ -8085,6 +8720,7 @@
           </w:tcPr>
           <w:p>
             <w:pPr>
+              <w:jc w:val="both"/>
               <w:rPr>
                 <w:rFonts w:ascii="Arial" w:hAnsi="Arial" w:cs="Arial"/>
                 <w:b/>
@@ -8109,6 +8745,7 @@
           </w:tcPr>
           <w:p>
             <w:pPr>
+              <w:jc w:val="both"/>
               <w:rPr>
                 <w:rFonts w:ascii="Arial" w:hAnsi="Arial" w:cs="Arial"/>
                 <w:b/>
@@ -8138,6 +8775,7 @@
           </w:tcPr>
           <w:p>
             <w:pPr>
+              <w:jc w:val="both"/>
               <w:rPr>
                 <w:rFonts w:ascii="Arial" w:hAnsi="Arial" w:cs="Arial"/>
               </w:rPr>
@@ -8172,6 +8810,7 @@
           </w:tcPr>
           <w:p>
             <w:pPr>
+              <w:jc w:val="both"/>
               <w:rPr>
                 <w:rFonts w:ascii="Arial" w:hAnsi="Arial" w:cs="Arial"/>
               </w:rPr>
@@ -8197,6 +8836,7 @@
           </w:tcPr>
           <w:p>
             <w:pPr>
+              <w:jc w:val="both"/>
               <w:rPr>
                 <w:rFonts w:ascii="Arial" w:hAnsi="Arial" w:cs="Arial"/>
               </w:rPr>
@@ -8217,6 +8857,7 @@
           </w:tcPr>
           <w:p>
             <w:pPr>
+              <w:jc w:val="both"/>
               <w:rPr>
                 <w:rFonts w:ascii="Arial" w:hAnsi="Arial" w:cs="Arial"/>
               </w:rPr>
@@ -8233,6 +8874,7 @@
     </w:tbl>
     <w:p>
       <w:pPr>
+        <w:jc w:val="both"/>
         <w:rPr>
           <w:rFonts w:ascii="Arial" w:hAnsi="Arial" w:cs="Arial"/>
         </w:rPr>
@@ -8275,6 +8917,7 @@
           </w:tcPr>
           <w:p>
             <w:pPr>
+              <w:jc w:val="both"/>
               <w:rPr>
                 <w:rFonts w:ascii="Arial" w:hAnsi="Arial" w:cs="Arial"/>
                 <w:b/>
@@ -8299,6 +8942,7 @@
           </w:tcPr>
           <w:p>
             <w:pPr>
+              <w:jc w:val="both"/>
               <w:rPr>
                 <w:rFonts w:ascii="Arial" w:hAnsi="Arial" w:cs="Arial"/>
                 <w:b/>
@@ -8328,6 +8972,7 @@
           </w:tcPr>
           <w:p>
             <w:pPr>
+              <w:jc w:val="both"/>
               <w:rPr>
                 <w:rFonts w:ascii="Arial" w:hAnsi="Arial" w:cs="Arial"/>
               </w:rPr>
@@ -8356,6 +9001,7 @@
           </w:tcPr>
           <w:p>
             <w:pPr>
+              <w:jc w:val="both"/>
               <w:rPr>
                 <w:rFonts w:ascii="Arial" w:hAnsi="Arial" w:cs="Arial"/>
               </w:rPr>
@@ -8380,6 +9026,7 @@
     </w:tbl>
     <w:p>
       <w:pPr>
+        <w:jc w:val="both"/>
         <w:rPr>
           <w:rFonts w:ascii="Arial" w:hAnsi="Arial" w:cs="Arial"/>
         </w:rPr>
@@ -8395,6 +9042,7 @@
     </w:p>
     <w:p>
       <w:pPr>
+        <w:jc w:val="both"/>
         <w:rPr>
           <w:rFonts w:ascii="Arial" w:hAnsi="Arial" w:cs="Arial"/>
           <w:b/>
@@ -8420,6 +9068,7 @@
     </w:p>
     <w:p>
       <w:pPr>
+        <w:jc w:val="both"/>
         <w:rPr>
           <w:rFonts w:ascii="Arial" w:hAnsi="Arial" w:cs="Arial"/>
         </w:rPr>
@@ -8461,6 +9110,7 @@
     </w:p>
     <w:p>
       <w:pPr>
+        <w:jc w:val="both"/>
         <w:rPr>
           <w:rFonts w:ascii="Arial" w:hAnsi="Arial" w:cs="Arial"/>
         </w:rPr>
@@ -8483,16 +9133,18 @@
     </w:p>
     <w:p>
       <w:pPr>
-        <w:rPr>
-          <w:rFonts w:ascii="Arial" w:hAnsi="Arial" w:cs="Arial"/>
-        </w:rPr>
-      </w:pPr>
-      <w:r>
-        <w:rPr>
-          <w:rFonts w:ascii="Arial" w:hAnsi="Arial" w:cs="Arial"/>
-          <w:b/>
-          <w:bCs/>
-        </w:rPr>
+        <w:jc w:val="both"/>
+        <w:rPr>
+          <w:rFonts w:ascii="Arial" w:hAnsi="Arial" w:cs="Arial"/>
+        </w:rPr>
+      </w:pPr>
+      <w:r>
+        <w:rPr>
+          <w:rFonts w:ascii="Arial" w:hAnsi="Arial" w:cs="Arial"/>
+          <w:b/>
+          <w:bCs/>
+        </w:rPr>
+        <w:lastRenderedPageBreak/>
         <w:t>Typical Course of Events:</w:t>
       </w:r>
     </w:p>
@@ -8525,6 +9177,7 @@
           </w:tcPr>
           <w:p>
             <w:pPr>
+              <w:jc w:val="both"/>
               <w:rPr>
                 <w:rFonts w:ascii="Arial" w:hAnsi="Arial" w:cs="Arial"/>
                 <w:b/>
@@ -8549,6 +9202,7 @@
           </w:tcPr>
           <w:p>
             <w:pPr>
+              <w:jc w:val="both"/>
               <w:rPr>
                 <w:rFonts w:ascii="Arial" w:hAnsi="Arial" w:cs="Arial"/>
                 <w:b/>
@@ -8578,6 +9232,7 @@
           </w:tcPr>
           <w:p>
             <w:pPr>
+              <w:jc w:val="both"/>
               <w:rPr>
                 <w:rFonts w:ascii="Arial" w:hAnsi="Arial" w:cs="Arial"/>
               </w:rPr>
@@ -8598,6 +9253,7 @@
           </w:tcPr>
           <w:p>
             <w:pPr>
+              <w:jc w:val="both"/>
               <w:rPr>
                 <w:rFonts w:ascii="Arial" w:hAnsi="Arial" w:cs="Arial"/>
               </w:rPr>
@@ -8623,6 +9279,7 @@
           </w:tcPr>
           <w:p>
             <w:pPr>
+              <w:jc w:val="both"/>
               <w:rPr>
                 <w:rFonts w:ascii="Arial" w:hAnsi="Arial" w:cs="Arial"/>
               </w:rPr>
@@ -8643,6 +9300,7 @@
           </w:tcPr>
           <w:p>
             <w:pPr>
+              <w:jc w:val="both"/>
               <w:rPr>
                 <w:rFonts w:ascii="Arial" w:hAnsi="Arial" w:cs="Arial"/>
               </w:rPr>
@@ -8659,6 +9317,7 @@
     </w:tbl>
     <w:p>
       <w:pPr>
+        <w:jc w:val="both"/>
         <w:rPr>
           <w:rFonts w:ascii="Arial" w:hAnsi="Arial" w:cs="Arial"/>
         </w:rPr>
@@ -8701,6 +9360,7 @@
           </w:tcPr>
           <w:p>
             <w:pPr>
+              <w:jc w:val="both"/>
               <w:rPr>
                 <w:rFonts w:ascii="Arial" w:hAnsi="Arial" w:cs="Arial"/>
                 <w:b/>
@@ -8713,7 +9373,6 @@
                 <w:b/>
                 <w:bCs/>
               </w:rPr>
-              <w:lastRenderedPageBreak/>
               <w:t>Condition</w:t>
             </w:r>
           </w:p>
@@ -8726,6 +9385,7 @@
           </w:tcPr>
           <w:p>
             <w:pPr>
+              <w:jc w:val="both"/>
               <w:rPr>
                 <w:rFonts w:ascii="Arial" w:hAnsi="Arial" w:cs="Arial"/>
                 <w:b/>
@@ -8755,6 +9415,7 @@
           </w:tcPr>
           <w:p>
             <w:pPr>
+              <w:jc w:val="both"/>
               <w:rPr>
                 <w:rFonts w:ascii="Arial" w:hAnsi="Arial" w:cs="Arial"/>
               </w:rPr>
@@ -8797,6 +9458,7 @@
           </w:tcPr>
           <w:p>
             <w:pPr>
+              <w:jc w:val="both"/>
               <w:rPr>
                 <w:rFonts w:ascii="Arial" w:hAnsi="Arial" w:cs="Arial"/>
               </w:rPr>
@@ -8821,6 +9483,7 @@
     </w:tbl>
     <w:p>
       <w:pPr>
+        <w:jc w:val="both"/>
         <w:rPr>
           <w:rFonts w:ascii="Arial" w:hAnsi="Arial" w:cs="Arial"/>
         </w:rPr>
@@ -8836,6 +9499,7 @@
     </w:p>
     <w:p>
       <w:pPr>
+        <w:jc w:val="both"/>
         <w:rPr>
           <w:rFonts w:ascii="Arial" w:hAnsi="Arial" w:cs="Arial"/>
           <w:b/>
@@ -8861,6 +9525,7 @@
     </w:p>
     <w:p>
       <w:pPr>
+        <w:jc w:val="both"/>
         <w:rPr>
           <w:rFonts w:ascii="Arial" w:hAnsi="Arial" w:cs="Arial"/>
         </w:rPr>
@@ -8902,6 +9567,7 @@
     </w:p>
     <w:p>
       <w:pPr>
+        <w:jc w:val="both"/>
         <w:rPr>
           <w:rFonts w:ascii="Arial" w:hAnsi="Arial" w:cs="Arial"/>
         </w:rPr>
@@ -8924,6 +9590,7 @@
     </w:p>
     <w:p>
       <w:pPr>
+        <w:jc w:val="both"/>
         <w:rPr>
           <w:rFonts w:ascii="Arial" w:hAnsi="Arial" w:cs="Arial"/>
         </w:rPr>
@@ -8966,6 +9633,7 @@
           </w:tcPr>
           <w:p>
             <w:pPr>
+              <w:jc w:val="both"/>
               <w:rPr>
                 <w:rFonts w:ascii="Arial" w:hAnsi="Arial" w:cs="Arial"/>
                 <w:b/>
@@ -8990,6 +9658,7 @@
           </w:tcPr>
           <w:p>
             <w:pPr>
+              <w:jc w:val="both"/>
               <w:rPr>
                 <w:rFonts w:ascii="Arial" w:hAnsi="Arial" w:cs="Arial"/>
                 <w:b/>
@@ -9019,6 +9688,7 @@
           </w:tcPr>
           <w:p>
             <w:pPr>
+              <w:jc w:val="both"/>
               <w:rPr>
                 <w:rFonts w:ascii="Arial" w:hAnsi="Arial" w:cs="Arial"/>
               </w:rPr>
@@ -9039,6 +9709,7 @@
           </w:tcPr>
           <w:p>
             <w:pPr>
+              <w:jc w:val="both"/>
               <w:rPr>
                 <w:rFonts w:ascii="Arial" w:hAnsi="Arial" w:cs="Arial"/>
               </w:rPr>
@@ -9064,6 +9735,7 @@
           </w:tcPr>
           <w:p>
             <w:pPr>
+              <w:jc w:val="both"/>
               <w:rPr>
                 <w:rFonts w:ascii="Arial" w:hAnsi="Arial" w:cs="Arial"/>
               </w:rPr>
@@ -9084,6 +9756,7 @@
           </w:tcPr>
           <w:p>
             <w:pPr>
+              <w:jc w:val="both"/>
               <w:rPr>
                 <w:rFonts w:ascii="Arial" w:hAnsi="Arial" w:cs="Arial"/>
               </w:rPr>
@@ -9100,6 +9773,7 @@
     </w:tbl>
     <w:p>
       <w:pPr>
+        <w:jc w:val="both"/>
         <w:rPr>
           <w:rFonts w:ascii="Arial" w:hAnsi="Arial" w:cs="Arial"/>
         </w:rPr>
@@ -9115,6 +9789,7 @@
     </w:p>
     <w:p>
       <w:pPr>
+        <w:jc w:val="both"/>
         <w:rPr>
           <w:rFonts w:ascii="Arial" w:hAnsi="Arial" w:cs="Arial"/>
           <w:b/>
@@ -9140,6 +9815,7 @@
     </w:p>
     <w:p>
       <w:pPr>
+        <w:jc w:val="both"/>
         <w:rPr>
           <w:rFonts w:ascii="Arial" w:hAnsi="Arial" w:cs="Arial"/>
         </w:rPr>
@@ -9181,6 +9857,7 @@
     </w:p>
     <w:p>
       <w:pPr>
+        <w:jc w:val="both"/>
         <w:rPr>
           <w:rFonts w:ascii="Arial" w:hAnsi="Arial" w:cs="Arial"/>
         </w:rPr>
@@ -9203,6 +9880,7 @@
     </w:p>
     <w:p>
       <w:pPr>
+        <w:jc w:val="both"/>
         <w:rPr>
           <w:rFonts w:ascii="Arial" w:hAnsi="Arial" w:cs="Arial"/>
         </w:rPr>
@@ -9245,6 +9923,7 @@
           </w:tcPr>
           <w:p>
             <w:pPr>
+              <w:jc w:val="both"/>
               <w:rPr>
                 <w:rFonts w:ascii="Arial" w:hAnsi="Arial" w:cs="Arial"/>
                 <w:b/>
@@ -9269,6 +9948,7 @@
           </w:tcPr>
           <w:p>
             <w:pPr>
+              <w:jc w:val="both"/>
               <w:rPr>
                 <w:rFonts w:ascii="Arial" w:hAnsi="Arial" w:cs="Arial"/>
                 <w:b/>
@@ -9298,6 +9978,7 @@
           </w:tcPr>
           <w:p>
             <w:pPr>
+              <w:jc w:val="both"/>
               <w:rPr>
                 <w:rFonts w:ascii="Arial" w:hAnsi="Arial" w:cs="Arial"/>
               </w:rPr>
@@ -9332,6 +10013,7 @@
           </w:tcPr>
           <w:p>
             <w:pPr>
+              <w:jc w:val="both"/>
               <w:rPr>
                 <w:rFonts w:ascii="Arial" w:hAnsi="Arial" w:cs="Arial"/>
               </w:rPr>
@@ -9357,6 +10039,7 @@
           </w:tcPr>
           <w:p>
             <w:pPr>
+              <w:jc w:val="both"/>
               <w:rPr>
                 <w:rFonts w:ascii="Arial" w:hAnsi="Arial" w:cs="Arial"/>
               </w:rPr>
@@ -9377,6 +10060,7 @@
           </w:tcPr>
           <w:p>
             <w:pPr>
+              <w:jc w:val="both"/>
               <w:rPr>
                 <w:rFonts w:ascii="Arial" w:hAnsi="Arial" w:cs="Arial"/>
               </w:rPr>
@@ -9393,16 +10077,18 @@
     </w:tbl>
     <w:p>
       <w:pPr>
-        <w:rPr>
-          <w:rFonts w:ascii="Arial" w:hAnsi="Arial" w:cs="Arial"/>
-        </w:rPr>
-      </w:pPr>
-      <w:r>
-        <w:rPr>
-          <w:rFonts w:ascii="Arial" w:hAnsi="Arial" w:cs="Arial"/>
-          <w:b/>
-          <w:bCs/>
-        </w:rPr>
+        <w:jc w:val="both"/>
+        <w:rPr>
+          <w:rFonts w:ascii="Arial" w:hAnsi="Arial" w:cs="Arial"/>
+        </w:rPr>
+      </w:pPr>
+      <w:r>
+        <w:rPr>
+          <w:rFonts w:ascii="Arial" w:hAnsi="Arial" w:cs="Arial"/>
+          <w:b/>
+          <w:bCs/>
+        </w:rPr>
+        <w:lastRenderedPageBreak/>
         <w:t>Alternative Courses:</w:t>
       </w:r>
     </w:p>
@@ -9435,6 +10121,7 @@
           </w:tcPr>
           <w:p>
             <w:pPr>
+              <w:jc w:val="both"/>
               <w:rPr>
                 <w:rFonts w:ascii="Arial" w:hAnsi="Arial" w:cs="Arial"/>
                 <w:b/>
@@ -9459,6 +10146,7 @@
           </w:tcPr>
           <w:p>
             <w:pPr>
+              <w:jc w:val="both"/>
               <w:rPr>
                 <w:rFonts w:ascii="Arial" w:hAnsi="Arial" w:cs="Arial"/>
                 <w:b/>
@@ -9488,6 +10176,7 @@
           </w:tcPr>
           <w:p>
             <w:pPr>
+              <w:jc w:val="both"/>
               <w:rPr>
                 <w:rFonts w:ascii="Arial" w:hAnsi="Arial" w:cs="Arial"/>
               </w:rPr>
@@ -9516,6 +10205,7 @@
           </w:tcPr>
           <w:p>
             <w:pPr>
+              <w:jc w:val="both"/>
               <w:rPr>
                 <w:rFonts w:ascii="Arial" w:hAnsi="Arial" w:cs="Arial"/>
               </w:rPr>
@@ -9540,6 +10230,7 @@
     </w:tbl>
     <w:p>
       <w:pPr>
+        <w:jc w:val="both"/>
         <w:rPr>
           <w:rFonts w:ascii="Arial" w:hAnsi="Arial" w:cs="Arial"/>
         </w:rPr>
@@ -9555,19 +10246,19 @@
     </w:p>
     <w:p>
       <w:pPr>
-        <w:rPr>
-          <w:rFonts w:ascii="Arial" w:hAnsi="Arial" w:cs="Arial"/>
-          <w:b/>
-          <w:bCs/>
-        </w:rPr>
-      </w:pPr>
-      <w:r>
-        <w:rPr>
-          <w:rFonts w:ascii="Arial" w:hAnsi="Arial" w:cs="Arial"/>
-          <w:b/>
-          <w:bCs/>
-        </w:rPr>
-        <w:lastRenderedPageBreak/>
+        <w:jc w:val="both"/>
+        <w:rPr>
+          <w:rFonts w:ascii="Arial" w:hAnsi="Arial" w:cs="Arial"/>
+          <w:b/>
+          <w:bCs/>
+        </w:rPr>
+      </w:pPr>
+      <w:r>
+        <w:rPr>
+          <w:rFonts w:ascii="Arial" w:hAnsi="Arial" w:cs="Arial"/>
+          <w:b/>
+          <w:bCs/>
+        </w:rPr>
         <w:t>1</w:t>
       </w:r>
       <w:r>
@@ -9589,6 +10280,7 @@
     </w:p>
     <w:p>
       <w:pPr>
+        <w:jc w:val="both"/>
         <w:rPr>
           <w:rFonts w:ascii="Arial" w:hAnsi="Arial" w:cs="Arial"/>
         </w:rPr>
@@ -9630,6 +10322,7 @@
     </w:p>
     <w:p>
       <w:pPr>
+        <w:jc w:val="both"/>
         <w:rPr>
           <w:rFonts w:ascii="Arial" w:hAnsi="Arial" w:cs="Arial"/>
         </w:rPr>
@@ -9652,6 +10345,7 @@
     </w:p>
     <w:p>
       <w:pPr>
+        <w:jc w:val="both"/>
         <w:rPr>
           <w:rFonts w:ascii="Arial" w:hAnsi="Arial" w:cs="Arial"/>
         </w:rPr>
@@ -9694,6 +10388,7 @@
           </w:tcPr>
           <w:p>
             <w:pPr>
+              <w:jc w:val="both"/>
               <w:rPr>
                 <w:rFonts w:ascii="Arial" w:hAnsi="Arial" w:cs="Arial"/>
                 <w:b/>
@@ -9718,6 +10413,7 @@
           </w:tcPr>
           <w:p>
             <w:pPr>
+              <w:jc w:val="both"/>
               <w:rPr>
                 <w:rFonts w:ascii="Arial" w:hAnsi="Arial" w:cs="Arial"/>
                 <w:b/>
@@ -9747,6 +10443,7 @@
           </w:tcPr>
           <w:p>
             <w:pPr>
+              <w:jc w:val="both"/>
               <w:rPr>
                 <w:rFonts w:ascii="Arial" w:hAnsi="Arial" w:cs="Arial"/>
               </w:rPr>
@@ -9767,6 +10464,7 @@
           </w:tcPr>
           <w:p>
             <w:pPr>
+              <w:jc w:val="both"/>
               <w:rPr>
                 <w:rFonts w:ascii="Arial" w:hAnsi="Arial" w:cs="Arial"/>
               </w:rPr>
@@ -9792,6 +10490,7 @@
           </w:tcPr>
           <w:p>
             <w:pPr>
+              <w:jc w:val="both"/>
               <w:rPr>
                 <w:rFonts w:ascii="Arial" w:hAnsi="Arial" w:cs="Arial"/>
               </w:rPr>
@@ -9812,6 +10511,7 @@
           </w:tcPr>
           <w:p>
             <w:pPr>
+              <w:jc w:val="both"/>
               <w:rPr>
                 <w:rFonts w:ascii="Arial" w:hAnsi="Arial" w:cs="Arial"/>
               </w:rPr>
@@ -9828,6 +10528,7 @@
     </w:tbl>
     <w:p>
       <w:pPr>
+        <w:jc w:val="both"/>
         <w:rPr>
           <w:rFonts w:ascii="Arial" w:hAnsi="Arial" w:cs="Arial"/>
           <w:lang w:val="en-GB"/>
@@ -9836,6 +10537,7 @@
     </w:p>
     <w:p>
       <w:pPr>
+        <w:jc w:val="both"/>
         <w:rPr>
           <w:rFonts w:ascii="Arial" w:hAnsi="Arial" w:cs="Arial"/>
           <w:lang w:val="en-GB"/>
@@ -9844,6 +10546,7 @@
     </w:p>
     <w:p>
       <w:pPr>
+        <w:jc w:val="both"/>
         <w:rPr>
           <w:rFonts w:ascii="Arial" w:hAnsi="Arial" w:cs="Arial"/>
           <w:lang w:val="en-GB"/>
@@ -9852,6 +10555,7 @@
     </w:p>
     <w:p>
       <w:pPr>
+        <w:jc w:val="both"/>
         <w:rPr>
           <w:rFonts w:ascii="Arial" w:hAnsi="Arial" w:cs="Arial"/>
           <w:lang w:val="en-GB"/>
@@ -9860,6 +10564,7 @@
     </w:p>
     <w:p>
       <w:pPr>
+        <w:jc w:val="both"/>
         <w:rPr>
           <w:rFonts w:ascii="Arial" w:hAnsi="Arial" w:cs="Arial"/>
           <w:lang w:val="en-GB"/>
@@ -9868,6 +10573,7 @@
     </w:p>
     <w:p>
       <w:pPr>
+        <w:jc w:val="both"/>
         <w:rPr>
           <w:rFonts w:ascii="Arial" w:hAnsi="Arial" w:cs="Arial"/>
           <w:lang w:val="en-GB"/>
@@ -9876,6 +10582,7 @@
     </w:p>
     <w:p>
       <w:pPr>
+        <w:jc w:val="both"/>
         <w:rPr>
           <w:rFonts w:ascii="Arial" w:hAnsi="Arial" w:cs="Arial"/>
           <w:lang w:val="en-GB"/>
@@ -9884,6 +10591,7 @@
     </w:p>
     <w:p>
       <w:pPr>
+        <w:jc w:val="both"/>
         <w:rPr>
           <w:rFonts w:ascii="Arial" w:hAnsi="Arial" w:cs="Arial"/>
           <w:lang w:val="en-GB"/>
@@ -9892,6 +10600,7 @@
     </w:p>
     <w:p>
       <w:pPr>
+        <w:jc w:val="both"/>
         <w:rPr>
           <w:rFonts w:ascii="Arial" w:hAnsi="Arial" w:cs="Arial"/>
           <w:lang w:val="en-GB"/>
@@ -9900,6 +10609,7 @@
     </w:p>
     <w:p>
       <w:pPr>
+        <w:jc w:val="both"/>
         <w:rPr>
           <w:rFonts w:ascii="Arial" w:hAnsi="Arial" w:cs="Arial"/>
           <w:lang w:val="en-GB"/>
@@ -9908,6 +10618,7 @@
     </w:p>
     <w:p>
       <w:pPr>
+        <w:jc w:val="both"/>
         <w:rPr>
           <w:rFonts w:ascii="Arial" w:hAnsi="Arial" w:cs="Arial"/>
           <w:lang w:val="en-GB"/>
@@ -9916,6 +10627,7 @@
     </w:p>
     <w:p>
       <w:pPr>
+        <w:jc w:val="both"/>
         <w:rPr>
           <w:rFonts w:ascii="Arial" w:hAnsi="Arial" w:cs="Arial"/>
           <w:lang w:val="en-GB"/>
@@ -9924,6 +10636,7 @@
     </w:p>
     <w:p>
       <w:pPr>
+        <w:jc w:val="both"/>
         <w:rPr>
           <w:rFonts w:ascii="Arial" w:hAnsi="Arial" w:cs="Arial"/>
           <w:lang w:val="en-GB"/>
@@ -9932,22 +10645,31 @@
     </w:p>
     <w:p>
       <w:pPr>
+        <w:jc w:val="both"/>
         <w:rPr>
           <w:rFonts w:ascii="Arial" w:hAnsi="Arial" w:cs="Arial"/>
           <w:lang w:val="en-GB"/>
         </w:rPr>
       </w:pPr>
-    </w:p>
-    <w:p>
-      <w:pPr>
+      <w:r>
         <w:rPr>
           <w:rFonts w:ascii="Arial" w:hAnsi="Arial" w:cs="Arial"/>
           <w:lang w:val="en-GB"/>
         </w:rPr>
-      </w:pPr>
-    </w:p>
-    <w:p>
-      <w:pPr>
+        <w:tab/>
+      </w:r>
+      <w:r>
+        <w:rPr>
+          <w:rFonts w:ascii="Arial" w:hAnsi="Arial" w:cs="Arial"/>
+        </w:rPr>
+        <w:pict w14:anchorId="242973A9">
+          <v:rect id="_x0000_i1054" style="width:0;height:1.5pt" o:hralign="center" o:hrstd="t" o:hr="t" fillcolor="#a0a0a0" stroked="f"/>
+        </w:pict>
+      </w:r>
+    </w:p>
+    <w:p>
+      <w:pPr>
+        <w:jc w:val="both"/>
         <w:rPr>
           <w:rFonts w:ascii="Arial" w:hAnsi="Arial" w:cs="Arial"/>
           <w:lang w:val="en-GB"/>
@@ -9956,14 +10678,407 @@
     </w:p>
     <w:p>
       <w:pPr>
+        <w:jc w:val="both"/>
+        <w:rPr>
+          <w:rFonts w:ascii="Arial" w:hAnsi="Arial" w:cs="Arial"/>
+        </w:rPr>
+      </w:pPr>
+      <w:r>
         <w:rPr>
           <w:rFonts w:ascii="Arial" w:hAnsi="Arial" w:cs="Arial"/>
           <w:lang w:val="en-GB"/>
         </w:rPr>
-      </w:pPr>
-    </w:p>
-    <w:p>
-      <w:pPr>
+        <w:lastRenderedPageBreak/>
+        <w:t>11.</w:t>
+      </w:r>
+      <w:r>
+        <w:t xml:space="preserve"> </w:t>
+      </w:r>
+      <w:r>
+        <w:rPr>
+          <w:rFonts w:ascii="Arial" w:hAnsi="Arial" w:cs="Arial"/>
+        </w:rPr>
+        <w:t>Project Creation</w:t>
+      </w:r>
+    </w:p>
+    <w:p>
+      <w:pPr>
+        <w:jc w:val="both"/>
+        <w:rPr>
+          <w:rFonts w:ascii="Arial" w:hAnsi="Arial" w:cs="Arial"/>
+        </w:rPr>
+      </w:pPr>
+      <w:r>
+        <w:rPr>
+          <w:rFonts w:ascii="Arial" w:hAnsi="Arial" w:cs="Arial"/>
+        </w:rPr>
+        <w:t xml:space="preserve">Use Case </w:t>
+      </w:r>
+      <w:proofErr w:type="gramStart"/>
+      <w:r>
+        <w:rPr>
+          <w:rFonts w:ascii="Arial" w:hAnsi="Arial" w:cs="Arial"/>
+        </w:rPr>
+        <w:t>Name :</w:t>
+      </w:r>
+      <w:proofErr w:type="gramEnd"/>
+      <w:r>
+        <w:rPr>
+          <w:rFonts w:ascii="Arial" w:hAnsi="Arial" w:cs="Arial"/>
+        </w:rPr>
+        <w:t xml:space="preserve"> Project Creation</w:t>
+      </w:r>
+    </w:p>
+    <w:p>
+      <w:pPr>
+        <w:jc w:val="both"/>
+        <w:rPr>
+          <w:rFonts w:ascii="Arial" w:hAnsi="Arial" w:cs="Arial"/>
+          <w:b/>
+          <w:bCs/>
+        </w:rPr>
+      </w:pPr>
+      <w:proofErr w:type="gramStart"/>
+      <w:r>
+        <w:rPr>
+          <w:rFonts w:ascii="Arial" w:hAnsi="Arial" w:cs="Arial"/>
+        </w:rPr>
+        <w:t>Actor :</w:t>
+      </w:r>
+      <w:proofErr w:type="gramEnd"/>
+      <w:r>
+        <w:rPr>
+          <w:rFonts w:ascii="Arial" w:hAnsi="Arial" w:cs="Arial"/>
+        </w:rPr>
+        <w:t xml:space="preserve"> User</w:t>
+      </w:r>
+      <w:r>
+        <w:rPr>
+          <w:rFonts w:ascii="Arial" w:hAnsi="Arial" w:cs="Arial"/>
+        </w:rPr>
+        <w:br/>
+      </w:r>
+      <w:r>
+        <w:rPr>
+          <w:rFonts w:ascii="Arial" w:hAnsi="Arial" w:cs="Arial"/>
+        </w:rPr>
+        <w:br/>
+      </w:r>
+      <w:r>
+        <w:rPr>
+          <w:rFonts w:ascii="Arial" w:hAnsi="Arial" w:cs="Arial"/>
+          <w:b/>
+          <w:bCs/>
+        </w:rPr>
+        <w:t>Description:</w:t>
+      </w:r>
+    </w:p>
+    <w:p>
+      <w:pPr>
+        <w:jc w:val="both"/>
+        <w:rPr>
+          <w:rFonts w:ascii="Arial" w:hAnsi="Arial" w:cs="Arial"/>
+        </w:rPr>
+      </w:pPr>
+      <w:r>
+        <w:rPr>
+          <w:rFonts w:ascii="Arial" w:hAnsi="Arial" w:cs="Arial"/>
+        </w:rPr>
+        <w:t>Users create projects by entering relevant details such as project name, description, and deadline. The system validates the details and saves the project in the database. If the user is not logged in or inputs invalid data, the system displays an error message.</w:t>
+      </w:r>
+    </w:p>
+    <w:p>
+      <w:pPr>
+        <w:jc w:val="both"/>
+        <w:rPr>
+          <w:rFonts w:ascii="Arial" w:hAnsi="Arial" w:cs="Arial"/>
+        </w:rPr>
+      </w:pPr>
+      <w:r>
+        <w:rPr>
+          <w:rFonts w:ascii="Arial" w:hAnsi="Arial" w:cs="Arial"/>
+        </w:rPr>
+        <w:pict w14:anchorId="63E28FDF">
+          <v:rect id="_x0000_i1055" style="width:0;height:1.5pt" o:hralign="center" o:hrstd="t" o:hr="t" fillcolor="#a0a0a0" stroked="f"/>
+        </w:pict>
+      </w:r>
+    </w:p>
+    <w:p>
+      <w:pPr>
+        <w:jc w:val="both"/>
+        <w:rPr>
+          <w:rFonts w:ascii="Arial" w:hAnsi="Arial" w:cs="Arial"/>
+          <w:b/>
+          <w:bCs/>
+        </w:rPr>
+      </w:pPr>
+      <w:r>
+        <w:rPr>
+          <w:rFonts w:ascii="Arial" w:hAnsi="Arial" w:cs="Arial"/>
+          <w:b/>
+          <w:bCs/>
+        </w:rPr>
+        <w:t>Typical Course of Events:</w:t>
+      </w:r>
+    </w:p>
+    <w:tbl>
+      <w:tblPr>
+        <w:tblW w:w="0" w:type="auto"/>
+        <w:tblCellSpacing w:w="15" w:type="dxa"/>
+        <w:tblCellMar>
+          <w:top w:w="15" w:type="dxa"/>
+          <w:left w:w="15" w:type="dxa"/>
+          <w:bottom w:w="15" w:type="dxa"/>
+          <w:right w:w="15" w:type="dxa"/>
+        </w:tblCellMar>
+        <w:tblLook w:val="04A0" w:firstRow="1" w:lastRow="0" w:firstColumn="1" w:lastColumn="0" w:noHBand="0" w:noVBand="1"/>
+      </w:tblPr>
+      <w:tblGrid>
+        <w:gridCol w:w="3434"/>
+        <w:gridCol w:w="5926"/>
+      </w:tblGrid>
+      <w:tr>
+        <w:trPr>
+          <w:tblHeader/>
+          <w:tblCellSpacing w:w="15" w:type="dxa"/>
+        </w:trPr>
+        <w:tc>
+          <w:tcPr>
+            <w:tcW w:w="0" w:type="auto"/>
+            <w:vAlign w:val="center"/>
+            <w:hideMark/>
+          </w:tcPr>
+          <w:p>
+            <w:pPr>
+              <w:jc w:val="both"/>
+              <w:rPr>
+                <w:rFonts w:ascii="Arial" w:hAnsi="Arial" w:cs="Arial"/>
+                <w:b/>
+                <w:bCs/>
+              </w:rPr>
+            </w:pPr>
+            <w:r>
+              <w:rPr>
+                <w:rFonts w:ascii="Arial" w:hAnsi="Arial" w:cs="Arial"/>
+                <w:b/>
+                <w:bCs/>
+              </w:rPr>
+              <w:t>Actor Action</w:t>
+            </w:r>
+          </w:p>
+        </w:tc>
+        <w:tc>
+          <w:tcPr>
+            <w:tcW w:w="0" w:type="auto"/>
+            <w:vAlign w:val="center"/>
+            <w:hideMark/>
+          </w:tcPr>
+          <w:p>
+            <w:pPr>
+              <w:jc w:val="both"/>
+              <w:rPr>
+                <w:rFonts w:ascii="Arial" w:hAnsi="Arial" w:cs="Arial"/>
+                <w:b/>
+                <w:bCs/>
+              </w:rPr>
+            </w:pPr>
+            <w:r>
+              <w:rPr>
+                <w:rFonts w:ascii="Arial" w:hAnsi="Arial" w:cs="Arial"/>
+                <w:b/>
+                <w:bCs/>
+              </w:rPr>
+              <w:t>System Response</w:t>
+            </w:r>
+          </w:p>
+        </w:tc>
+      </w:tr>
+      <w:tr>
+        <w:trPr>
+          <w:tblCellSpacing w:w="15" w:type="dxa"/>
+        </w:trPr>
+        <w:tc>
+          <w:tcPr>
+            <w:tcW w:w="0" w:type="auto"/>
+            <w:vAlign w:val="center"/>
+            <w:hideMark/>
+          </w:tcPr>
+          <w:p>
+            <w:pPr>
+              <w:jc w:val="both"/>
+              <w:rPr>
+                <w:rFonts w:ascii="Arial" w:hAnsi="Arial" w:cs="Arial"/>
+              </w:rPr>
+            </w:pPr>
+            <w:r>
+              <w:rPr>
+                <w:rFonts w:ascii="Arial" w:hAnsi="Arial" w:cs="Arial"/>
+              </w:rPr>
+              <w:t>1. User clicks the "Create Project" button.</w:t>
+            </w:r>
+          </w:p>
+        </w:tc>
+        <w:tc>
+          <w:tcPr>
+            <w:tcW w:w="0" w:type="auto"/>
+            <w:vAlign w:val="center"/>
+            <w:hideMark/>
+          </w:tcPr>
+          <w:p>
+            <w:pPr>
+              <w:jc w:val="both"/>
+              <w:rPr>
+                <w:rFonts w:ascii="Arial" w:hAnsi="Arial" w:cs="Arial"/>
+              </w:rPr>
+            </w:pPr>
+            <w:r>
+              <w:rPr>
+                <w:rFonts w:ascii="Arial" w:hAnsi="Arial" w:cs="Arial"/>
+              </w:rPr>
+              <w:t>2. System displays the project creation form.</w:t>
+            </w:r>
+          </w:p>
+        </w:tc>
+      </w:tr>
+      <w:tr>
+        <w:trPr>
+          <w:tblCellSpacing w:w="15" w:type="dxa"/>
+        </w:trPr>
+        <w:tc>
+          <w:tcPr>
+            <w:tcW w:w="0" w:type="auto"/>
+            <w:vAlign w:val="center"/>
+            <w:hideMark/>
+          </w:tcPr>
+          <w:p>
+            <w:pPr>
+              <w:jc w:val="both"/>
+              <w:rPr>
+                <w:rFonts w:ascii="Arial" w:hAnsi="Arial" w:cs="Arial"/>
+              </w:rPr>
+            </w:pPr>
+            <w:r>
+              <w:rPr>
+                <w:rFonts w:ascii="Arial" w:hAnsi="Arial" w:cs="Arial"/>
+              </w:rPr>
+              <w:t>3. User fills in project details.</w:t>
+            </w:r>
+          </w:p>
+        </w:tc>
+        <w:tc>
+          <w:tcPr>
+            <w:tcW w:w="0" w:type="auto"/>
+            <w:vAlign w:val="center"/>
+            <w:hideMark/>
+          </w:tcPr>
+          <w:p>
+            <w:pPr>
+              <w:jc w:val="both"/>
+              <w:rPr>
+                <w:rFonts w:ascii="Arial" w:hAnsi="Arial" w:cs="Arial"/>
+              </w:rPr>
+            </w:pPr>
+            <w:r>
+              <w:rPr>
+                <w:rFonts w:ascii="Arial" w:hAnsi="Arial" w:cs="Arial"/>
+              </w:rPr>
+              <w:t>4. System validates the input data.</w:t>
+            </w:r>
+          </w:p>
+        </w:tc>
+      </w:tr>
+      <w:tr>
+        <w:trPr>
+          <w:tblCellSpacing w:w="15" w:type="dxa"/>
+        </w:trPr>
+        <w:tc>
+          <w:tcPr>
+            <w:tcW w:w="0" w:type="auto"/>
+            <w:vAlign w:val="center"/>
+            <w:hideMark/>
+          </w:tcPr>
+          <w:p>
+            <w:pPr>
+              <w:jc w:val="both"/>
+              <w:rPr>
+                <w:rFonts w:ascii="Arial" w:hAnsi="Arial" w:cs="Arial"/>
+              </w:rPr>
+            </w:pPr>
+            <w:r>
+              <w:rPr>
+                <w:rFonts w:ascii="Arial" w:hAnsi="Arial" w:cs="Arial"/>
+              </w:rPr>
+              <w:t>5. User submits the form.</w:t>
+            </w:r>
+          </w:p>
+        </w:tc>
+        <w:tc>
+          <w:tcPr>
+            <w:tcW w:w="0" w:type="auto"/>
+            <w:vAlign w:val="center"/>
+            <w:hideMark/>
+          </w:tcPr>
+          <w:p>
+            <w:pPr>
+              <w:jc w:val="both"/>
+              <w:rPr>
+                <w:rFonts w:ascii="Arial" w:hAnsi="Arial" w:cs="Arial"/>
+              </w:rPr>
+            </w:pPr>
+            <w:r>
+              <w:rPr>
+                <w:rFonts w:ascii="Arial" w:hAnsi="Arial" w:cs="Arial"/>
+              </w:rPr>
+              <w:t>6. If data is valid, the system saves the project in the Project Data Store.</w:t>
+            </w:r>
+          </w:p>
+        </w:tc>
+      </w:tr>
+      <w:tr>
+        <w:trPr>
+          <w:tblCellSpacing w:w="15" w:type="dxa"/>
+        </w:trPr>
+        <w:tc>
+          <w:tcPr>
+            <w:tcW w:w="0" w:type="auto"/>
+            <w:vAlign w:val="center"/>
+            <w:hideMark/>
+          </w:tcPr>
+          <w:p>
+            <w:pPr>
+              <w:jc w:val="both"/>
+              <w:rPr>
+                <w:rFonts w:ascii="Arial" w:hAnsi="Arial" w:cs="Arial"/>
+              </w:rPr>
+            </w:pPr>
+          </w:p>
+        </w:tc>
+        <w:tc>
+          <w:tcPr>
+            <w:tcW w:w="0" w:type="auto"/>
+            <w:vAlign w:val="center"/>
+            <w:hideMark/>
+          </w:tcPr>
+          <w:p>
+            <w:pPr>
+              <w:jc w:val="both"/>
+              <w:rPr>
+                <w:rFonts w:ascii="Arial" w:hAnsi="Arial" w:cs="Arial"/>
+              </w:rPr>
+            </w:pPr>
+            <w:r>
+              <w:rPr>
+                <w:rFonts w:ascii="Arial" w:hAnsi="Arial" w:cs="Arial"/>
+              </w:rPr>
+              <w:t>7. System shows a success message: "Project Created Successfully."</w:t>
+            </w:r>
+          </w:p>
+        </w:tc>
+      </w:tr>
+    </w:tbl>
+    <w:p>
+      <w:pPr>
+        <w:jc w:val="both"/>
         <w:rPr>
           <w:rFonts w:ascii="Arial" w:hAnsi="Arial" w:cs="Arial"/>
           <w:lang w:val="en-GB"/>
@@ -9972,6 +11087,7 @@
     </w:p>
     <w:p>
       <w:pPr>
+        <w:jc w:val="both"/>
         <w:rPr>
           <w:rFonts w:ascii="Arial" w:hAnsi="Arial" w:cs="Arial"/>
           <w:lang w:val="en-GB"/>
@@ -9980,6 +11096,7 @@
     </w:p>
     <w:p>
       <w:pPr>
+        <w:jc w:val="both"/>
         <w:rPr>
           <w:rFonts w:ascii="Arial" w:hAnsi="Arial" w:cs="Arial"/>
           <w:lang w:val="en-GB"/>
@@ -9988,6 +11105,7 @@
     </w:p>
     <w:p>
       <w:pPr>
+        <w:jc w:val="both"/>
         <w:rPr>
           <w:rFonts w:ascii="Arial" w:hAnsi="Arial" w:cs="Arial"/>
           <w:lang w:val="en-GB"/>
@@ -9996,6 +11114,70 @@
     </w:p>
     <w:p>
       <w:pPr>
+        <w:jc w:val="both"/>
+        <w:rPr>
+          <w:rFonts w:ascii="Arial" w:hAnsi="Arial" w:cs="Arial"/>
+          <w:lang w:val="en-GB"/>
+        </w:rPr>
+      </w:pPr>
+    </w:p>
+    <w:p>
+      <w:pPr>
+        <w:jc w:val="both"/>
+        <w:rPr>
+          <w:rFonts w:ascii="Arial" w:hAnsi="Arial" w:cs="Arial"/>
+          <w:lang w:val="en-GB"/>
+        </w:rPr>
+      </w:pPr>
+    </w:p>
+    <w:p>
+      <w:pPr>
+        <w:jc w:val="both"/>
+        <w:rPr>
+          <w:rFonts w:ascii="Arial" w:hAnsi="Arial" w:cs="Arial"/>
+          <w:lang w:val="en-GB"/>
+        </w:rPr>
+      </w:pPr>
+    </w:p>
+    <w:p>
+      <w:pPr>
+        <w:jc w:val="both"/>
+        <w:rPr>
+          <w:rFonts w:ascii="Arial" w:hAnsi="Arial" w:cs="Arial"/>
+          <w:lang w:val="en-GB"/>
+        </w:rPr>
+      </w:pPr>
+    </w:p>
+    <w:p>
+      <w:pPr>
+        <w:jc w:val="both"/>
+        <w:rPr>
+          <w:rFonts w:ascii="Arial" w:hAnsi="Arial" w:cs="Arial"/>
+          <w:lang w:val="en-GB"/>
+        </w:rPr>
+      </w:pPr>
+    </w:p>
+    <w:p>
+      <w:pPr>
+        <w:jc w:val="both"/>
+        <w:rPr>
+          <w:rFonts w:ascii="Arial" w:hAnsi="Arial" w:cs="Arial"/>
+          <w:lang w:val="en-GB"/>
+        </w:rPr>
+      </w:pPr>
+    </w:p>
+    <w:p>
+      <w:pPr>
+        <w:jc w:val="both"/>
+        <w:rPr>
+          <w:rFonts w:ascii="Arial" w:hAnsi="Arial" w:cs="Arial"/>
+          <w:lang w:val="en-GB"/>
+        </w:rPr>
+      </w:pPr>
+    </w:p>
+    <w:p>
+      <w:pPr>
+        <w:jc w:val="both"/>
         <w:rPr>
           <w:rFonts w:ascii="Arial" w:hAnsi="Arial" w:cs="Arial"/>
           <w:lang w:val="en-GB"/>
@@ -13761,7 +14943,7 @@
   <w:style w:type="paragraph" w:default="1" w:styleId="Normal">
     <w:name w:val="Normal"/>
     <w:qFormat/>
-    <w:rsid w:val="009E05BC"/>
+    <w:rsid w:val="004C6A05"/>
   </w:style>
   <w:style w:type="paragraph" w:styleId="Heading1">
     <w:name w:val="heading 1"/>

--- a/Documentaion/SRS.docx
+++ b/Documentaion/SRS.docx
@@ -4,6 +4,677 @@
   <w:body>
     <w:p>
       <w:pPr>
+        <w:spacing w:after="258"/>
+        <w:ind w:left="3366" w:right="-765"/>
+      </w:pPr>
+      <w:r>
+        <w:rPr>
+          <w:rFonts w:ascii="Calibri" w:eastAsia="Calibri" w:hAnsi="Calibri" w:cs="Calibri"/>
+          <w:noProof/>
+        </w:rPr>
+        <mc:AlternateContent>
+          <mc:Choice Requires="wpg">
+            <w:drawing>
+              <wp:inline distT="0" distB="0" distL="0" distR="0" wp14:anchorId="709A977D" wp14:editId="75B29629">
+                <wp:extent cx="4085590" cy="2471928"/>
+                <wp:effectExtent l="0" t="0" r="0" b="0"/>
+                <wp:docPr id="11615" name="Group 11615"/>
+                <wp:cNvGraphicFramePr/>
+                <a:graphic xmlns:a="http://schemas.openxmlformats.org/drawingml/2006/main">
+                  <a:graphicData uri="http://schemas.microsoft.com/office/word/2010/wordprocessingGroup">
+                    <wpg:wgp>
+                      <wpg:cNvGrpSpPr/>
+                      <wpg:grpSpPr>
+                        <a:xfrm>
+                          <a:off x="0" y="0"/>
+                          <a:ext cx="4085590" cy="2471928"/>
+                          <a:chOff x="0" y="0"/>
+                          <a:chExt cx="4085590" cy="2471928"/>
+                        </a:xfrm>
+                      </wpg:grpSpPr>
+                      <pic:pic xmlns:pic="http://schemas.openxmlformats.org/drawingml/2006/picture">
+                        <pic:nvPicPr>
+                          <pic:cNvPr id="13" name="Picture 13"/>
+                          <pic:cNvPicPr/>
+                        </pic:nvPicPr>
+                        <pic:blipFill>
+                          <a:blip r:embed="rId5"/>
+                          <a:stretch>
+                            <a:fillRect/>
+                          </a:stretch>
+                        </pic:blipFill>
+                        <pic:spPr>
+                          <a:xfrm>
+                            <a:off x="1923415" y="0"/>
+                            <a:ext cx="2162175" cy="1257300"/>
+                          </a:xfrm>
+                          <a:prstGeom prst="rect">
+                            <a:avLst/>
+                          </a:prstGeom>
+                        </pic:spPr>
+                      </pic:pic>
+                      <pic:pic xmlns:pic="http://schemas.openxmlformats.org/drawingml/2006/picture">
+                        <pic:nvPicPr>
+                          <pic:cNvPr id="85" name="Picture 85"/>
+                          <pic:cNvPicPr/>
+                        </pic:nvPicPr>
+                        <pic:blipFill>
+                          <a:blip r:embed="rId6"/>
+                          <a:stretch>
+                            <a:fillRect/>
+                          </a:stretch>
+                        </pic:blipFill>
+                        <pic:spPr>
+                          <a:xfrm>
+                            <a:off x="0" y="749808"/>
+                            <a:ext cx="1752600" cy="1722120"/>
+                          </a:xfrm>
+                          <a:prstGeom prst="rect">
+                            <a:avLst/>
+                          </a:prstGeom>
+                        </pic:spPr>
+                      </pic:pic>
+                    </wpg:wgp>
+                  </a:graphicData>
+                </a:graphic>
+              </wp:inline>
+            </w:drawing>
+          </mc:Choice>
+          <mc:Fallback>
+            <w:pict>
+              <v:group w14:anchorId="0F7C215A" id="Group 11615" o:spid="_x0000_s1026" style="width:321.7pt;height:194.65pt;mso-position-horizontal-relative:char;mso-position-vertical-relative:line" coordsize="40855,24719" o:gfxdata="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">
+                <v:shapetype id="_x0000_t75" coordsize="21600,21600" o:spt="75" o:preferrelative="t" path="m@4@5l@4@11@9@11@9@5xe" filled="f" stroked="f">
+                  <v:stroke joinstyle="miter"/>
+                  <v:formulas>
+                    <v:f eqn="if lineDrawn pixelLineWidth 0"/>
+                    <v:f eqn="sum @0 1 0"/>
+                    <v:f eqn="sum 0 0 @1"/>
+                    <v:f eqn="prod @2 1 2"/>
+                    <v:f eqn="prod @3 21600 pixelWidth"/>
+                    <v:f eqn="prod @3 21600 pixelHeight"/>
+                    <v:f eqn="sum @0 0 1"/>
+                    <v:f eqn="prod @6 1 2"/>
+                    <v:f eqn="prod @7 21600 pixelWidth"/>
+                    <v:f eqn="sum @8 21600 0"/>
+                    <v:f eqn="prod @7 21600 pixelHeight"/>
+                    <v:f eqn="sum @10 21600 0"/>
+                  </v:formulas>
+                  <v:path o:extrusionok="f" gradientshapeok="t" o:connecttype="rect"/>
+                  <o:lock v:ext="edit" aspectratio="t"/>
+                </v:shapetype>
+                <v:shape id="Picture 13" o:spid="_x0000_s1027" type="#_x0000_t75" style="position:absolute;left:19234;width:21621;height:12573;visibility:visible;mso-wrap-style:square" o:gfxdata="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">
+                  <v:imagedata r:id="rId7" o:title=""/>
+                </v:shape>
+                <v:shape id="Picture 85" o:spid="_x0000_s1028" type="#_x0000_t75" style="position:absolute;top:7498;width:17526;height:17221;visibility:visible;mso-wrap-style:square" o:gfxdata="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">
+                  <v:imagedata r:id="rId8" o:title=""/>
+                </v:shape>
+                <w10:anchorlock/>
+              </v:group>
+            </w:pict>
+          </mc:Fallback>
+        </mc:AlternateContent>
+      </w:r>
+    </w:p>
+    <w:p>
+      <w:pPr>
+        <w:spacing w:after="161"/>
+        <w:ind w:right="20"/>
+        <w:jc w:val="center"/>
+      </w:pPr>
+      <w:r>
+        <w:rPr>
+          <w:b/>
+          <w:sz w:val="28"/>
+        </w:rPr>
+        <w:t xml:space="preserve">Module Code &amp; Module Title </w:t>
+      </w:r>
+    </w:p>
+    <w:p>
+      <w:pPr>
+        <w:spacing w:after="161"/>
+        <w:ind w:right="15"/>
+        <w:jc w:val="center"/>
+      </w:pPr>
+      <w:r>
+        <w:rPr>
+          <w:b/>
+          <w:sz w:val="28"/>
+        </w:rPr>
+        <w:t xml:space="preserve">CS6P05NI Final Year Project </w:t>
+      </w:r>
+    </w:p>
+    <w:p>
+      <w:pPr>
+        <w:spacing w:after="161"/>
+        <w:ind w:right="19"/>
+        <w:jc w:val="center"/>
+        <w:rPr>
+          <w:b/>
+          <w:sz w:val="28"/>
+        </w:rPr>
+      </w:pPr>
+      <w:r>
+        <w:rPr>
+          <w:b/>
+          <w:sz w:val="28"/>
+        </w:rPr>
+        <w:t>2</w:t>
+      </w:r>
+      <w:r>
+        <w:rPr>
+          <w:b/>
+          <w:sz w:val="28"/>
+        </w:rPr>
+        <w:t xml:space="preserve">5% FYP Proposal </w:t>
+      </w:r>
+    </w:p>
+    <w:p>
+      <w:pPr>
+        <w:spacing w:after="161"/>
+        <w:ind w:right="19"/>
+        <w:jc w:val="center"/>
+      </w:pPr>
+      <w:r>
+        <w:rPr>
+          <w:b/>
+          <w:sz w:val="28"/>
+        </w:rPr>
+        <w:t xml:space="preserve">Semester </w:t>
+      </w:r>
+    </w:p>
+    <w:p>
+      <w:pPr>
+        <w:spacing w:after="201"/>
+        <w:ind w:right="11"/>
+        <w:jc w:val="center"/>
+      </w:pPr>
+      <w:r>
+        <w:rPr>
+          <w:b/>
+          <w:sz w:val="28"/>
+        </w:rPr>
+        <w:t xml:space="preserve">2024-25 Autumn </w:t>
+      </w:r>
+    </w:p>
+    <w:p>
+      <w:pPr>
+        <w:spacing w:after="81"/>
+        <w:ind w:right="11"/>
+        <w:jc w:val="center"/>
+      </w:pPr>
+      <w:r>
+        <w:rPr>
+          <w:b/>
+          <w:sz w:val="32"/>
+        </w:rPr>
+        <w:t>PROJECT TITLE: Sonic Points</w:t>
+      </w:r>
+    </w:p>
+    <w:p>
+      <w:pPr>
+        <w:spacing w:after="161"/>
+        <w:ind w:right="11"/>
+        <w:jc w:val="center"/>
+      </w:pPr>
+      <w:r>
+        <w:rPr>
+          <w:b/>
+        </w:rPr>
+        <w:t xml:space="preserve">Student Name: Sakchyam Thapa </w:t>
+      </w:r>
+    </w:p>
+    <w:p>
+      <w:pPr>
+        <w:spacing w:after="161"/>
+        <w:ind w:right="3"/>
+        <w:jc w:val="center"/>
+      </w:pPr>
+      <w:r>
+        <w:rPr>
+          <w:b/>
+        </w:rPr>
+        <w:t xml:space="preserve">London Met ID: 22067800 </w:t>
+      </w:r>
+    </w:p>
+    <w:p>
+      <w:pPr>
+        <w:spacing w:after="161"/>
+        <w:ind w:right="12"/>
+        <w:jc w:val="center"/>
+      </w:pPr>
+      <w:r>
+        <w:rPr>
+          <w:b/>
+        </w:rPr>
+        <w:t xml:space="preserve">College ID: np01cp4a220185@islingtoncollege.edu.np </w:t>
+      </w:r>
+    </w:p>
+    <w:p>
+      <w:pPr>
+        <w:spacing w:after="161"/>
+        <w:ind w:right="5"/>
+        <w:jc w:val="center"/>
+      </w:pPr>
+      <w:r>
+        <w:rPr>
+          <w:b/>
+        </w:rPr>
+        <w:t xml:space="preserve">Internal Supervisor: Dipesh Raj Adhikari </w:t>
+      </w:r>
+    </w:p>
+    <w:p>
+      <w:pPr>
+        <w:spacing w:after="161"/>
+        <w:ind w:right="11"/>
+        <w:jc w:val="center"/>
+      </w:pPr>
+      <w:r>
+        <w:rPr>
+          <w:b/>
+        </w:rPr>
+        <w:t xml:space="preserve">External Supervisor: Abhishek Rokaya </w:t>
+      </w:r>
+    </w:p>
+    <w:p>
+      <w:pPr>
+        <w:spacing w:after="161"/>
+        <w:ind w:right="10"/>
+        <w:jc w:val="center"/>
+      </w:pPr>
+      <w:r>
+        <w:rPr>
+          <w:b/>
+        </w:rPr>
+        <w:t>Assignment Due Date: 2025/01/08</w:t>
+      </w:r>
+    </w:p>
+    <w:p>
+      <w:pPr>
+        <w:spacing w:after="161"/>
+        <w:ind w:right="3"/>
+        <w:jc w:val="center"/>
+        <w:rPr>
+          <w:b/>
+        </w:rPr>
+      </w:pPr>
+      <w:r>
+        <w:rPr>
+          <w:b/>
+        </w:rPr>
+        <w:t>Assignment Submission Date: 2025/01/08</w:t>
+      </w:r>
+    </w:p>
+    <w:p>
+      <w:pPr>
+        <w:spacing w:after="158"/>
+      </w:pPr>
+      <w:r>
+        <w:rPr>
+          <w:b/>
+        </w:rPr>
+        <w:t xml:space="preserve"> </w:t>
+      </w:r>
+    </w:p>
+    <w:p>
+      <w:pPr>
+        <w:spacing w:after="124"/>
+      </w:pPr>
+      <w:r>
+        <w:rPr>
+          <w:b/>
+        </w:rPr>
+        <w:t xml:space="preserve"> </w:t>
+      </w:r>
+    </w:p>
+    <w:p>
+      <w:pPr>
+        <w:spacing w:after="161" w:line="257" w:lineRule="auto"/>
+        <w:jc w:val="center"/>
+        <w:rPr>
+          <w:i/>
+          <w:sz w:val="20"/>
+        </w:rPr>
+      </w:pPr>
+      <w:r>
+        <w:rPr>
+          <w:i/>
+          <w:sz w:val="20"/>
+        </w:rPr>
+        <w:t>I confirm that I understand my coursework needs to be submitted online via Google Classroom under the relevant module page before the deadline for my assignment to be accepted and marked. I am fully aware that late submissions will be treated as non-submission and a mark of zero will be awarded.</w:t>
+      </w:r>
+    </w:p>
+    <w:p>
+      <w:pPr>
+        <w:jc w:val="both"/>
+        <w:rPr>
+          <w:rFonts w:ascii="Arial" w:hAnsi="Arial" w:cs="Arial"/>
+          <w:b/>
+          <w:bCs/>
+        </w:rPr>
+      </w:pPr>
+    </w:p>
+    <w:p>
+      <w:pPr>
+        <w:jc w:val="both"/>
+        <w:rPr>
+          <w:rFonts w:ascii="Arial" w:hAnsi="Arial" w:cs="Arial"/>
+          <w:b/>
+          <w:bCs/>
+        </w:rPr>
+      </w:pPr>
+    </w:p>
+    <w:p>
+      <w:pPr>
+        <w:jc w:val="both"/>
+        <w:rPr>
+          <w:rFonts w:ascii="Arial" w:hAnsi="Arial" w:cs="Arial"/>
+          <w:b/>
+          <w:bCs/>
+        </w:rPr>
+      </w:pPr>
+    </w:p>
+    <w:p>
+      <w:pPr>
+        <w:jc w:val="both"/>
+        <w:rPr>
+          <w:rFonts w:ascii="Arial" w:hAnsi="Arial" w:cs="Arial"/>
+          <w:b/>
+          <w:bCs/>
+        </w:rPr>
+      </w:pPr>
+    </w:p>
+    <w:p>
+      <w:pPr>
+        <w:jc w:val="both"/>
+        <w:rPr>
+          <w:rFonts w:ascii="Arial" w:hAnsi="Arial" w:cs="Arial"/>
+          <w:b/>
+          <w:bCs/>
+        </w:rPr>
+      </w:pPr>
+    </w:p>
+    <w:p>
+      <w:pPr>
+        <w:jc w:val="both"/>
+        <w:rPr>
+          <w:rFonts w:ascii="Arial" w:hAnsi="Arial" w:cs="Arial"/>
+          <w:b/>
+          <w:bCs/>
+        </w:rPr>
+      </w:pPr>
+    </w:p>
+    <w:p>
+      <w:pPr>
+        <w:jc w:val="both"/>
+        <w:rPr>
+          <w:rFonts w:ascii="Arial" w:hAnsi="Arial" w:cs="Arial"/>
+          <w:b/>
+          <w:bCs/>
+        </w:rPr>
+      </w:pPr>
+    </w:p>
+    <w:p>
+      <w:pPr>
+        <w:jc w:val="both"/>
+        <w:rPr>
+          <w:rFonts w:ascii="Arial" w:hAnsi="Arial" w:cs="Arial"/>
+          <w:b/>
+          <w:bCs/>
+        </w:rPr>
+      </w:pPr>
+    </w:p>
+    <w:p>
+      <w:pPr>
+        <w:jc w:val="both"/>
+        <w:rPr>
+          <w:rFonts w:ascii="Arial" w:hAnsi="Arial" w:cs="Arial"/>
+          <w:b/>
+          <w:bCs/>
+        </w:rPr>
+      </w:pPr>
+    </w:p>
+    <w:p>
+      <w:pPr>
+        <w:jc w:val="both"/>
+        <w:rPr>
+          <w:rFonts w:ascii="Arial" w:hAnsi="Arial" w:cs="Arial"/>
+          <w:b/>
+          <w:bCs/>
+        </w:rPr>
+      </w:pPr>
+    </w:p>
+    <w:p>
+      <w:pPr>
+        <w:jc w:val="both"/>
+        <w:rPr>
+          <w:rFonts w:ascii="Arial" w:hAnsi="Arial" w:cs="Arial"/>
+          <w:b/>
+          <w:bCs/>
+        </w:rPr>
+      </w:pPr>
+    </w:p>
+    <w:p>
+      <w:pPr>
+        <w:jc w:val="both"/>
+        <w:rPr>
+          <w:rFonts w:ascii="Arial" w:hAnsi="Arial" w:cs="Arial"/>
+          <w:b/>
+          <w:bCs/>
+        </w:rPr>
+      </w:pPr>
+    </w:p>
+    <w:p>
+      <w:pPr>
+        <w:jc w:val="both"/>
+        <w:rPr>
+          <w:rFonts w:ascii="Arial" w:hAnsi="Arial" w:cs="Arial"/>
+          <w:b/>
+          <w:bCs/>
+        </w:rPr>
+      </w:pPr>
+    </w:p>
+    <w:p>
+      <w:pPr>
+        <w:jc w:val="both"/>
+        <w:rPr>
+          <w:rFonts w:ascii="Arial" w:hAnsi="Arial" w:cs="Arial"/>
+          <w:b/>
+          <w:bCs/>
+        </w:rPr>
+      </w:pPr>
+    </w:p>
+    <w:p>
+      <w:pPr>
+        <w:jc w:val="both"/>
+        <w:rPr>
+          <w:rFonts w:ascii="Arial" w:hAnsi="Arial" w:cs="Arial"/>
+          <w:b/>
+          <w:bCs/>
+        </w:rPr>
+      </w:pPr>
+    </w:p>
+    <w:p>
+      <w:pPr>
+        <w:jc w:val="both"/>
+        <w:rPr>
+          <w:rFonts w:ascii="Arial" w:hAnsi="Arial" w:cs="Arial"/>
+          <w:b/>
+          <w:bCs/>
+        </w:rPr>
+      </w:pPr>
+    </w:p>
+    <w:p>
+      <w:pPr>
+        <w:jc w:val="both"/>
+        <w:rPr>
+          <w:rFonts w:ascii="Arial" w:hAnsi="Arial" w:cs="Arial"/>
+          <w:b/>
+          <w:bCs/>
+        </w:rPr>
+      </w:pPr>
+    </w:p>
+    <w:p>
+      <w:pPr>
+        <w:jc w:val="both"/>
+        <w:rPr>
+          <w:rFonts w:ascii="Arial" w:hAnsi="Arial" w:cs="Arial"/>
+          <w:b/>
+          <w:bCs/>
+        </w:rPr>
+      </w:pPr>
+    </w:p>
+    <w:p>
+      <w:pPr>
+        <w:jc w:val="both"/>
+        <w:rPr>
+          <w:rFonts w:ascii="Arial" w:hAnsi="Arial" w:cs="Arial"/>
+          <w:b/>
+          <w:bCs/>
+        </w:rPr>
+      </w:pPr>
+    </w:p>
+    <w:p>
+      <w:pPr>
+        <w:jc w:val="both"/>
+        <w:rPr>
+          <w:rFonts w:ascii="Arial" w:hAnsi="Arial" w:cs="Arial"/>
+          <w:b/>
+          <w:bCs/>
+        </w:rPr>
+      </w:pPr>
+    </w:p>
+    <w:p>
+      <w:pPr>
+        <w:jc w:val="both"/>
+        <w:rPr>
+          <w:rFonts w:ascii="Arial" w:hAnsi="Arial" w:cs="Arial"/>
+          <w:b/>
+          <w:bCs/>
+        </w:rPr>
+      </w:pPr>
+    </w:p>
+    <w:p>
+      <w:pPr>
+        <w:jc w:val="both"/>
+        <w:rPr>
+          <w:rFonts w:ascii="Arial" w:hAnsi="Arial" w:cs="Arial"/>
+          <w:b/>
+          <w:bCs/>
+        </w:rPr>
+      </w:pPr>
+    </w:p>
+    <w:p>
+      <w:pPr>
+        <w:jc w:val="both"/>
+        <w:rPr>
+          <w:rFonts w:ascii="Arial" w:hAnsi="Arial" w:cs="Arial"/>
+          <w:b/>
+          <w:bCs/>
+        </w:rPr>
+      </w:pPr>
+    </w:p>
+    <w:p>
+      <w:pPr>
+        <w:jc w:val="both"/>
+        <w:rPr>
+          <w:rFonts w:ascii="Arial" w:hAnsi="Arial" w:cs="Arial"/>
+          <w:b/>
+          <w:bCs/>
+        </w:rPr>
+      </w:pPr>
+    </w:p>
+    <w:p>
+      <w:pPr>
+        <w:jc w:val="both"/>
+        <w:rPr>
+          <w:rFonts w:ascii="Arial" w:hAnsi="Arial" w:cs="Arial"/>
+          <w:b/>
+          <w:bCs/>
+        </w:rPr>
+      </w:pPr>
+    </w:p>
+    <w:p>
+      <w:pPr>
+        <w:jc w:val="both"/>
+        <w:rPr>
+          <w:rFonts w:ascii="Arial" w:hAnsi="Arial" w:cs="Arial"/>
+          <w:b/>
+          <w:bCs/>
+        </w:rPr>
+      </w:pPr>
+    </w:p>
+    <w:p>
+      <w:pPr>
+        <w:jc w:val="both"/>
+        <w:rPr>
+          <w:rFonts w:ascii="Arial" w:hAnsi="Arial" w:cs="Arial"/>
+          <w:b/>
+          <w:bCs/>
+        </w:rPr>
+      </w:pPr>
+    </w:p>
+    <w:p>
+      <w:pPr>
+        <w:jc w:val="both"/>
+        <w:rPr>
+          <w:rFonts w:ascii="Arial" w:hAnsi="Arial" w:cs="Arial"/>
+          <w:b/>
+          <w:bCs/>
+        </w:rPr>
+      </w:pPr>
+    </w:p>
+    <w:p>
+      <w:pPr>
+        <w:jc w:val="both"/>
+        <w:rPr>
+          <w:rFonts w:ascii="Arial" w:hAnsi="Arial" w:cs="Arial"/>
+          <w:b/>
+          <w:bCs/>
+        </w:rPr>
+      </w:pPr>
+    </w:p>
+    <w:p>
+      <w:pPr>
+        <w:jc w:val="both"/>
+        <w:rPr>
+          <w:rFonts w:ascii="Arial" w:hAnsi="Arial" w:cs="Arial"/>
+          <w:b/>
+          <w:bCs/>
+        </w:rPr>
+      </w:pPr>
+    </w:p>
+    <w:p>
+      <w:pPr>
+        <w:jc w:val="both"/>
+        <w:rPr>
+          <w:rFonts w:ascii="Arial" w:hAnsi="Arial" w:cs="Arial"/>
+          <w:b/>
+          <w:bCs/>
+        </w:rPr>
+      </w:pPr>
+    </w:p>
+    <w:p>
+      <w:pPr>
+        <w:jc w:val="both"/>
+        <w:rPr>
+          <w:rFonts w:ascii="Arial" w:hAnsi="Arial" w:cs="Arial"/>
+          <w:b/>
+          <w:bCs/>
+        </w:rPr>
+      </w:pPr>
+    </w:p>
+    <w:p>
+      <w:pPr>
+        <w:jc w:val="both"/>
+        <w:rPr>
+          <w:rFonts w:ascii="Arial" w:hAnsi="Arial" w:cs="Arial"/>
+          <w:b/>
+          <w:bCs/>
+        </w:rPr>
+      </w:pPr>
+    </w:p>
+    <w:p>
+      <w:pPr>
         <w:jc w:val="both"/>
         <w:rPr>
           <w:rFonts w:ascii="Arial" w:hAnsi="Arial" w:cs="Arial"/>
@@ -519,6 +1190,7 @@
         <w:rPr>
           <w:rFonts w:ascii="Arial" w:hAnsi="Arial" w:cs="Arial"/>
         </w:rPr>
+        <w:lastRenderedPageBreak/>
         <w:t>Generate periodic performance reports (weekly/monthly).</w:t>
       </w:r>
     </w:p>
@@ -553,7 +1225,6 @@
           <w:b/>
           <w:bCs/>
         </w:rPr>
-        <w:lastRenderedPageBreak/>
         <w:t>4. Gamification Features</w:t>
       </w:r>
     </w:p>
@@ -1070,6 +1741,7 @@
           <w:b/>
           <w:bCs/>
         </w:rPr>
+        <w:lastRenderedPageBreak/>
         <w:t>Features:</w:t>
       </w:r>
       <w:r>
@@ -1112,7 +1784,6 @@
         <w:rPr>
           <w:rFonts w:ascii="Arial" w:hAnsi="Arial" w:cs="Arial"/>
         </w:rPr>
-        <w:lastRenderedPageBreak/>
         <w:t>Deduct points from the user’s balance upon redemption.</w:t>
       </w:r>
     </w:p>
@@ -1922,7 +2593,14 @@
         <w:rPr>
           <w:rFonts w:ascii="Arial" w:hAnsi="Arial" w:cs="Arial"/>
         </w:rPr>
-        <w:t xml:space="preserve">Non-functional requirements define the attributes or qualities the system should possess. They are typically related to system performance, security, usability, and other operational aspects that are critical for the success of the system. Below are the non-functional requirements for the </w:t>
+        <w:t xml:space="preserve">Non-functional requirements define the attributes or qualities the system should possess. They are typically related to system performance, security, usability, and other operational aspects that </w:t>
+      </w:r>
+      <w:r>
+        <w:rPr>
+          <w:rFonts w:ascii="Arial" w:hAnsi="Arial" w:cs="Arial"/>
+        </w:rPr>
+        <w:lastRenderedPageBreak/>
+        <w:t xml:space="preserve">are critical for the success of the system. Below are the non-functional requirements for the </w:t>
       </w:r>
       <w:r>
         <w:rPr>
@@ -1970,7 +2648,6 @@
           <w:b/>
           <w:bCs/>
         </w:rPr>
-        <w:lastRenderedPageBreak/>
         <w:t>1. Performance and Scalability</w:t>
       </w:r>
     </w:p>
@@ -2679,6 +3356,7 @@
         <w:rPr>
           <w:rFonts w:ascii="Arial" w:hAnsi="Arial" w:cs="Arial"/>
         </w:rPr>
+        <w:lastRenderedPageBreak/>
         <w:pict w14:anchorId="3EA6B175">
           <v:rect id="_x0000_i1039" style="width:0;height:1.5pt" o:hralign="center" o:hrstd="t" o:hr="t" fillcolor="#a0a0a0" stroked="f"/>
         </w:pict>
@@ -2719,7 +3397,6 @@
           <w:b/>
           <w:bCs/>
         </w:rPr>
-        <w:lastRenderedPageBreak/>
         <w:t>Description:</w:t>
       </w:r>
       <w:r>
@@ -3230,6 +3907,7 @@
         <w:rPr>
           <w:rFonts w:ascii="Arial" w:hAnsi="Arial" w:cs="Arial"/>
         </w:rPr>
+        <w:lastRenderedPageBreak/>
         <w:t xml:space="preserve">The system should be compliant with data protection regulations such as </w:t>
       </w:r>
       <w:r>
@@ -3294,7 +3972,6 @@
         <w:rPr>
           <w:rFonts w:ascii="Arial" w:hAnsi="Arial" w:cs="Arial"/>
         </w:rPr>
-        <w:lastRenderedPageBreak/>
         <w:t>The system must adhere to industry-standard security protocols for user data protection.</w:t>
       </w:r>
     </w:p>
@@ -3736,6 +4413,7 @@
           <w:lang w:val="en-GB"/>
         </w:rPr>
       </w:pPr>
+      <w:bookmarkStart w:id="0" w:name="_Hlk187229469"/>
     </w:p>
     <w:p>
       <w:pPr>
@@ -3754,7 +4432,6 @@
           <w:bCs/>
           <w:lang w:val="en-GB"/>
         </w:rPr>
-        <w:lastRenderedPageBreak/>
         <w:t>High Level Use Case</w:t>
       </w:r>
     </w:p>
@@ -5168,7 +5845,14 @@
               <w:rPr>
                 <w:rFonts w:ascii="Arial" w:hAnsi="Arial" w:cs="Arial"/>
               </w:rPr>
-              <w:t>Users provide feedback about their experience with the application. The user clicks the "Feedback" option. Feedback is saved for review if the user is logged in.</w:t>
+              <w:t xml:space="preserve">Users provide feedback about their experience with the application. The user </w:t>
+            </w:r>
+            <w:r>
+              <w:rPr>
+                <w:rFonts w:ascii="Arial" w:hAnsi="Arial" w:cs="Arial"/>
+              </w:rPr>
+              <w:lastRenderedPageBreak/>
+              <w:t>clicks the "Feedback" option. Feedback is saved for review if the user is logged in.</w:t>
             </w:r>
           </w:p>
         </w:tc>
@@ -5265,7 +5949,6 @@
                 <w:rFonts w:ascii="Arial" w:hAnsi="Arial" w:cs="Arial"/>
                 <w:lang w:val="en-GB"/>
               </w:rPr>
-              <w:lastRenderedPageBreak/>
               <w:tab/>
               <w:t>Actor</w:t>
             </w:r>
@@ -5733,6 +6416,163 @@
         </w:rPr>
       </w:pPr>
     </w:p>
+    <w:tbl>
+      <w:tblPr>
+        <w:tblStyle w:val="TableGrid"/>
+        <w:tblW w:w="0" w:type="auto"/>
+        <w:tblLook w:val="04A0" w:firstRow="1" w:lastRow="0" w:firstColumn="1" w:lastColumn="0" w:noHBand="0" w:noVBand="1"/>
+      </w:tblPr>
+      <w:tblGrid>
+        <w:gridCol w:w="4675"/>
+        <w:gridCol w:w="4675"/>
+      </w:tblGrid>
+      <w:tr>
+        <w:tc>
+          <w:tcPr>
+            <w:tcW w:w="4675" w:type="dxa"/>
+          </w:tcPr>
+          <w:p>
+            <w:pPr>
+              <w:jc w:val="both"/>
+              <w:rPr>
+                <w:rFonts w:ascii="Arial" w:hAnsi="Arial" w:cs="Arial"/>
+                <w:lang w:val="en-GB"/>
+              </w:rPr>
+            </w:pPr>
+            <w:r>
+              <w:rPr>
+                <w:rFonts w:ascii="Arial" w:hAnsi="Arial" w:cs="Arial"/>
+              </w:rPr>
+              <w:t xml:space="preserve">                                  Use Case</w:t>
+            </w:r>
+          </w:p>
+        </w:tc>
+        <w:tc>
+          <w:tcPr>
+            <w:tcW w:w="4675" w:type="dxa"/>
+          </w:tcPr>
+          <w:p>
+            <w:pPr>
+              <w:jc w:val="both"/>
+              <w:rPr>
+                <w:rFonts w:ascii="Arial" w:hAnsi="Arial" w:cs="Arial"/>
+                <w:lang w:val="en-GB"/>
+              </w:rPr>
+            </w:pPr>
+            <w:r>
+              <w:rPr>
+                <w:rFonts w:ascii="Arial" w:hAnsi="Arial" w:cs="Arial"/>
+              </w:rPr>
+              <w:t xml:space="preserve"> </w:t>
+            </w:r>
+            <w:r>
+              <w:rPr>
+                <w:rFonts w:ascii="Arial" w:hAnsi="Arial" w:cs="Arial"/>
+              </w:rPr>
+              <w:t>Create Role</w:t>
+            </w:r>
+          </w:p>
+        </w:tc>
+      </w:tr>
+      <w:tr>
+        <w:tc>
+          <w:tcPr>
+            <w:tcW w:w="4675" w:type="dxa"/>
+          </w:tcPr>
+          <w:p>
+            <w:pPr>
+              <w:tabs>
+                <w:tab w:val="left" w:pos="1760"/>
+              </w:tabs>
+              <w:jc w:val="both"/>
+              <w:rPr>
+                <w:rFonts w:ascii="Arial" w:hAnsi="Arial" w:cs="Arial"/>
+                <w:lang w:val="en-GB"/>
+              </w:rPr>
+            </w:pPr>
+            <w:r>
+              <w:rPr>
+                <w:rFonts w:ascii="Arial" w:hAnsi="Arial" w:cs="Arial"/>
+                <w:lang w:val="en-GB"/>
+              </w:rPr>
+              <w:tab/>
+              <w:t>Actor</w:t>
+            </w:r>
+          </w:p>
+        </w:tc>
+        <w:tc>
+          <w:tcPr>
+            <w:tcW w:w="4675" w:type="dxa"/>
+          </w:tcPr>
+          <w:p>
+            <w:pPr>
+              <w:jc w:val="both"/>
+              <w:rPr>
+                <w:rFonts w:ascii="Arial" w:hAnsi="Arial" w:cs="Arial"/>
+                <w:lang w:val="en-GB"/>
+              </w:rPr>
+            </w:pPr>
+            <w:r>
+              <w:rPr>
+                <w:rFonts w:ascii="Arial" w:hAnsi="Arial" w:cs="Arial"/>
+              </w:rPr>
+              <w:t>Admin</w:t>
+            </w:r>
+          </w:p>
+        </w:tc>
+      </w:tr>
+      <w:tr>
+        <w:tc>
+          <w:tcPr>
+            <w:tcW w:w="4675" w:type="dxa"/>
+          </w:tcPr>
+          <w:p>
+            <w:pPr>
+              <w:jc w:val="both"/>
+              <w:rPr>
+                <w:rFonts w:ascii="Arial" w:hAnsi="Arial" w:cs="Arial"/>
+                <w:lang w:val="en-GB"/>
+              </w:rPr>
+            </w:pPr>
+            <w:r>
+              <w:rPr>
+                <w:rFonts w:ascii="Arial" w:hAnsi="Arial" w:cs="Arial"/>
+                <w:lang w:val="en-GB"/>
+              </w:rPr>
+              <w:t xml:space="preserve">                                Description</w:t>
+            </w:r>
+          </w:p>
+        </w:tc>
+        <w:tc>
+          <w:tcPr>
+            <w:tcW w:w="4675" w:type="dxa"/>
+          </w:tcPr>
+          <w:p>
+            <w:pPr>
+              <w:jc w:val="both"/>
+              <w:rPr>
+                <w:rFonts w:ascii="Arial" w:hAnsi="Arial" w:cs="Arial"/>
+              </w:rPr>
+            </w:pPr>
+            <w:r>
+              <w:rPr>
+                <w:rFonts w:ascii="Arial" w:hAnsi="Arial" w:cs="Arial"/>
+              </w:rPr>
+              <w:t>The admin creates a new role to define user permissions and access levels. They navigate to the "Role Management" panel, input role details, and submit the form. The system validates, saves the role, and confirms successful creation.</w:t>
+            </w:r>
+          </w:p>
+          <w:p>
+            <w:pPr>
+              <w:jc w:val="both"/>
+              <w:rPr>
+                <w:rFonts w:ascii="Arial" w:hAnsi="Arial" w:cs="Arial"/>
+                <w:lang w:val="en-GB"/>
+              </w:rPr>
+            </w:pPr>
+          </w:p>
+        </w:tc>
+      </w:tr>
+    </w:tbl>
     <w:p>
       <w:pPr>
         <w:jc w:val="both"/>
@@ -5742,6 +6582,7 @@
         </w:rPr>
       </w:pPr>
     </w:p>
+    <w:bookmarkEnd w:id="0"/>
     <w:p>
       <w:pPr>
         <w:jc w:val="both"/>
@@ -5939,6 +6780,43 @@
           <w:lang w:val="en-GB"/>
         </w:rPr>
       </w:pPr>
+    </w:p>
+    <w:p>
+      <w:pPr>
+        <w:jc w:val="both"/>
+        <w:rPr>
+          <w:rFonts w:ascii="Arial" w:hAnsi="Arial" w:cs="Arial"/>
+          <w:lang w:val="en-GB"/>
+        </w:rPr>
+      </w:pPr>
+    </w:p>
+    <w:p>
+      <w:pPr>
+        <w:jc w:val="both"/>
+        <w:rPr>
+          <w:rFonts w:ascii="Arial" w:hAnsi="Arial" w:cs="Arial"/>
+          <w:lang w:val="en-GB"/>
+        </w:rPr>
+      </w:pPr>
+    </w:p>
+    <w:p>
+      <w:pPr>
+        <w:jc w:val="both"/>
+        <w:rPr>
+          <w:rFonts w:ascii="Arial" w:hAnsi="Arial" w:cs="Arial"/>
+          <w:lang w:val="en-GB"/>
+        </w:rPr>
+      </w:pPr>
+    </w:p>
+    <w:p>
+      <w:pPr>
+        <w:jc w:val="both"/>
+        <w:rPr>
+          <w:rFonts w:ascii="Arial" w:hAnsi="Arial" w:cs="Arial"/>
+          <w:lang w:val="en-GB"/>
+        </w:rPr>
+      </w:pPr>
+      <w:bookmarkStart w:id="1" w:name="_Hlk187229849"/>
     </w:p>
     <w:p>
       <w:pPr>
@@ -6044,6 +6922,7 @@
           <w:b/>
           <w:bCs/>
         </w:rPr>
+        <w:lastRenderedPageBreak/>
         <w:t>1. Register</w:t>
       </w:r>
     </w:p>
@@ -6173,6 +7052,7 @@
             <w:vAlign w:val="center"/>
             <w:hideMark/>
           </w:tcPr>
+          <w:bookmarkEnd w:id="1"/>
           <w:p>
             <w:pPr>
               <w:jc w:val="both"/>
@@ -6461,13 +7341,13 @@
                 <w:bCs/>
               </w:rPr>
             </w:pPr>
+            <w:bookmarkStart w:id="2" w:name="_Hlk187230140"/>
             <w:r>
               <w:rPr>
                 <w:rFonts w:ascii="Arial" w:hAnsi="Arial" w:cs="Arial"/>
                 <w:b/>
                 <w:bCs/>
               </w:rPr>
-              <w:lastRenderedPageBreak/>
               <w:t>Condition</w:t>
             </w:r>
           </w:p>
@@ -6625,6 +7505,7 @@
         </w:tc>
       </w:tr>
     </w:tbl>
+    <w:bookmarkEnd w:id="2"/>
     <w:p>
       <w:pPr>
         <w:jc w:val="both"/>
@@ -6640,6 +7521,499 @@
           <v:rect id="_x0000_i1045" style="width:0;height:1.5pt" o:hralign="center" o:hrstd="t" o:hr="t" fillcolor="#a0a0a0" stroked="f"/>
         </w:pict>
       </w:r>
+    </w:p>
+    <w:p>
+      <w:pPr>
+        <w:jc w:val="both"/>
+        <w:rPr>
+          <w:rFonts w:ascii="Arial" w:hAnsi="Arial" w:cs="Arial"/>
+          <w:b/>
+          <w:bCs/>
+        </w:rPr>
+      </w:pPr>
+    </w:p>
+    <w:p>
+      <w:pPr>
+        <w:jc w:val="both"/>
+        <w:rPr>
+          <w:rFonts w:ascii="Arial" w:hAnsi="Arial" w:cs="Arial"/>
+          <w:b/>
+          <w:bCs/>
+        </w:rPr>
+      </w:pPr>
+      <w:r>
+        <w:rPr>
+          <w:rFonts w:ascii="Arial" w:hAnsi="Arial" w:cs="Arial"/>
+          <w:b/>
+          <w:bCs/>
+        </w:rPr>
+        <w:t>1. Create Role</w:t>
+      </w:r>
+    </w:p>
+    <w:p>
+      <w:pPr>
+        <w:jc w:val="both"/>
+        <w:rPr>
+          <w:rFonts w:ascii="Arial" w:hAnsi="Arial" w:cs="Arial"/>
+          <w:b/>
+          <w:bCs/>
+        </w:rPr>
+      </w:pPr>
+      <w:r>
+        <w:rPr>
+          <w:rFonts w:ascii="Arial" w:hAnsi="Arial" w:cs="Arial"/>
+          <w:b/>
+          <w:bCs/>
+        </w:rPr>
+        <w:t>Use Case Name: Create Role</w:t>
+      </w:r>
+      <w:r>
+        <w:rPr>
+          <w:rFonts w:ascii="Arial" w:hAnsi="Arial" w:cs="Arial"/>
+          <w:b/>
+          <w:bCs/>
+        </w:rPr>
+        <w:br/>
+        <w:t>Actors: Admin</w:t>
+      </w:r>
+    </w:p>
+    <w:p>
+      <w:pPr>
+        <w:jc w:val="both"/>
+        <w:rPr>
+          <w:rFonts w:ascii="Arial" w:hAnsi="Arial" w:cs="Arial"/>
+          <w:b/>
+          <w:bCs/>
+        </w:rPr>
+      </w:pPr>
+      <w:r>
+        <w:rPr>
+          <w:rFonts w:ascii="Arial" w:hAnsi="Arial" w:cs="Arial"/>
+          <w:b/>
+          <w:bCs/>
+        </w:rPr>
+        <w:t>Description:</w:t>
+      </w:r>
+      <w:r>
+        <w:rPr>
+          <w:rFonts w:ascii="Arial" w:hAnsi="Arial" w:cs="Arial"/>
+          <w:b/>
+          <w:bCs/>
+        </w:rPr>
+        <w:br/>
+        <w:t>The admin creates a new role to define specific permissions and access levels for system users. This ensures that different users have appropriate access and responsibilities within the system.</w:t>
+      </w:r>
+    </w:p>
+    <w:p>
+      <w:pPr>
+        <w:jc w:val="both"/>
+        <w:rPr>
+          <w:rFonts w:ascii="Arial" w:hAnsi="Arial" w:cs="Arial"/>
+          <w:b/>
+          <w:bCs/>
+        </w:rPr>
+      </w:pPr>
+      <w:r>
+        <w:rPr>
+          <w:rFonts w:ascii="Arial" w:hAnsi="Arial" w:cs="Arial"/>
+          <w:b/>
+          <w:bCs/>
+        </w:rPr>
+        <w:t>Typical Course of Events:</w:t>
+      </w:r>
+    </w:p>
+    <w:tbl>
+      <w:tblPr>
+        <w:tblW w:w="0" w:type="auto"/>
+        <w:tblCellSpacing w:w="15" w:type="dxa"/>
+        <w:tblCellMar>
+          <w:top w:w="15" w:type="dxa"/>
+          <w:left w:w="15" w:type="dxa"/>
+          <w:bottom w:w="15" w:type="dxa"/>
+          <w:right w:w="15" w:type="dxa"/>
+        </w:tblCellMar>
+        <w:tblLook w:val="04A0" w:firstRow="1" w:lastRow="0" w:firstColumn="1" w:lastColumn="0" w:noHBand="0" w:noVBand="1"/>
+      </w:tblPr>
+      <w:tblGrid>
+        <w:gridCol w:w="4554"/>
+        <w:gridCol w:w="4806"/>
+      </w:tblGrid>
+      <w:tr>
+        <w:trPr>
+          <w:tblHeader/>
+          <w:tblCellSpacing w:w="15" w:type="dxa"/>
+        </w:trPr>
+        <w:tc>
+          <w:tcPr>
+            <w:tcW w:w="0" w:type="auto"/>
+            <w:vAlign w:val="center"/>
+            <w:hideMark/>
+          </w:tcPr>
+          <w:p>
+            <w:pPr>
+              <w:jc w:val="both"/>
+              <w:rPr>
+                <w:rFonts w:ascii="Arial" w:hAnsi="Arial" w:cs="Arial"/>
+                <w:b/>
+                <w:bCs/>
+              </w:rPr>
+            </w:pPr>
+            <w:r>
+              <w:rPr>
+                <w:rFonts w:ascii="Arial" w:hAnsi="Arial" w:cs="Arial"/>
+                <w:b/>
+                <w:bCs/>
+              </w:rPr>
+              <w:lastRenderedPageBreak/>
+              <w:t>Actor Action</w:t>
+            </w:r>
+          </w:p>
+        </w:tc>
+        <w:tc>
+          <w:tcPr>
+            <w:tcW w:w="0" w:type="auto"/>
+            <w:vAlign w:val="center"/>
+            <w:hideMark/>
+          </w:tcPr>
+          <w:p>
+            <w:pPr>
+              <w:jc w:val="both"/>
+              <w:rPr>
+                <w:rFonts w:ascii="Arial" w:hAnsi="Arial" w:cs="Arial"/>
+                <w:b/>
+                <w:bCs/>
+              </w:rPr>
+            </w:pPr>
+            <w:r>
+              <w:rPr>
+                <w:rFonts w:ascii="Arial" w:hAnsi="Arial" w:cs="Arial"/>
+                <w:b/>
+                <w:bCs/>
+              </w:rPr>
+              <w:t>System Response</w:t>
+            </w:r>
+          </w:p>
+        </w:tc>
+      </w:tr>
+      <w:tr>
+        <w:trPr>
+          <w:tblCellSpacing w:w="15" w:type="dxa"/>
+        </w:trPr>
+        <w:tc>
+          <w:tcPr>
+            <w:tcW w:w="0" w:type="auto"/>
+            <w:vAlign w:val="center"/>
+            <w:hideMark/>
+          </w:tcPr>
+          <w:p>
+            <w:pPr>
+              <w:jc w:val="both"/>
+              <w:rPr>
+                <w:rFonts w:ascii="Arial" w:hAnsi="Arial" w:cs="Arial"/>
+                <w:b/>
+                <w:bCs/>
+              </w:rPr>
+            </w:pPr>
+            <w:r>
+              <w:rPr>
+                <w:rFonts w:ascii="Arial" w:hAnsi="Arial" w:cs="Arial"/>
+                <w:b/>
+                <w:bCs/>
+              </w:rPr>
+              <w:t>1. Admin navigates to the "Role Management" panel.</w:t>
+            </w:r>
+          </w:p>
+        </w:tc>
+        <w:tc>
+          <w:tcPr>
+            <w:tcW w:w="0" w:type="auto"/>
+            <w:vAlign w:val="center"/>
+            <w:hideMark/>
+          </w:tcPr>
+          <w:p>
+            <w:pPr>
+              <w:jc w:val="both"/>
+              <w:rPr>
+                <w:rFonts w:ascii="Arial" w:hAnsi="Arial" w:cs="Arial"/>
+                <w:b/>
+                <w:bCs/>
+              </w:rPr>
+            </w:pPr>
+            <w:r>
+              <w:rPr>
+                <w:rFonts w:ascii="Arial" w:hAnsi="Arial" w:cs="Arial"/>
+                <w:b/>
+                <w:bCs/>
+              </w:rPr>
+              <w:t>2. System displays the "Create Role" form.</w:t>
+            </w:r>
+          </w:p>
+        </w:tc>
+      </w:tr>
+      <w:tr>
+        <w:trPr>
+          <w:tblCellSpacing w:w="15" w:type="dxa"/>
+        </w:trPr>
+        <w:tc>
+          <w:tcPr>
+            <w:tcW w:w="0" w:type="auto"/>
+            <w:vAlign w:val="center"/>
+            <w:hideMark/>
+          </w:tcPr>
+          <w:p>
+            <w:pPr>
+              <w:jc w:val="both"/>
+              <w:rPr>
+                <w:rFonts w:ascii="Arial" w:hAnsi="Arial" w:cs="Arial"/>
+                <w:b/>
+                <w:bCs/>
+              </w:rPr>
+            </w:pPr>
+            <w:r>
+              <w:rPr>
+                <w:rFonts w:ascii="Arial" w:hAnsi="Arial" w:cs="Arial"/>
+                <w:b/>
+                <w:bCs/>
+              </w:rPr>
+              <w:t>3. Admin enters the role name, description, and selects permissions.</w:t>
+            </w:r>
+          </w:p>
+        </w:tc>
+        <w:tc>
+          <w:tcPr>
+            <w:tcW w:w="0" w:type="auto"/>
+            <w:vAlign w:val="center"/>
+            <w:hideMark/>
+          </w:tcPr>
+          <w:p>
+            <w:pPr>
+              <w:jc w:val="both"/>
+              <w:rPr>
+                <w:rFonts w:ascii="Arial" w:hAnsi="Arial" w:cs="Arial"/>
+                <w:b/>
+                <w:bCs/>
+              </w:rPr>
+            </w:pPr>
+            <w:r>
+              <w:rPr>
+                <w:rFonts w:ascii="Arial" w:hAnsi="Arial" w:cs="Arial"/>
+                <w:b/>
+                <w:bCs/>
+              </w:rPr>
+              <w:t>4. System validates the entered data.</w:t>
+            </w:r>
+          </w:p>
+        </w:tc>
+      </w:tr>
+      <w:tr>
+        <w:trPr>
+          <w:tblCellSpacing w:w="15" w:type="dxa"/>
+        </w:trPr>
+        <w:tc>
+          <w:tcPr>
+            <w:tcW w:w="0" w:type="auto"/>
+            <w:vAlign w:val="center"/>
+            <w:hideMark/>
+          </w:tcPr>
+          <w:p>
+            <w:pPr>
+              <w:jc w:val="both"/>
+              <w:rPr>
+                <w:rFonts w:ascii="Arial" w:hAnsi="Arial" w:cs="Arial"/>
+                <w:b/>
+                <w:bCs/>
+              </w:rPr>
+            </w:pPr>
+            <w:r>
+              <w:rPr>
+                <w:rFonts w:ascii="Arial" w:hAnsi="Arial" w:cs="Arial"/>
+                <w:b/>
+                <w:bCs/>
+              </w:rPr>
+              <w:t>5. Admin submits the form.</w:t>
+            </w:r>
+          </w:p>
+        </w:tc>
+        <w:tc>
+          <w:tcPr>
+            <w:tcW w:w="0" w:type="auto"/>
+            <w:vAlign w:val="center"/>
+            <w:hideMark/>
+          </w:tcPr>
+          <w:p>
+            <w:pPr>
+              <w:jc w:val="both"/>
+              <w:rPr>
+                <w:rFonts w:ascii="Arial" w:hAnsi="Arial" w:cs="Arial"/>
+                <w:b/>
+                <w:bCs/>
+              </w:rPr>
+            </w:pPr>
+            <w:r>
+              <w:rPr>
+                <w:rFonts w:ascii="Arial" w:hAnsi="Arial" w:cs="Arial"/>
+                <w:b/>
+                <w:bCs/>
+              </w:rPr>
+              <w:t>6. System saves the role to the database.</w:t>
+            </w:r>
+          </w:p>
+        </w:tc>
+      </w:tr>
+      <w:tr>
+        <w:trPr>
+          <w:tblCellSpacing w:w="15" w:type="dxa"/>
+        </w:trPr>
+        <w:tc>
+          <w:tcPr>
+            <w:tcW w:w="0" w:type="auto"/>
+            <w:vAlign w:val="center"/>
+            <w:hideMark/>
+          </w:tcPr>
+          <w:p>
+            <w:pPr>
+              <w:jc w:val="both"/>
+              <w:rPr>
+                <w:rFonts w:ascii="Arial" w:hAnsi="Arial" w:cs="Arial"/>
+                <w:b/>
+                <w:bCs/>
+              </w:rPr>
+            </w:pPr>
+          </w:p>
+        </w:tc>
+        <w:tc>
+          <w:tcPr>
+            <w:tcW w:w="0" w:type="auto"/>
+            <w:vAlign w:val="center"/>
+            <w:hideMark/>
+          </w:tcPr>
+          <w:p>
+            <w:pPr>
+              <w:jc w:val="both"/>
+              <w:rPr>
+                <w:rFonts w:ascii="Arial" w:hAnsi="Arial" w:cs="Arial"/>
+                <w:b/>
+                <w:bCs/>
+              </w:rPr>
+            </w:pPr>
+            <w:r>
+              <w:rPr>
+                <w:rFonts w:ascii="Arial" w:hAnsi="Arial" w:cs="Arial"/>
+                <w:b/>
+                <w:bCs/>
+              </w:rPr>
+              <w:t>7. System displays a confirmation message: "Role created successfully."</w:t>
+            </w:r>
+          </w:p>
+        </w:tc>
+      </w:tr>
+      <w:tr>
+        <w:trPr>
+          <w:tblCellSpacing w:w="15" w:type="dxa"/>
+        </w:trPr>
+        <w:tc>
+          <w:tcPr>
+            <w:tcW w:w="0" w:type="auto"/>
+            <w:vAlign w:val="center"/>
+            <w:hideMark/>
+          </w:tcPr>
+          <w:p>
+            <w:pPr>
+              <w:jc w:val="both"/>
+              <w:rPr>
+                <w:rFonts w:ascii="Arial" w:hAnsi="Arial" w:cs="Arial"/>
+                <w:b/>
+                <w:bCs/>
+              </w:rPr>
+            </w:pPr>
+            <w:r>
+              <w:rPr>
+                <w:rFonts w:ascii="Arial" w:hAnsi="Arial" w:cs="Arial"/>
+                <w:b/>
+                <w:bCs/>
+              </w:rPr>
+              <w:t>8. Admin can proceed to assign the role to users.</w:t>
+            </w:r>
+          </w:p>
+        </w:tc>
+        <w:tc>
+          <w:tcPr>
+            <w:tcW w:w="0" w:type="auto"/>
+            <w:vAlign w:val="center"/>
+            <w:hideMark/>
+          </w:tcPr>
+          <w:p>
+            <w:pPr>
+              <w:jc w:val="both"/>
+              <w:rPr>
+                <w:rFonts w:ascii="Arial" w:hAnsi="Arial" w:cs="Arial"/>
+                <w:b/>
+                <w:bCs/>
+              </w:rPr>
+            </w:pPr>
+          </w:p>
+        </w:tc>
+      </w:tr>
+    </w:tbl>
+    <w:p>
+      <w:pPr>
+        <w:jc w:val="both"/>
+        <w:rPr>
+          <w:rFonts w:ascii="Arial" w:hAnsi="Arial" w:cs="Arial"/>
+          <w:b/>
+          <w:bCs/>
+        </w:rPr>
+      </w:pPr>
+    </w:p>
+    <w:p>
+      <w:pPr>
+        <w:jc w:val="both"/>
+        <w:rPr>
+          <w:rFonts w:ascii="Arial" w:hAnsi="Arial" w:cs="Arial"/>
+          <w:b/>
+          <w:bCs/>
+        </w:rPr>
+      </w:pPr>
+    </w:p>
+    <w:p>
+      <w:pPr>
+        <w:jc w:val="both"/>
+        <w:rPr>
+          <w:rFonts w:ascii="Arial" w:hAnsi="Arial" w:cs="Arial"/>
+          <w:b/>
+          <w:bCs/>
+        </w:rPr>
+      </w:pPr>
+    </w:p>
+    <w:p>
+      <w:pPr>
+        <w:jc w:val="both"/>
+        <w:rPr>
+          <w:rFonts w:ascii="Arial" w:hAnsi="Arial" w:cs="Arial"/>
+          <w:b/>
+          <w:bCs/>
+        </w:rPr>
+      </w:pPr>
+    </w:p>
+    <w:p>
+      <w:pPr>
+        <w:jc w:val="both"/>
+        <w:rPr>
+          <w:rFonts w:ascii="Arial" w:hAnsi="Arial" w:cs="Arial"/>
+          <w:b/>
+          <w:bCs/>
+        </w:rPr>
+      </w:pPr>
+    </w:p>
+    <w:p>
+      <w:pPr>
+        <w:jc w:val="both"/>
+        <w:rPr>
+          <w:rFonts w:ascii="Arial" w:hAnsi="Arial" w:cs="Arial"/>
+          <w:b/>
+          <w:bCs/>
+        </w:rPr>
+      </w:pPr>
     </w:p>
     <w:p>
       <w:pPr>
@@ -6842,6 +8216,7 @@
                 <w:b/>
                 <w:bCs/>
               </w:rPr>
+              <w:lastRenderedPageBreak/>
               <w:t>Actor Action</w:t>
             </w:r>
           </w:p>
@@ -7237,7 +8612,6 @@
           <w:b/>
           <w:bCs/>
         </w:rPr>
-        <w:lastRenderedPageBreak/>
         <w:t>Use Case Name:</w:t>
       </w:r>
       <w:r>
@@ -7744,6 +9118,7 @@
           <w:b/>
           <w:bCs/>
         </w:rPr>
+        <w:lastRenderedPageBreak/>
         <w:t>Description:</w:t>
       </w:r>
       <w:r>
@@ -8214,7 +9589,6 @@
           <w:b/>
           <w:bCs/>
         </w:rPr>
-        <w:lastRenderedPageBreak/>
         <w:t>Description:</w:t>
       </w:r>
       <w:r>
@@ -8733,6 +10107,7 @@
                 <w:b/>
                 <w:bCs/>
               </w:rPr>
+              <w:lastRenderedPageBreak/>
               <w:t>Actor Action</w:t>
             </w:r>
           </w:p>
@@ -9144,7 +10519,6 @@
           <w:b/>
           <w:bCs/>
         </w:rPr>
-        <w:lastRenderedPageBreak/>
         <w:t>Typical Course of Events:</w:t>
       </w:r>
     </w:p>
@@ -9646,6 +11020,7 @@
                 <w:b/>
                 <w:bCs/>
               </w:rPr>
+              <w:lastRenderedPageBreak/>
               <w:t>Actor Action</w:t>
             </w:r>
           </w:p>
@@ -10088,7 +11463,6 @@
           <w:b/>
           <w:bCs/>
         </w:rPr>
-        <w:lastRenderedPageBreak/>
         <w:t>Alternative Courses:</w:t>
       </w:r>
     </w:p>
@@ -10688,7 +12062,6 @@
           <w:rFonts w:ascii="Arial" w:hAnsi="Arial" w:cs="Arial"/>
           <w:lang w:val="en-GB"/>
         </w:rPr>
-        <w:lastRenderedPageBreak/>
         <w:t>11.</w:t>
       </w:r>
       <w:r>
@@ -15153,7 +16526,6 @@
   <w:style w:type="character" w:default="1" w:styleId="DefaultParagraphFont">
     <w:name w:val="Default Paragraph Font"/>
     <w:uiPriority w:val="1"/>
-    <w:semiHidden/>
     <w:unhideWhenUsed/>
   </w:style>
   <w:style w:type="table" w:default="1" w:styleId="TableNormal">
